--- a/05-数字电路/02-时序逻辑电路/数据寄存器电路/数据寄存器电路.docx
+++ b/05-数字电路/02-时序逻辑电路/数据寄存器电路/数据寄存器电路.docx
@@ -2294,6 +2294,20 @@
     </w:p>
     <w:bookmarkEnd w:id="26"/>
     <w:bookmarkEnd w:id="27"/>
+    <w:p>
+      <w:pPr>
+        <w:spacing w:before="360"/>
+        <w:jc w:val="center"/>
+      </w:pPr>
+      <w:r>
+        <w:rPr>
+          <w:rFonts w:ascii="Times New Roman" w:hAnsi="Times New Roman"/>
+          <w:color w:val="555555"/>
+          <w:sz w:val="21"/>
+        </w:rPr>
+        <w:t>材料收集者：杜文杰</w:t>
+      </w:r>
+    </w:p>
     <w:sectPr>
       <w:headerReference r:id="rId9" w:type="default"/>
       <w:footerReference r:id="rId10" w:type="default"/>

--- a/05-数字电路/02-时序逻辑电路/数据寄存器电路/数据寄存器电路.docx
+++ b/05-数字电路/02-时序逻辑电路/数据寄存器电路/数据寄存器电路.docx
@@ -1,6 +1,6 @@
 
 <file path=word/document.xml><?xml version="1.0" encoding="utf-8"?>
-<w:document xmlns:w="http://schemas.openxmlformats.org/wordprocessingml/2006/main" xmlns:m="http://schemas.openxmlformats.org/officeDocument/2006/math" xmlns:r="http://schemas.openxmlformats.org/officeDocument/2006/relationships" xmlns:o="urn:schemas-microsoft-com:office:office" xmlns:v="urn:schemas-microsoft-com:vml" xmlns:w10="urn:schemas-microsoft-com:office:word" xmlns:a="http://schemas.openxmlformats.org/drawingml/2006/main" xmlns:pic="http://schemas.openxmlformats.org/drawingml/2006/picture" xmlns:wp="http://schemas.openxmlformats.org/drawingml/2006/wordprocessingDrawing">
+<w:document xmlns:m="http://schemas.openxmlformats.org/officeDocument/2006/math" xmlns:r="http://schemas.openxmlformats.org/officeDocument/2006/relationships" xmlns:w="http://schemas.openxmlformats.org/wordprocessingml/2006/main" xmlns:o="urn:schemas-microsoft-com:office:office" xmlns:v="urn:schemas-microsoft-com:vml" xmlns:w10="urn:schemas-microsoft-com:office:word" xmlns:a="http://schemas.openxmlformats.org/drawingml/2006/main" xmlns:pic="http://schemas.openxmlformats.org/drawingml/2006/picture" xmlns:wp="http://schemas.openxmlformats.org/drawingml/2006/wordprocessingDrawing">
   <w:body>
     <w:bookmarkStart w:id="27" w:name="数据寄存器电路"/>
     <w:p>
@@ -9,7 +9,7 @@
       </w:pPr>
       <w:r>
         <w:rPr>
-          <w:rFonts w:hint="eastAsia"/>
+          <w:rFonts w:hint="eastAsia" w:eastAsia="黑体"/>
         </w:rPr>
         <w:t xml:space="preserve">数据寄存器电路</w:t>
       </w:r>
@@ -21,7 +21,7 @@
       </w:pPr>
       <w:r>
         <w:rPr>
-          <w:rFonts w:hint="eastAsia"/>
+          <w:rFonts w:hint="eastAsia" w:eastAsia="黑体"/>
         </w:rPr>
         <w:t xml:space="preserve">拓扑描述</w:t>
       </w:r>
@@ -32,11 +32,14 @@
       </w:pPr>
       <w:r>
         <w:rPr>
-          <w:rFonts w:hint="eastAsia"/>
+          <w:rFonts w:hint="eastAsia" w:eastAsia="黑体"/>
         </w:rPr>
         <w:t xml:space="preserve">由</w:t>
       </w:r>
       <w:r>
+        <w:rPr>
+          <w:rFonts w:eastAsia="黑体"/>
+        </w:rPr>
         <w:t xml:space="preserve"> </w:t>
       </w:r>
       <m:oMath>
@@ -46,6 +49,7 @@
       </m:oMath>
       <w:r>
         <w:rPr>
+          <w:rFonts w:eastAsia="黑体"/>
           <w:b/>
           <w:bCs/>
         </w:rPr>
@@ -53,7 +57,7 @@
       </w:r>
       <w:r>
         <w:rPr>
-          <w:rFonts w:hint="eastAsia"/>
+          <w:rFonts w:hint="eastAsia" w:eastAsia="黑体"/>
           <w:b/>
           <w:bCs/>
         </w:rPr>
@@ -61,6 +65,7 @@
       </w:r>
       <w:r>
         <w:rPr>
+          <w:rFonts w:eastAsia="黑体"/>
           <w:b/>
           <w:bCs/>
         </w:rPr>
@@ -68,7 +73,7 @@
       </w:r>
       <w:r>
         <w:rPr>
-          <w:rFonts w:hint="eastAsia"/>
+          <w:rFonts w:hint="eastAsia" w:eastAsia="黑体"/>
           <w:b/>
           <w:bCs/>
         </w:rPr>
@@ -76,6 +81,7 @@
       </w:r>
       <w:r>
         <w:rPr>
+          <w:rFonts w:eastAsia="黑体"/>
           <w:b/>
           <w:bCs/>
         </w:rPr>
@@ -162,26 +168,32 @@
         </m:sSub>
       </m:oMath>
       <w:r>
+        <w:rPr>
+          <w:rFonts w:eastAsia="黑体"/>
+        </w:rPr>
         <w:t xml:space="preserve"> </w:t>
       </w:r>
       <w:r>
         <w:rPr>
-          <w:rFonts w:hint="eastAsia"/>
+          <w:rFonts w:hint="eastAsia" w:eastAsia="黑体"/>
         </w:rPr>
         <w:t xml:space="preserve">组成，每个触发器存放一位数据，共用一个时钟与可选的使能端/清零端。电路共</w:t>
       </w:r>
       <w:r>
+        <w:rPr>
+          <w:rFonts w:eastAsia="黑体"/>
+        </w:rPr>
         <w:t xml:space="preserve"> 5 </w:t>
       </w:r>
       <w:r>
         <w:rPr>
-          <w:rFonts w:hint="eastAsia"/>
+          <w:rFonts w:hint="eastAsia" w:eastAsia="黑体"/>
         </w:rPr>
         <w:t xml:space="preserve">组关键节点：</w:t>
       </w:r>
       <w:r>
         <w:rPr>
-          <w:rFonts w:hint="eastAsia"/>
+          <w:rFonts w:hint="eastAsia" w:eastAsia="黑体"/>
           <w:b/>
           <w:bCs/>
         </w:rPr>
@@ -189,6 +201,7 @@
       </w:r>
       <w:r>
         <w:rPr>
+          <w:rFonts w:eastAsia="黑体"/>
           <w:b/>
           <w:bCs/>
         </w:rPr>
@@ -196,7 +209,7 @@
       </w:r>
       <w:r>
         <w:rPr>
-          <w:rFonts w:hint="eastAsia"/>
+          <w:rFonts w:hint="eastAsia" w:eastAsia="黑体"/>
           <w:b/>
           <w:bCs/>
         </w:rPr>
@@ -204,6 +217,7 @@
       </w:r>
       <w:r>
         <w:rPr>
+          <w:rFonts w:eastAsia="黑体"/>
           <w:b/>
           <w:bCs/>
         </w:rPr>
@@ -282,11 +296,14 @@
       </m:oMath>
       <w:r>
         <w:rPr>
-          <w:rFonts w:hint="eastAsia"/>
+          <w:rFonts w:hint="eastAsia" w:eastAsia="黑体"/>
         </w:rPr>
         <w:t xml:space="preserve">（接各</w:t>
       </w:r>
       <w:r>
+        <w:rPr>
+          <w:rFonts w:eastAsia="黑体"/>
+        </w:rPr>
         <w:t xml:space="preserve"> </w:t>
       </w:r>
       <m:oMath>
@@ -307,15 +324,21 @@
         </m:sSub>
       </m:oMath>
       <w:r>
+        <w:rPr>
+          <w:rFonts w:eastAsia="黑体"/>
+        </w:rPr>
         <w:t xml:space="preserve"> </w:t>
       </w:r>
       <w:r>
         <w:rPr>
-          <w:rFonts w:hint="eastAsia"/>
+          <w:rFonts w:hint="eastAsia" w:eastAsia="黑体"/>
         </w:rPr>
         <w:t xml:space="preserve">数据脚</w:t>
       </w:r>
       <w:r>
+        <w:rPr>
+          <w:rFonts w:eastAsia="黑体"/>
+        </w:rPr>
         <w:t xml:space="preserve"> </w:t>
       </w:r>
       <m:oMath>
@@ -325,13 +348,13 @@
       </m:oMath>
       <w:r>
         <w:rPr>
-          <w:rFonts w:hint="eastAsia"/>
+          <w:rFonts w:hint="eastAsia" w:eastAsia="黑体"/>
         </w:rPr>
         <w:t xml:space="preserve">）；</w:t>
       </w:r>
       <w:r>
         <w:rPr>
-          <w:rFonts w:hint="eastAsia"/>
+          <w:rFonts w:hint="eastAsia" w:eastAsia="黑体"/>
           <w:b/>
           <w:bCs/>
         </w:rPr>
@@ -339,6 +362,7 @@
       </w:r>
       <w:r>
         <w:rPr>
+          <w:rFonts w:eastAsia="黑体"/>
           <w:b/>
           <w:bCs/>
         </w:rPr>
@@ -346,7 +370,7 @@
       </w:r>
       <w:r>
         <w:rPr>
-          <w:rFonts w:hint="eastAsia"/>
+          <w:rFonts w:hint="eastAsia" w:eastAsia="黑体"/>
           <w:b/>
           <w:bCs/>
         </w:rPr>
@@ -354,6 +378,7 @@
       </w:r>
       <w:r>
         <w:rPr>
+          <w:rFonts w:eastAsia="黑体"/>
           <w:b/>
           <w:bCs/>
         </w:rPr>
@@ -372,13 +397,13 @@
       </m:oMath>
       <w:r>
         <w:rPr>
-          <w:rFonts w:hint="eastAsia"/>
+          <w:rFonts w:hint="eastAsia" w:eastAsia="黑体"/>
         </w:rPr>
         <w:t xml:space="preserve">（接全部触发器时钟脚）；</w:t>
       </w:r>
       <w:r>
         <w:rPr>
-          <w:rFonts w:hint="eastAsia"/>
+          <w:rFonts w:hint="eastAsia" w:eastAsia="黑体"/>
           <w:b/>
           <w:bCs/>
         </w:rPr>
@@ -386,6 +411,7 @@
       </w:r>
       <w:r>
         <w:rPr>
+          <w:rFonts w:eastAsia="黑体"/>
           <w:b/>
           <w:bCs/>
         </w:rPr>
@@ -393,7 +419,7 @@
       </w:r>
       <w:r>
         <w:rPr>
-          <w:rFonts w:hint="eastAsia"/>
+          <w:rFonts w:hint="eastAsia" w:eastAsia="黑体"/>
           <w:b/>
           <w:bCs/>
         </w:rPr>
@@ -401,6 +427,7 @@
       </w:r>
       <w:r>
         <w:rPr>
+          <w:rFonts w:eastAsia="黑体"/>
           <w:b/>
           <w:bCs/>
         </w:rPr>
@@ -479,11 +506,14 @@
       </m:oMath>
       <w:r>
         <w:rPr>
-          <w:rFonts w:hint="eastAsia"/>
+          <w:rFonts w:hint="eastAsia" w:eastAsia="黑体"/>
         </w:rPr>
         <w:t xml:space="preserve">（各</w:t>
       </w:r>
       <w:r>
+        <w:rPr>
+          <w:rFonts w:eastAsia="黑体"/>
+        </w:rPr>
         <w:t xml:space="preserve"> </w:t>
       </w:r>
       <m:oMath>
@@ -504,15 +534,21 @@
         </m:sSub>
       </m:oMath>
       <w:r>
+        <w:rPr>
+          <w:rFonts w:eastAsia="黑体"/>
+        </w:rPr>
         <w:t xml:space="preserve"> </w:t>
       </w:r>
       <w:r>
         <w:rPr>
-          <w:rFonts w:hint="eastAsia"/>
+          <w:rFonts w:hint="eastAsia" w:eastAsia="黑体"/>
         </w:rPr>
         <w:t xml:space="preserve">的输出，即</w:t>
       </w:r>
       <w:r>
+        <w:rPr>
+          <w:rFonts w:eastAsia="黑体"/>
+        </w:rPr>
         <w:t xml:space="preserve"> </w:t>
       </w:r>
       <m:oMath>
@@ -521,17 +557,20 @@
         </m:r>
       </m:oMath>
       <w:r>
+        <w:rPr>
+          <w:rFonts w:eastAsia="黑体"/>
+        </w:rPr>
         <w:t xml:space="preserve"> </w:t>
       </w:r>
       <w:r>
         <w:rPr>
-          <w:rFonts w:hint="eastAsia"/>
+          <w:rFonts w:hint="eastAsia" w:eastAsia="黑体"/>
         </w:rPr>
         <w:t xml:space="preserve">位寄存数据）；</w:t>
       </w:r>
       <w:r>
         <w:rPr>
-          <w:rFonts w:hint="eastAsia"/>
+          <w:rFonts w:hint="eastAsia" w:eastAsia="黑体"/>
           <w:b/>
           <w:bCs/>
         </w:rPr>
@@ -539,6 +578,7 @@
       </w:r>
       <w:r>
         <w:rPr>
+          <w:rFonts w:eastAsia="黑体"/>
           <w:b/>
           <w:bCs/>
         </w:rPr>
@@ -546,7 +586,7 @@
       </w:r>
       <w:r>
         <w:rPr>
-          <w:rFonts w:hint="eastAsia"/>
+          <w:rFonts w:hint="eastAsia" w:eastAsia="黑体"/>
           <w:b/>
           <w:bCs/>
         </w:rPr>
@@ -554,6 +594,7 @@
       </w:r>
       <w:r>
         <w:rPr>
+          <w:rFonts w:eastAsia="黑体"/>
           <w:b/>
           <w:bCs/>
         </w:rPr>
@@ -569,13 +610,13 @@
       </m:oMath>
       <w:r>
         <w:rPr>
-          <w:rFonts w:hint="eastAsia"/>
+          <w:rFonts w:hint="eastAsia" w:eastAsia="黑体"/>
         </w:rPr>
         <w:t xml:space="preserve">（接各触发器使能脚，可选）；</w:t>
       </w:r>
       <w:r>
         <w:rPr>
-          <w:rFonts w:hint="eastAsia"/>
+          <w:rFonts w:hint="eastAsia" w:eastAsia="黑体"/>
           <w:b/>
           <w:bCs/>
         </w:rPr>
@@ -583,6 +624,7 @@
       </w:r>
       <w:r>
         <w:rPr>
+          <w:rFonts w:eastAsia="黑体"/>
           <w:b/>
           <w:bCs/>
         </w:rPr>
@@ -590,7 +632,7 @@
       </w:r>
       <w:r>
         <w:rPr>
-          <w:rFonts w:hint="eastAsia"/>
+          <w:rFonts w:hint="eastAsia" w:eastAsia="黑体"/>
           <w:b/>
           <w:bCs/>
         </w:rPr>
@@ -598,6 +640,7 @@
       </w:r>
       <w:r>
         <w:rPr>
+          <w:rFonts w:eastAsia="黑体"/>
           <w:b/>
           <w:bCs/>
         </w:rPr>
@@ -616,7 +659,7 @@
       </m:oMath>
       <w:r>
         <w:rPr>
-          <w:rFonts w:hint="eastAsia"/>
+          <w:rFonts w:hint="eastAsia" w:eastAsia="黑体"/>
         </w:rPr>
         <w:t xml:space="preserve">（接各触发器清零脚，可选）。</w:t>
       </w:r>
@@ -625,7 +668,7 @@
       <w:pPr/>
       <w:r>
         <w:rPr>
-          <w:rFonts w:hint="eastAsia"/>
+          <w:rFonts w:hint="eastAsia" w:eastAsia="黑体"/>
         </w:rPr>
         <w:t xml:space="preserve">各单元管脚连接：</w:t>
       </w:r>
@@ -647,15 +690,21 @@
         </m:sSub>
       </m:oMath>
       <w:r>
+        <w:rPr>
+          <w:rFonts w:eastAsia="黑体"/>
+        </w:rPr>
         <w:t xml:space="preserve"> </w:t>
       </w:r>
       <w:r>
         <w:rPr>
-          <w:rFonts w:hint="eastAsia"/>
+          <w:rFonts w:hint="eastAsia" w:eastAsia="黑体"/>
         </w:rPr>
         <w:t xml:space="preserve">的数据脚</w:t>
       </w:r>
       <w:r>
+        <w:rPr>
+          <w:rFonts w:eastAsia="黑体"/>
+        </w:rPr>
         <w:t xml:space="preserve"> </w:t>
       </w:r>
       <m:oMath>
@@ -664,15 +713,21 @@
         </m:r>
       </m:oMath>
       <w:r>
+        <w:rPr>
+          <w:rFonts w:eastAsia="黑体"/>
+        </w:rPr>
         <w:t xml:space="preserve"> </w:t>
       </w:r>
       <w:r>
         <w:rPr>
-          <w:rFonts w:hint="eastAsia"/>
+          <w:rFonts w:hint="eastAsia" w:eastAsia="黑体"/>
         </w:rPr>
         <w:t xml:space="preserve">接输入节点</w:t>
       </w:r>
       <w:r>
+        <w:rPr>
+          <w:rFonts w:eastAsia="黑体"/>
+        </w:rPr>
         <w:t xml:space="preserve"> </w:t>
       </w:r>
       <m:oMath>
@@ -691,11 +746,14 @@
       </m:oMath>
       <w:r>
         <w:rPr>
-          <w:rFonts w:hint="eastAsia"/>
+          <w:rFonts w:hint="eastAsia" w:eastAsia="黑体"/>
         </w:rPr>
         <w:t xml:space="preserve">，时钟脚</w:t>
       </w:r>
       <w:r>
+        <w:rPr>
+          <w:rFonts w:eastAsia="黑体"/>
+        </w:rPr>
         <w:t xml:space="preserve"> </w:t>
       </w:r>
       <m:oMath>
@@ -710,15 +768,21 @@
         </m:r>
       </m:oMath>
       <w:r>
+        <w:rPr>
+          <w:rFonts w:eastAsia="黑体"/>
+        </w:rPr>
         <w:t xml:space="preserve"> </w:t>
       </w:r>
       <w:r>
         <w:rPr>
-          <w:rFonts w:hint="eastAsia"/>
+          <w:rFonts w:hint="eastAsia" w:eastAsia="黑体"/>
         </w:rPr>
         <w:t xml:space="preserve">接时钟节点，输出脚</w:t>
       </w:r>
       <w:r>
+        <w:rPr>
+          <w:rFonts w:eastAsia="黑体"/>
+        </w:rPr>
         <w:t xml:space="preserve"> </w:t>
       </w:r>
       <m:oMath>
@@ -727,15 +791,21 @@
         </m:r>
       </m:oMath>
       <w:r>
+        <w:rPr>
+          <w:rFonts w:eastAsia="黑体"/>
+        </w:rPr>
         <w:t xml:space="preserve"> </w:t>
       </w:r>
       <w:r>
         <w:rPr>
-          <w:rFonts w:hint="eastAsia"/>
+          <w:rFonts w:hint="eastAsia" w:eastAsia="黑体"/>
         </w:rPr>
         <w:t xml:space="preserve">接输出节点</w:t>
       </w:r>
       <w:r>
+        <w:rPr>
+          <w:rFonts w:eastAsia="黑体"/>
+        </w:rPr>
         <w:t xml:space="preserve"> </w:t>
       </w:r>
       <m:oMath>
@@ -754,11 +824,14 @@
       </m:oMath>
       <w:r>
         <w:rPr>
-          <w:rFonts w:hint="eastAsia"/>
+          <w:rFonts w:hint="eastAsia" w:eastAsia="黑体"/>
         </w:rPr>
         <w:t xml:space="preserve">，使能脚</w:t>
       </w:r>
       <w:r>
+        <w:rPr>
+          <w:rFonts w:eastAsia="黑体"/>
+        </w:rPr>
         <w:t xml:space="preserve"> </w:t>
       </w:r>
       <m:oMath>
@@ -770,15 +843,21 @@
         </m:r>
       </m:oMath>
       <w:r>
+        <w:rPr>
+          <w:rFonts w:eastAsia="黑体"/>
+        </w:rPr>
         <w:t xml:space="preserve"> </w:t>
       </w:r>
       <w:r>
         <w:rPr>
-          <w:rFonts w:hint="eastAsia"/>
+          <w:rFonts w:hint="eastAsia" w:eastAsia="黑体"/>
         </w:rPr>
         <w:t xml:space="preserve">接使能节点、清零脚</w:t>
       </w:r>
       <w:r>
+        <w:rPr>
+          <w:rFonts w:eastAsia="黑体"/>
+        </w:rPr>
         <w:t xml:space="preserve"> </w:t>
       </w:r>
       <m:oMath>
@@ -787,15 +866,21 @@
         </m:r>
       </m:oMath>
       <w:r>
+        <w:rPr>
+          <w:rFonts w:eastAsia="黑体"/>
+        </w:rPr>
         <w:t xml:space="preserve"> </w:t>
       </w:r>
       <w:r>
         <w:rPr>
-          <w:rFonts w:hint="eastAsia"/>
+          <w:rFonts w:hint="eastAsia" w:eastAsia="黑体"/>
         </w:rPr>
         <w:t xml:space="preserve">接清零节点</w:t>
       </w:r>
       <w:r>
+        <w:rPr>
+          <w:rFonts w:eastAsia="黑体"/>
+        </w:rPr>
         <w:t xml:space="preserve"> </w:t>
       </w:r>
       <m:oMath>
@@ -811,11 +896,14 @@
       </m:oMath>
       <w:r>
         <w:rPr>
-          <w:rFonts w:hint="eastAsia"/>
+          <w:rFonts w:hint="eastAsia" w:eastAsia="黑体"/>
         </w:rPr>
         <w:t xml:space="preserve">，正电源脚</w:t>
       </w:r>
       <w:r>
+        <w:rPr>
+          <w:rFonts w:eastAsia="黑体"/>
+        </w:rPr>
         <w:t xml:space="preserve"> </w:t>
       </w:r>
       <m:oMath>
@@ -836,15 +924,21 @@
         </m:sSub>
       </m:oMath>
       <w:r>
+        <w:rPr>
+          <w:rFonts w:eastAsia="黑体"/>
+        </w:rPr>
         <w:t xml:space="preserve"> </w:t>
       </w:r>
       <w:r>
         <w:rPr>
-          <w:rFonts w:hint="eastAsia"/>
+          <w:rFonts w:hint="eastAsia" w:eastAsia="黑体"/>
         </w:rPr>
         <w:t xml:space="preserve">接</w:t>
       </w:r>
       <w:r>
+        <w:rPr>
+          <w:rFonts w:eastAsia="黑体"/>
+        </w:rPr>
         <w:t xml:space="preserve"> </w:t>
       </w:r>
       <m:oMath>
@@ -872,11 +966,14 @@
       </m:oMath>
       <w:r>
         <w:rPr>
-          <w:rFonts w:hint="eastAsia"/>
+          <w:rFonts w:hint="eastAsia" w:eastAsia="黑体"/>
         </w:rPr>
         <w:t xml:space="preserve">、地脚</w:t>
       </w:r>
       <w:r>
+        <w:rPr>
+          <w:rFonts w:eastAsia="黑体"/>
+        </w:rPr>
         <w:t xml:space="preserve"> </w:t>
       </w:r>
       <m:oMath>
@@ -891,15 +988,21 @@
         </m:r>
       </m:oMath>
       <w:r>
+        <w:rPr>
+          <w:rFonts w:eastAsia="黑体"/>
+        </w:rPr>
         <w:t xml:space="preserve"> </w:t>
       </w:r>
       <w:r>
         <w:rPr>
-          <w:rFonts w:hint="eastAsia"/>
+          <w:rFonts w:hint="eastAsia" w:eastAsia="黑体"/>
         </w:rPr>
         <w:t xml:space="preserve">接地。时钟有效边沿到来且使能有效时，所有触发器同时采样各自的</w:t>
       </w:r>
       <w:r>
+        <w:rPr>
+          <w:rFonts w:eastAsia="黑体"/>
+        </w:rPr>
         <w:t xml:space="preserve"> </w:t>
       </w:r>
       <m:oMath>
@@ -917,15 +1020,21 @@
         </m:sSub>
       </m:oMath>
       <w:r>
+        <w:rPr>
+          <w:rFonts w:eastAsia="黑体"/>
+        </w:rPr>
         <w:t xml:space="preserve"> </w:t>
       </w:r>
       <w:r>
         <w:rPr>
-          <w:rFonts w:hint="eastAsia"/>
+          <w:rFonts w:hint="eastAsia" w:eastAsia="黑体"/>
         </w:rPr>
         <w:t xml:space="preserve">并锁存到</w:t>
       </w:r>
       <w:r>
+        <w:rPr>
+          <w:rFonts w:eastAsia="黑体"/>
+        </w:rPr>
         <w:t xml:space="preserve"> </w:t>
       </w:r>
       <m:oMath>
@@ -944,7 +1053,7 @@
       </m:oMath>
       <w:r>
         <w:rPr>
-          <w:rFonts w:hint="eastAsia"/>
+          <w:rFonts w:hint="eastAsia" w:eastAsia="黑体"/>
         </w:rPr>
         <w:t xml:space="preserve">；使能无效或时钟不变时输出保持。</w:t>
       </w:r>
@@ -953,7 +1062,7 @@
       <w:pPr/>
       <w:r>
         <w:rPr>
-          <w:rFonts w:hint="eastAsia"/>
+          <w:rFonts w:hint="eastAsia" w:eastAsia="黑体"/>
         </w:rPr>
         <w:t xml:space="preserve">由此构成“</w:t>
       </w:r>
@@ -963,15 +1072,21 @@
         </m:r>
       </m:oMath>
       <w:r>
+        <w:rPr>
+          <w:rFonts w:eastAsia="黑体"/>
+        </w:rPr>
         <w:t xml:space="preserve"> </w:t>
       </w:r>
       <w:r>
         <w:rPr>
-          <w:rFonts w:hint="eastAsia"/>
+          <w:rFonts w:hint="eastAsia" w:eastAsia="黑体"/>
         </w:rPr>
         <w:t xml:space="preserve">位并行数据寄存器”组态，在时钟边沿一次性写入并保持</w:t>
       </w:r>
       <w:r>
+        <w:rPr>
+          <w:rFonts w:eastAsia="黑体"/>
+        </w:rPr>
         <w:t xml:space="preserve"> </w:t>
       </w:r>
       <m:oMath>
@@ -980,20 +1095,26 @@
         </m:r>
       </m:oMath>
       <w:r>
+        <w:rPr>
+          <w:rFonts w:eastAsia="黑体"/>
+        </w:rPr>
         <w:t xml:space="preserve"> </w:t>
       </w:r>
       <w:r>
         <w:rPr>
-          <w:rFonts w:hint="eastAsia"/>
+          <w:rFonts w:hint="eastAsia" w:eastAsia="黑体"/>
         </w:rPr>
         <w:t xml:space="preserve">位数据，是最基本的存储单元，可作</w:t>
       </w:r>
       <w:r>
+        <w:rPr>
+          <w:rFonts w:eastAsia="黑体"/>
+        </w:rPr>
         <w:t xml:space="preserve"> CPU </w:t>
       </w:r>
       <w:r>
         <w:rPr>
-          <w:rFonts w:hint="eastAsia"/>
+          <w:rFonts w:hint="eastAsia" w:eastAsia="黑体"/>
         </w:rPr>
         <w:t xml:space="preserve">内部寄存器与接口缓冲。</w:t>
       </w:r>
@@ -1006,7 +1127,7 @@
       </w:pPr>
       <w:r>
         <w:rPr>
-          <w:rFonts w:hint="eastAsia"/>
+          <w:rFonts w:hint="eastAsia" w:eastAsia="黑体"/>
         </w:rPr>
         <w:t xml:space="preserve">工作原理</w:t>
       </w:r>
@@ -1017,34 +1138,43 @@
       </w:pPr>
       <w:r>
         <w:rPr>
-          <w:rFonts w:hint="eastAsia"/>
+          <w:rFonts w:hint="eastAsia" w:eastAsia="黑体"/>
         </w:rPr>
         <w:t xml:space="preserve">时钟有效边沿到来时，所有</w:t>
       </w:r>
       <w:r>
+        <w:rPr>
+          <w:rFonts w:eastAsia="黑体"/>
+        </w:rPr>
         <w:t xml:space="preserve"> D </w:t>
       </w:r>
       <w:r>
         <w:rPr>
-          <w:rFonts w:hint="eastAsia"/>
+          <w:rFonts w:hint="eastAsia" w:eastAsia="黑体"/>
         </w:rPr>
         <w:t xml:space="preserve">触发器同时采样各自的输入数据并锁存到输出</w:t>
       </w:r>
       <w:r>
+        <w:rPr>
+          <w:rFonts w:eastAsia="黑体"/>
+        </w:rPr>
         <w:t xml:space="preserve"> </w:t>
       </w:r>
       <w:r>
         <w:rPr>
-          <w:rFonts w:hint="eastAsia"/>
+          <w:rFonts w:hint="eastAsia" w:eastAsia="黑体"/>
         </w:rPr>
         <w:t xml:space="preserve">Q；时钟不变化时输出保持原值，实现</w:t>
       </w:r>
       <w:r>
+        <w:rPr>
+          <w:rFonts w:eastAsia="黑体"/>
+        </w:rPr>
         <w:t xml:space="preserve"> n </w:t>
       </w:r>
       <w:r>
         <w:rPr>
-          <w:rFonts w:hint="eastAsia"/>
+          <w:rFonts w:hint="eastAsia" w:eastAsia="黑体"/>
         </w:rPr>
         <w:t xml:space="preserve">位数据的并行存储。加入使能端时仅在使能有效且时钟边沿来到才更新数据。</w:t>
       </w:r>
@@ -1057,7 +1187,7 @@
       </w:pPr>
       <w:r>
         <w:rPr>
-          <w:rFonts w:hint="eastAsia"/>
+          <w:rFonts w:hint="eastAsia" w:eastAsia="黑体"/>
         </w:rPr>
         <w:t xml:space="preserve">关键计算公式</w:t>
       </w:r>
@@ -1070,11 +1200,14 @@
         </w:numPr>
       </w:pPr>
       <w:r>
+        <w:rPr>
+          <w:rFonts w:eastAsia="黑体"/>
+        </w:rPr>
         <w:t xml:space="preserve">n </w:t>
       </w:r>
       <w:r>
         <w:rPr>
-          <w:rFonts w:hint="eastAsia"/>
+          <w:rFonts w:hint="eastAsia" w:eastAsia="黑体"/>
         </w:rPr>
         <w:t xml:space="preserve">位寄存器状态更新：</w:t>
       </w:r>
@@ -1202,16 +1335,19 @@
       </w:pPr>
       <w:r>
         <w:rPr>
-          <w:rFonts w:hint="eastAsia"/>
+          <w:rFonts w:hint="eastAsia" w:eastAsia="黑体"/>
         </w:rPr>
         <w:t xml:space="preserve">带使能</w:t>
       </w:r>
       <w:r>
+        <w:rPr>
+          <w:rFonts w:eastAsia="黑体"/>
+        </w:rPr>
         <w:t xml:space="preserve"> E </w:t>
       </w:r>
       <w:r>
         <w:rPr>
-          <w:rFonts w:hint="eastAsia"/>
+          <w:rFonts w:hint="eastAsia" w:eastAsia="黑体"/>
         </w:rPr>
         <w:t xml:space="preserve">的写入条件：</w:t>
       </w:r>
@@ -1327,7 +1463,7 @@
       </w:pPr>
       <w:r>
         <w:rPr>
-          <w:rFonts w:hint="eastAsia"/>
+          <w:rFonts w:hint="eastAsia" w:eastAsia="黑体"/>
         </w:rPr>
         <w:t xml:space="preserve">存储容量：</w:t>
       </w:r>
@@ -1401,7 +1537,7 @@
             </w:pPr>
             <w:r>
               <w:rPr>
-                <w:rFonts w:hint="eastAsia"/>
+                <w:rFonts w:hint="eastAsia" w:eastAsia="黑体"/>
               </w:rPr>
               <w:t xml:space="preserve">符号</w:t>
             </w:r>
@@ -1415,7 +1551,7 @@
             </w:pPr>
             <w:r>
               <w:rPr>
-                <w:rFonts w:hint="eastAsia"/>
+                <w:rFonts w:hint="eastAsia" w:eastAsia="黑体"/>
               </w:rPr>
               <w:t xml:space="preserve">含义</w:t>
             </w:r>
@@ -1429,7 +1565,7 @@
             </w:pPr>
             <w:r>
               <w:rPr>
-                <w:rFonts w:hint="eastAsia"/>
+                <w:rFonts w:hint="eastAsia" w:eastAsia="黑体"/>
               </w:rPr>
               <w:t xml:space="preserve">单位</w:t>
             </w:r>
@@ -1458,6 +1594,9 @@
               </m:sSub>
             </m:oMath>
             <w:r>
+              <w:rPr>
+                <w:rFonts w:eastAsia="黑体"/>
+              </w:rPr>
               <w:t xml:space="preserve">​</w:t>
             </w:r>
           </w:p>
@@ -1470,16 +1609,19 @@
             </w:pPr>
             <w:r>
               <w:rPr>
-                <w:rFonts w:hint="eastAsia"/>
+                <w:rFonts w:hint="eastAsia" w:eastAsia="黑体"/>
               </w:rPr>
               <w:t xml:space="preserve">第</w:t>
             </w:r>
             <w:r>
+              <w:rPr>
+                <w:rFonts w:eastAsia="黑体"/>
+              </w:rPr>
               <w:t xml:space="preserve"> i </w:t>
             </w:r>
             <w:r>
               <w:rPr>
-                <w:rFonts w:hint="eastAsia"/>
+                <w:rFonts w:hint="eastAsia" w:eastAsia="黑体"/>
               </w:rPr>
               <w:t xml:space="preserve">位数据输入</w:t>
             </w:r>
@@ -1492,6 +1634,9 @@
               <w:pStyle w:val="Compact"/>
             </w:pPr>
             <w:r>
+              <w:rPr>
+                <w:rFonts w:eastAsia="黑体"/>
+              </w:rPr>
               <w:t xml:space="preserve">—</w:t>
             </w:r>
           </w:p>
@@ -1519,6 +1664,9 @@
               </m:sSub>
             </m:oMath>
             <w:r>
+              <w:rPr>
+                <w:rFonts w:eastAsia="黑体"/>
+              </w:rPr>
               <w:t xml:space="preserve">​</w:t>
             </w:r>
           </w:p>
@@ -1531,16 +1679,19 @@
             </w:pPr>
             <w:r>
               <w:rPr>
-                <w:rFonts w:hint="eastAsia"/>
+                <w:rFonts w:hint="eastAsia" w:eastAsia="黑体"/>
               </w:rPr>
               <w:t xml:space="preserve">第</w:t>
             </w:r>
             <w:r>
+              <w:rPr>
+                <w:rFonts w:eastAsia="黑体"/>
+              </w:rPr>
               <w:t xml:space="preserve"> i </w:t>
             </w:r>
             <w:r>
               <w:rPr>
-                <w:rFonts w:hint="eastAsia"/>
+                <w:rFonts w:hint="eastAsia" w:eastAsia="黑体"/>
               </w:rPr>
               <w:t xml:space="preserve">位输出</w:t>
             </w:r>
@@ -1553,6 +1704,9 @@
               <w:pStyle w:val="Compact"/>
             </w:pPr>
             <w:r>
+              <w:rPr>
+                <w:rFonts w:eastAsia="黑体"/>
+              </w:rPr>
               <w:t xml:space="preserve">—</w:t>
             </w:r>
           </w:p>
@@ -1571,6 +1725,9 @@
               </m:r>
             </m:oMath>
             <w:r>
+              <w:rPr>
+                <w:rFonts w:eastAsia="黑体"/>
+              </w:rPr>
               <w:t xml:space="preserve">​</w:t>
             </w:r>
           </w:p>
@@ -1583,7 +1740,7 @@
             </w:pPr>
             <w:r>
               <w:rPr>
-                <w:rFonts w:hint="eastAsia"/>
+                <w:rFonts w:hint="eastAsia" w:eastAsia="黑体"/>
               </w:rPr>
               <w:t xml:space="preserve">使能信号</w:t>
             </w:r>
@@ -1596,6 +1753,9 @@
               <w:pStyle w:val="Compact"/>
             </w:pPr>
             <w:r>
+              <w:rPr>
+                <w:rFonts w:eastAsia="黑体"/>
+              </w:rPr>
               <w:t xml:space="preserve">—</w:t>
             </w:r>
           </w:p>
@@ -1614,6 +1774,9 @@
               </m:r>
             </m:oMath>
             <w:r>
+              <w:rPr>
+                <w:rFonts w:eastAsia="黑体"/>
+              </w:rPr>
               <w:t xml:space="preserve">​</w:t>
             </w:r>
           </w:p>
@@ -1626,7 +1789,7 @@
             </w:pPr>
             <w:r>
               <w:rPr>
-                <w:rFonts w:hint="eastAsia"/>
+                <w:rFonts w:hint="eastAsia" w:eastAsia="黑体"/>
               </w:rPr>
               <w:t xml:space="preserve">寄存器位数</w:t>
             </w:r>
@@ -1639,6 +1802,9 @@
               <w:pStyle w:val="Compact"/>
             </w:pPr>
             <w:r>
+              <w:rPr>
+                <w:rFonts w:eastAsia="黑体"/>
+              </w:rPr>
               <w:t xml:space="preserve">—</w:t>
             </w:r>
           </w:p>
@@ -1653,7 +1819,7 @@
       </w:pPr>
       <w:r>
         <w:rPr>
-          <w:rFonts w:hint="eastAsia"/>
+          <w:rFonts w:hint="eastAsia" w:eastAsia="黑体"/>
         </w:rPr>
         <w:t xml:space="preserve">元件调整影响</w:t>
       </w:r>
@@ -1668,7 +1834,7 @@
       </w:pPr>
       <w:r>
         <w:rPr>
-          <w:rFonts w:hint="eastAsia"/>
+          <w:rFonts w:hint="eastAsia" w:eastAsia="黑体"/>
           <w:b/>
           <w:bCs/>
         </w:rPr>
@@ -1676,6 +1842,7 @@
       </w:r>
       <w:r>
         <w:rPr>
+          <w:rFonts w:eastAsia="黑体"/>
           <w:b/>
           <w:bCs/>
         </w:rPr>
@@ -1683,21 +1850,27 @@
       </w:r>
       <w:r>
         <w:rPr>
-          <w:rFonts w:hint="eastAsia"/>
+          <w:rFonts w:hint="eastAsia" w:eastAsia="黑体"/>
           <w:b/>
           <w:bCs/>
         </w:rPr>
         <w:t xml:space="preserve">增大</w:t>
       </w:r>
       <w:r>
+        <w:rPr>
+          <w:rFonts w:eastAsia="黑体"/>
+        </w:rPr>
         <w:t xml:space="preserve"> </w:t>
       </w:r>
       <w:r>
+        <w:rPr>
+          <w:rFonts w:eastAsia="黑体"/>
+        </w:rPr>
         <w:t xml:space="preserve">→ </w:t>
       </w:r>
       <w:r>
         <w:rPr>
-          <w:rFonts w:hint="eastAsia"/>
+          <w:rFonts w:hint="eastAsia" w:eastAsia="黑体"/>
         </w:rPr>
         <w:t xml:space="preserve">存储能力增强，但封装引脚与面积增大。</w:t>
       </w:r>
@@ -1712,21 +1885,27 @@
       </w:pPr>
       <w:r>
         <w:rPr>
-          <w:rFonts w:hint="eastAsia"/>
+          <w:rFonts w:hint="eastAsia" w:eastAsia="黑体"/>
           <w:b/>
           <w:bCs/>
         </w:rPr>
         <w:t xml:space="preserve">去除使能端</w:t>
       </w:r>
       <w:r>
+        <w:rPr>
+          <w:rFonts w:eastAsia="黑体"/>
+        </w:rPr>
         <w:t xml:space="preserve"> </w:t>
       </w:r>
       <w:r>
+        <w:rPr>
+          <w:rFonts w:eastAsia="黑体"/>
+        </w:rPr>
         <w:t xml:space="preserve">→ </w:t>
       </w:r>
       <w:r>
         <w:rPr>
-          <w:rFonts w:hint="eastAsia"/>
+          <w:rFonts w:hint="eastAsia" w:eastAsia="黑体"/>
         </w:rPr>
         <w:t xml:space="preserve">每时钟无条件更新，无法实现“保持”控制。</w:t>
       </w:r>
@@ -1741,21 +1920,27 @@
       </w:pPr>
       <w:r>
         <w:rPr>
-          <w:rFonts w:hint="eastAsia"/>
+          <w:rFonts w:hint="eastAsia" w:eastAsia="黑体"/>
           <w:b/>
           <w:bCs/>
         </w:rPr>
         <w:t xml:space="preserve">加入三态输出</w:t>
       </w:r>
       <w:r>
+        <w:rPr>
+          <w:rFonts w:eastAsia="黑体"/>
+        </w:rPr>
         <w:t xml:space="preserve"> </w:t>
       </w:r>
       <w:r>
+        <w:rPr>
+          <w:rFonts w:eastAsia="黑体"/>
+        </w:rPr>
         <w:t xml:space="preserve">→ </w:t>
       </w:r>
       <w:r>
         <w:rPr>
-          <w:rFonts w:hint="eastAsia"/>
+          <w:rFonts w:hint="eastAsia" w:eastAsia="黑体"/>
         </w:rPr>
         <w:t xml:space="preserve">便于挂接总线，多寄存器分时共享数据线。</w:t>
       </w:r>
@@ -1770,21 +1955,27 @@
       </w:pPr>
       <w:r>
         <w:rPr>
-          <w:rFonts w:hint="eastAsia"/>
+          <w:rFonts w:hint="eastAsia" w:eastAsia="黑体"/>
           <w:b/>
           <w:bCs/>
         </w:rPr>
         <w:t xml:space="preserve">时钟频率升高</w:t>
       </w:r>
       <w:r>
+        <w:rPr>
+          <w:rFonts w:eastAsia="黑体"/>
+        </w:rPr>
         <w:t xml:space="preserve"> </w:t>
       </w:r>
       <w:r>
+        <w:rPr>
+          <w:rFonts w:eastAsia="黑体"/>
+        </w:rPr>
         <w:t xml:space="preserve">→ </w:t>
       </w:r>
       <w:r>
         <w:rPr>
-          <w:rFonts w:hint="eastAsia"/>
+          <w:rFonts w:hint="eastAsia" w:eastAsia="黑体"/>
         </w:rPr>
         <w:t xml:space="preserve">受触发器建立时间与传播延迟限制。</w:t>
       </w:r>
@@ -1797,7 +1988,7 @@
       </w:pPr>
       <w:r>
         <w:rPr>
-          <w:rFonts w:hint="eastAsia"/>
+          <w:rFonts w:hint="eastAsia" w:eastAsia="黑体"/>
         </w:rPr>
         <w:t xml:space="preserve">典型参数示例</w:t>
       </w:r>
@@ -1811,11 +2002,14 @@
         </w:numPr>
       </w:pPr>
       <w:r>
+        <w:rPr>
+          <w:rFonts w:eastAsia="黑体"/>
+        </w:rPr>
         <w:t xml:space="preserve">8 </w:t>
       </w:r>
       <w:r>
         <w:rPr>
-          <w:rFonts w:hint="eastAsia"/>
+          <w:rFonts w:hint="eastAsia" w:eastAsia="黑体"/>
         </w:rPr>
         <w:t xml:space="preserve">位寄存器：</w:t>
       </w:r>
@@ -1835,11 +2029,14 @@
       </m:oMath>
       <w:r>
         <w:rPr>
-          <w:rFonts w:hint="eastAsia"/>
+          <w:rFonts w:hint="eastAsia" w:eastAsia="黑体"/>
         </w:rPr>
         <w:t xml:space="preserve">，在时钟上升沿锁存</w:t>
       </w:r>
       <w:r>
+        <w:rPr>
+          <w:rFonts w:eastAsia="黑体"/>
+        </w:rPr>
         <w:t xml:space="preserve"> </w:t>
       </w:r>
       <m:oMath>
@@ -1876,11 +2073,14 @@
       </m:oMath>
       <w:r>
         <w:rPr>
-          <w:rFonts w:hint="eastAsia"/>
+          <w:rFonts w:hint="eastAsia" w:eastAsia="黑体"/>
         </w:rPr>
         <w:t xml:space="preserve">，输出</w:t>
       </w:r>
       <w:r>
+        <w:rPr>
+          <w:rFonts w:eastAsia="黑体"/>
+        </w:rPr>
         <w:t xml:space="preserve"> </w:t>
       </w:r>
       <m:oMath>
@@ -1916,11 +2116,14 @@
         </m:sSub>
       </m:oMath>
       <w:r>
+        <w:rPr>
+          <w:rFonts w:eastAsia="黑体"/>
+        </w:rPr>
         <w:t xml:space="preserve"> </w:t>
       </w:r>
       <w:r>
         <w:rPr>
-          <w:rFonts w:hint="eastAsia"/>
+          <w:rFonts w:hint="eastAsia" w:eastAsia="黑体"/>
         </w:rPr>
         <w:t xml:space="preserve">保持到下一时钟。</w:t>
       </w:r>
@@ -1935,7 +2138,7 @@
       </w:pPr>
       <w:r>
         <w:rPr>
-          <w:rFonts w:hint="eastAsia"/>
+          <w:rFonts w:hint="eastAsia" w:eastAsia="黑体"/>
         </w:rPr>
         <w:t xml:space="preserve">带使能例：</w:t>
       </w:r>
@@ -1954,20 +2157,26 @@
         </m:r>
       </m:oMath>
       <w:r>
+        <w:rPr>
+          <w:rFonts w:eastAsia="黑体"/>
+        </w:rPr>
         <w:t xml:space="preserve"> </w:t>
       </w:r>
       <w:r>
         <w:rPr>
-          <w:rFonts w:hint="eastAsia"/>
+          <w:rFonts w:hint="eastAsia" w:eastAsia="黑体"/>
         </w:rPr>
         <w:t xml:space="preserve">时即使</w:t>
       </w:r>
       <w:r>
+        <w:rPr>
+          <w:rFonts w:eastAsia="黑体"/>
+        </w:rPr>
         <w:t xml:space="preserve"> D </w:t>
       </w:r>
       <w:r>
         <w:rPr>
-          <w:rFonts w:hint="eastAsia"/>
+          <w:rFonts w:hint="eastAsia" w:eastAsia="黑体"/>
         </w:rPr>
         <w:t xml:space="preserve">变化，</w:t>
       </w:r>
@@ -2059,7 +2268,7 @@
       </m:oMath>
       <w:r>
         <w:rPr>
-          <w:rFonts w:hint="eastAsia"/>
+          <w:rFonts w:hint="eastAsia" w:eastAsia="黑体"/>
         </w:rPr>
         <w:t xml:space="preserve">，保持原值。</w:t>
       </w:r>
@@ -2072,7 +2281,7 @@
       </w:pPr>
       <w:r>
         <w:rPr>
-          <w:rFonts w:hint="eastAsia"/>
+          <w:rFonts w:hint="eastAsia" w:eastAsia="黑体"/>
         </w:rPr>
         <w:t xml:space="preserve">常见器件型号</w:t>
       </w:r>
@@ -2087,25 +2296,31 @@
       </w:pPr>
       <w:r>
         <w:rPr>
-          <w:rFonts w:hint="eastAsia"/>
+          <w:rFonts w:hint="eastAsia" w:eastAsia="黑体"/>
         </w:rPr>
         <w:t xml:space="preserve">74HC574：8</w:t>
       </w:r>
       <w:r>
+        <w:rPr>
+          <w:rFonts w:eastAsia="黑体"/>
+        </w:rPr>
         <w:t xml:space="preserve"> </w:t>
       </w:r>
       <w:r>
         <w:rPr>
-          <w:rFonts w:hint="eastAsia"/>
+          <w:rFonts w:hint="eastAsia" w:eastAsia="黑体"/>
         </w:rPr>
         <w:t xml:space="preserve">位</w:t>
       </w:r>
       <w:r>
+        <w:rPr>
+          <w:rFonts w:eastAsia="黑体"/>
+        </w:rPr>
         <w:t xml:space="preserve"> D </w:t>
       </w:r>
       <w:r>
         <w:rPr>
-          <w:rFonts w:hint="eastAsia"/>
+          <w:rFonts w:hint="eastAsia" w:eastAsia="黑体"/>
         </w:rPr>
         <w:t xml:space="preserve">型寄存器（三态输出、上升沿）。</w:t>
       </w:r>
@@ -2120,25 +2335,31 @@
       </w:pPr>
       <w:r>
         <w:rPr>
-          <w:rFonts w:hint="eastAsia"/>
+          <w:rFonts w:hint="eastAsia" w:eastAsia="黑体"/>
         </w:rPr>
         <w:t xml:space="preserve">74HC273：8</w:t>
       </w:r>
       <w:r>
+        <w:rPr>
+          <w:rFonts w:eastAsia="黑体"/>
+        </w:rPr>
         <w:t xml:space="preserve"> </w:t>
       </w:r>
       <w:r>
         <w:rPr>
-          <w:rFonts w:hint="eastAsia"/>
+          <w:rFonts w:hint="eastAsia" w:eastAsia="黑体"/>
         </w:rPr>
         <w:t xml:space="preserve">位</w:t>
       </w:r>
       <w:r>
+        <w:rPr>
+          <w:rFonts w:eastAsia="黑体"/>
+        </w:rPr>
         <w:t xml:space="preserve"> D </w:t>
       </w:r>
       <w:r>
         <w:rPr>
-          <w:rFonts w:hint="eastAsia"/>
+          <w:rFonts w:hint="eastAsia" w:eastAsia="黑体"/>
         </w:rPr>
         <w:t xml:space="preserve">型寄存器（带清零）。</w:t>
       </w:r>
@@ -2153,25 +2374,31 @@
       </w:pPr>
       <w:r>
         <w:rPr>
-          <w:rFonts w:hint="eastAsia"/>
+          <w:rFonts w:hint="eastAsia" w:eastAsia="黑体"/>
         </w:rPr>
         <w:t xml:space="preserve">74HC373：8</w:t>
       </w:r>
       <w:r>
+        <w:rPr>
+          <w:rFonts w:eastAsia="黑体"/>
+        </w:rPr>
         <w:t xml:space="preserve"> </w:t>
       </w:r>
       <w:r>
         <w:rPr>
-          <w:rFonts w:hint="eastAsia"/>
+          <w:rFonts w:hint="eastAsia" w:eastAsia="黑体"/>
         </w:rPr>
         <w:t xml:space="preserve">位</w:t>
       </w:r>
       <w:r>
+        <w:rPr>
+          <w:rFonts w:eastAsia="黑体"/>
+        </w:rPr>
         <w:t xml:space="preserve"> D </w:t>
       </w:r>
       <w:r>
         <w:rPr>
-          <w:rFonts w:hint="eastAsia"/>
+          <w:rFonts w:hint="eastAsia" w:eastAsia="黑体"/>
         </w:rPr>
         <w:t xml:space="preserve">型透明锁存器（三态输出）。</w:t>
       </w:r>
@@ -2184,7 +2411,7 @@
       </w:pPr>
       <w:r>
         <w:rPr>
-          <w:rFonts w:hint="eastAsia"/>
+          <w:rFonts w:hint="eastAsia" w:eastAsia="黑体"/>
         </w:rPr>
         <w:t xml:space="preserve">注意事项</w:t>
       </w:r>
@@ -2199,7 +2426,7 @@
       </w:pPr>
       <w:r>
         <w:rPr>
-          <w:rFonts w:hint="eastAsia"/>
+          <w:rFonts w:hint="eastAsia" w:eastAsia="黑体"/>
         </w:rPr>
         <w:t xml:space="preserve">区分边沿触发的寄存器与电平透明的锁存器，噪声敏感场合优先边沿触发。</w:t>
       </w:r>
@@ -2214,7 +2441,7 @@
       </w:pPr>
       <w:r>
         <w:rPr>
-          <w:rFonts w:hint="eastAsia"/>
+          <w:rFonts w:hint="eastAsia" w:eastAsia="黑体"/>
         </w:rPr>
         <w:t xml:space="preserve">三态输出寄存器多个并联到总线上时，同一时刻只能一个输出使能。</w:t>
       </w:r>
@@ -2229,7 +2456,7 @@
       </w:pPr>
       <w:r>
         <w:rPr>
-          <w:rFonts w:hint="eastAsia"/>
+          <w:rFonts w:hint="eastAsia" w:eastAsia="黑体"/>
         </w:rPr>
         <w:t xml:space="preserve">满足建立/保持时间，避免亚稳态。</w:t>
       </w:r>
@@ -2242,7 +2469,7 @@
       </w:pPr>
       <w:r>
         <w:rPr>
-          <w:rFonts w:hint="eastAsia"/>
+          <w:rFonts w:hint="eastAsia" w:eastAsia="黑体"/>
         </w:rPr>
         <w:t xml:space="preserve">参考资料</w:t>
       </w:r>
@@ -2257,7 +2484,7 @@
       </w:pPr>
       <w:r>
         <w:rPr>
-          <w:rFonts w:hint="eastAsia"/>
+          <w:rFonts w:hint="eastAsia" w:eastAsia="黑体"/>
         </w:rPr>
         <w:t xml:space="preserve">《数字电子技术基础》（阎石）。</w:t>
       </w:r>
@@ -2271,6 +2498,9 @@
         </w:numPr>
       </w:pPr>
       <w:r>
+        <w:rPr>
+          <w:rFonts w:eastAsia="黑体"/>
+        </w:rPr>
         <w:t xml:space="preserve">Wikipedia: Register (digital electronics)。</w:t>
       </w:r>
     </w:p>
@@ -2283,11 +2513,14 @@
         </w:numPr>
       </w:pPr>
       <w:r>
+        <w:rPr>
+          <w:rFonts w:eastAsia="黑体"/>
+        </w:rPr>
         <w:t xml:space="preserve">TI 74HC574 </w:t>
       </w:r>
       <w:r>
         <w:rPr>
-          <w:rFonts w:hint="eastAsia"/>
+          <w:rFonts w:hint="eastAsia" w:eastAsia="黑体"/>
         </w:rPr>
         <w:t xml:space="preserve">数据手册。</w:t>
       </w:r>
@@ -2301,11 +2534,11 @@
       </w:pPr>
       <w:r>
         <w:rPr>
-          <w:rFonts w:ascii="Times New Roman" w:hAnsi="Times New Roman"/>
+          <w:rFonts w:ascii="Times New Roman" w:hAnsi="Times New Roman" w:eastAsia="黑体"/>
           <w:color w:val="555555"/>
           <w:sz w:val="21"/>
         </w:rPr>
-        <w:t>材料收集者：杜文杰</w:t>
+        <w:t>材料收集者：杜文杰，WX手机：19519196569，QQ:3478827729</w:t>
       </w:r>
     </w:p>
     <w:sectPr>
@@ -2325,7 +2558,7 @@
 </file>
 
 <file path=word/footer1.xml><?xml version="1.0" encoding="utf-8"?>
-<w:ftr xmlns:m="http://schemas.openxmlformats.org/officeDocument/2006/math" xmlns:mc="http://schemas.openxmlformats.org/markup-compatibility/2006" xmlns:mo="http://schemas.microsoft.com/office/mac/office/2008/main" xmlns:mv="urn:schemas-microsoft-com:mac:vml" xmlns:o="urn:schemas-microsoft-com:office:office" xmlns:r="http://schemas.openxmlformats.org/officeDocument/2006/relationships" xmlns:v="urn:schemas-microsoft-com:vml" xmlns:w10="urn:schemas-microsoft-com:office:word" xmlns:w14="http://schemas.microsoft.com/office/word/2010/wordml" xmlns:w="http://schemas.openxmlformats.org/wordprocessingml/2006/main" xmlns:wne="http://schemas.microsoft.com/office/word/2006/wordml" xmlns:wp14="http://schemas.microsoft.com/office/word/2010/wordprocessingDrawing" xmlns:wp="http://schemas.openxmlformats.org/drawingml/2006/wordprocessingDrawing" xmlns:wpc="http://schemas.microsoft.com/office/word/2010/wordprocessingCanvas" xmlns:wpg="http://schemas.microsoft.com/office/word/2010/wordprocessingGroup" xmlns:wpi="http://schemas.microsoft.com/office/word/2010/wordprocessingInk" xmlns:wps="http://schemas.microsoft.com/office/word/2010/wordprocessingShape" mc:Ignorable="w14 wp14">
+<w:ftr xmlns:mc="http://schemas.openxmlformats.org/markup-compatibility/2006" xmlns:w="http://schemas.openxmlformats.org/wordprocessingml/2006/main" xmlns:m="http://schemas.openxmlformats.org/officeDocument/2006/math" xmlns:mo="http://schemas.microsoft.com/office/mac/office/2008/main" xmlns:mv="urn:schemas-microsoft-com:mac:vml" xmlns:o="urn:schemas-microsoft-com:office:office" xmlns:r="http://schemas.openxmlformats.org/officeDocument/2006/relationships" xmlns:v="urn:schemas-microsoft-com:vml" xmlns:w10="urn:schemas-microsoft-com:office:word" xmlns:w14="http://schemas.microsoft.com/office/word/2010/wordml" xmlns:wne="http://schemas.microsoft.com/office/word/2006/wordml" xmlns:wp14="http://schemas.microsoft.com/office/word/2010/wordprocessingDrawing" xmlns:wp="http://schemas.openxmlformats.org/drawingml/2006/wordprocessingDrawing" xmlns:wpc="http://schemas.microsoft.com/office/word/2010/wordprocessingCanvas" xmlns:wpg="http://schemas.microsoft.com/office/word/2010/wordprocessingGroup" xmlns:wpi="http://schemas.microsoft.com/office/word/2010/wordprocessingInk" xmlns:wps="http://schemas.microsoft.com/office/word/2010/wordprocessingShape" mc:Ignorable="w14 wp14">
   <w:p>
     <w:pPr>
       <w:pStyle w:val="Footer"/>
@@ -2333,12 +2566,14 @@
     </w:pPr>
     <w:r>
       <w:rPr>
+        <w:rFonts w:eastAsia="黑体"/>
         <w:sz w:val="18"/>
       </w:rPr>
       <w:t xml:space="preserve">第 </w:t>
     </w:r>
     <w:r>
       <w:rPr>
+        <w:rFonts w:eastAsia="黑体"/>
         <w:sz w:val="18"/>
       </w:rPr>
       <w:fldChar w:fldCharType="begin"/>
@@ -2347,6 +2582,7 @@
     </w:r>
     <w:r>
       <w:rPr>
+        <w:rFonts w:eastAsia="黑体"/>
         <w:sz w:val="18"/>
       </w:rPr>
       <w:t xml:space="preserve"> 页</w:t>
@@ -2360,6 +2596,9 @@
   <w:footnote w:type="continuationSeparator" w:id="0">
     <w:p>
       <w:r>
+        <w:rPr>
+          <w:rFonts w:eastAsia="黑体"/>
+        </w:rPr>
         <w:continuationSeparator/>
       </w:r>
     </w:p>
@@ -2367,6 +2606,9 @@
   <w:footnote w:type="separator" w:id="-1">
     <w:p>
       <w:r>
+        <w:rPr>
+          <w:rFonts w:eastAsia="黑体"/>
+        </w:rPr>
         <w:separator/>
       </w:r>
     </w:p>
@@ -2375,7 +2617,7 @@
 </file>
 
 <file path=word/header1.xml><?xml version="1.0" encoding="utf-8"?>
-<w:hdr xmlns:m="http://schemas.openxmlformats.org/officeDocument/2006/math" xmlns:mc="http://schemas.openxmlformats.org/markup-compatibility/2006" xmlns:mo="http://schemas.microsoft.com/office/mac/office/2008/main" xmlns:mv="urn:schemas-microsoft-com:mac:vml" xmlns:o="urn:schemas-microsoft-com:office:office" xmlns:r="http://schemas.openxmlformats.org/officeDocument/2006/relationships" xmlns:v="urn:schemas-microsoft-com:vml" xmlns:w10="urn:schemas-microsoft-com:office:word" xmlns:w14="http://schemas.microsoft.com/office/word/2010/wordml" xmlns:w="http://schemas.openxmlformats.org/wordprocessingml/2006/main" xmlns:wne="http://schemas.microsoft.com/office/word/2006/wordml" xmlns:wp14="http://schemas.microsoft.com/office/word/2010/wordprocessingDrawing" xmlns:wp="http://schemas.openxmlformats.org/drawingml/2006/wordprocessingDrawing" xmlns:wpc="http://schemas.microsoft.com/office/word/2010/wordprocessingCanvas" xmlns:wpg="http://schemas.microsoft.com/office/word/2010/wordprocessingGroup" xmlns:wpi="http://schemas.microsoft.com/office/word/2010/wordprocessingInk" xmlns:wps="http://schemas.microsoft.com/office/word/2010/wordprocessingShape" mc:Ignorable="w14 wp14">
+<w:hdr xmlns:mc="http://schemas.openxmlformats.org/markup-compatibility/2006" xmlns:w="http://schemas.openxmlformats.org/wordprocessingml/2006/main" xmlns:m="http://schemas.openxmlformats.org/officeDocument/2006/math" xmlns:mo="http://schemas.microsoft.com/office/mac/office/2008/main" xmlns:mv="urn:schemas-microsoft-com:mac:vml" xmlns:o="urn:schemas-microsoft-com:office:office" xmlns:r="http://schemas.openxmlformats.org/officeDocument/2006/relationships" xmlns:v="urn:schemas-microsoft-com:vml" xmlns:w10="urn:schemas-microsoft-com:office:word" xmlns:w14="http://schemas.microsoft.com/office/word/2010/wordml" xmlns:wne="http://schemas.microsoft.com/office/word/2006/wordml" xmlns:wp14="http://schemas.microsoft.com/office/word/2010/wordprocessingDrawing" xmlns:wp="http://schemas.openxmlformats.org/drawingml/2006/wordprocessingDrawing" xmlns:wpc="http://schemas.microsoft.com/office/word/2010/wordprocessingCanvas" xmlns:wpg="http://schemas.microsoft.com/office/word/2010/wordprocessingGroup" xmlns:wpi="http://schemas.microsoft.com/office/word/2010/wordprocessingInk" xmlns:wps="http://schemas.microsoft.com/office/word/2010/wordprocessingShape" mc:Ignorable="w14 wp14">
   <w:p>
     <w:pPr>
       <w:pStyle w:val="Header"/>
@@ -2383,7 +2625,7 @@
     </w:pPr>
     <w:r>
       <w:rPr>
-        <w:rFonts w:ascii="Times New Roman" w:hAnsi="Times New Roman"/>
+        <w:rFonts w:ascii="Times New Roman" w:hAnsi="Times New Roman" w:eastAsia="黑体"/>
         <w:sz w:val="18"/>
         <w:rFonts w:eastAsia="黑体"/>
         <w:rFonts w:eastAsia="黑体"/>
@@ -2395,7 +2637,7 @@
 </file>
 
 <file path=word/numbering.xml><?xml version="1.0" encoding="utf-8"?>
-<w:numbering xmlns:m="http://schemas.openxmlformats.org/officeDocument/2006/math" xmlns:mc="http://schemas.openxmlformats.org/markup-compatibility/2006" xmlns:mo="http://schemas.microsoft.com/office/mac/office/2008/main" xmlns:mv="urn:schemas-microsoft-com:mac:vml" xmlns:o="urn:schemas-microsoft-com:office:office" xmlns:r="http://schemas.openxmlformats.org/officeDocument/2006/relationships" xmlns:v="urn:schemas-microsoft-com:vml" xmlns:w="http://schemas.openxmlformats.org/wordprocessingml/2006/main" xmlns:w10="urn:schemas-microsoft-com:office:word" xmlns:w14="http://schemas.microsoft.com/office/word/2010/wordml" xmlns:wne="http://schemas.microsoft.com/office/word/2006/wordml" xmlns:wp="http://schemas.openxmlformats.org/drawingml/2006/wordprocessingDrawing" xmlns:wp14="http://schemas.microsoft.com/office/word/2010/wordprocessingDrawing" xmlns:wpc="http://schemas.microsoft.com/office/word/2010/wordprocessingCanvas" xmlns:wpg="http://schemas.microsoft.com/office/word/2010/wordprocessingGroup" xmlns:wpi="http://schemas.microsoft.com/office/word/2010/wordprocessingInk" xmlns:wps="http://schemas.microsoft.com/office/word/2010/wordprocessingShape" mc:Ignorable="w14 wp14">
+<w:numbering xmlns:mc="http://schemas.openxmlformats.org/markup-compatibility/2006" xmlns:w="http://schemas.openxmlformats.org/wordprocessingml/2006/main" xmlns:m="http://schemas.openxmlformats.org/officeDocument/2006/math" xmlns:mo="http://schemas.microsoft.com/office/mac/office/2008/main" xmlns:mv="urn:schemas-microsoft-com:mac:vml" xmlns:o="urn:schemas-microsoft-com:office:office" xmlns:r="http://schemas.openxmlformats.org/officeDocument/2006/relationships" xmlns:v="urn:schemas-microsoft-com:vml" xmlns:w10="urn:schemas-microsoft-com:office:word" xmlns:w14="http://schemas.microsoft.com/office/word/2010/wordml" xmlns:wne="http://schemas.microsoft.com/office/word/2006/wordml" xmlns:wp="http://schemas.openxmlformats.org/drawingml/2006/wordprocessingDrawing" xmlns:wp14="http://schemas.microsoft.com/office/word/2010/wordprocessingDrawing" xmlns:wpc="http://schemas.microsoft.com/office/word/2010/wordprocessingCanvas" xmlns:wpg="http://schemas.microsoft.com/office/word/2010/wordprocessingGroup" xmlns:wpi="http://schemas.microsoft.com/office/word/2010/wordprocessingInk" xmlns:wps="http://schemas.microsoft.com/office/word/2010/wordprocessingShape" mc:Ignorable="w14 wp14">
   <w:abstractNum w:abstractNumId="0">
     <w:nsid w:val="FFFFFF7C"/>
     <w:multiLevelType w:val="singleLevel"/>
@@ -2482,7 +2724,7 @@
         <w:ind w:hanging="360" w:left="1440"/>
       </w:pPr>
       <w:rPr>
-        <w:rFonts w:ascii="Symbol" w:hAnsi="Symbol" w:hint="default"/>
+        <w:rFonts w:ascii="Symbol" w:hAnsi="Symbol" w:hint="default" w:eastAsia="黑体"/>
       </w:rPr>
     </w:lvl>
   </w:abstractNum>
@@ -2503,7 +2745,7 @@
         <w:ind w:hanging="360" w:left="1080"/>
       </w:pPr>
       <w:rPr>
-        <w:rFonts w:ascii="Symbol" w:hAnsi="Symbol" w:hint="default"/>
+        <w:rFonts w:ascii="Symbol" w:hAnsi="Symbol" w:hint="default" w:eastAsia="黑体"/>
       </w:rPr>
     </w:lvl>
   </w:abstractNum>
@@ -2524,7 +2766,7 @@
         <w:ind w:hanging="360" w:left="720"/>
       </w:pPr>
       <w:rPr>
-        <w:rFonts w:ascii="Symbol" w:hAnsi="Symbol" w:hint="default"/>
+        <w:rFonts w:ascii="Symbol" w:hAnsi="Symbol" w:hint="default" w:eastAsia="黑体"/>
       </w:rPr>
     </w:lvl>
   </w:abstractNum>
@@ -2563,7 +2805,7 @@
         <w:ind w:hanging="360" w:left="360"/>
       </w:pPr>
       <w:rPr>
-        <w:rFonts w:ascii="Symbol" w:hAnsi="Symbol" w:hint="default"/>
+        <w:rFonts w:ascii="Symbol" w:hAnsi="Symbol" w:hint="default" w:eastAsia="黑体"/>
       </w:rPr>
     </w:lvl>
   </w:abstractNum>
@@ -2654,7 +2896,7 @@
         <w:ind w:left="720" w:hanging="360"/>
       </w:pPr>
       <w:rPr>
-        <w:rFonts w:ascii="Symbol" w:hAnsi="Symbol" w:cs="Symbol" w:hint="default"/>
+        <w:rFonts w:ascii="Symbol" w:hAnsi="Symbol" w:cs="Symbol" w:hint="default" w:eastAsia="黑体"/>
       </w:rPr>
     </w:lvl>
     <w:lvl w:ilvl="1">
@@ -2665,7 +2907,7 @@
         <w:ind w:left="1440" w:hanging="360"/>
       </w:pPr>
       <w:rPr>
-        <w:rFonts w:ascii="Courier New" w:hAnsi="Courier New" w:cs="Courier New" w:hint="default"/>
+        <w:rFonts w:ascii="Courier New" w:hAnsi="Courier New" w:cs="Courier New" w:hint="default" w:eastAsia="黑体"/>
       </w:rPr>
     </w:lvl>
     <w:lvl w:ilvl="2">
@@ -2676,7 +2918,7 @@
         <w:ind w:left="2160" w:hanging="360"/>
       </w:pPr>
       <w:rPr>
-        <w:rFonts w:ascii="Wingdings" w:hAnsi="Wingdings" w:cs="Wingdings" w:hint="default"/>
+        <w:rFonts w:ascii="Wingdings" w:hAnsi="Wingdings" w:cs="Wingdings" w:hint="default" w:eastAsia="黑体"/>
       </w:rPr>
     </w:lvl>
     <w:lvl w:ilvl="3">
@@ -2687,7 +2929,7 @@
         <w:ind w:left="2880" w:hanging="360"/>
       </w:pPr>
       <w:rPr>
-        <w:rFonts w:ascii="Symbol" w:hAnsi="Symbol" w:cs="Symbol" w:hint="default"/>
+        <w:rFonts w:ascii="Symbol" w:hAnsi="Symbol" w:cs="Symbol" w:hint="default" w:eastAsia="黑体"/>
       </w:rPr>
     </w:lvl>
     <w:lvl w:ilvl="4">
@@ -2698,7 +2940,7 @@
         <w:ind w:left="3600" w:hanging="360"/>
       </w:pPr>
       <w:rPr>
-        <w:rFonts w:ascii="Courier New" w:hAnsi="Courier New" w:cs="Courier New" w:hint="default"/>
+        <w:rFonts w:ascii="Courier New" w:hAnsi="Courier New" w:cs="Courier New" w:hint="default" w:eastAsia="黑体"/>
       </w:rPr>
     </w:lvl>
     <w:lvl w:ilvl="5">
@@ -2709,7 +2951,7 @@
         <w:ind w:left="4320" w:hanging="360"/>
       </w:pPr>
       <w:rPr>
-        <w:rFonts w:ascii="Wingdings" w:hAnsi="Wingdings" w:cs="Wingdings" w:hint="default"/>
+        <w:rFonts w:ascii="Wingdings" w:hAnsi="Wingdings" w:cs="Wingdings" w:hint="default" w:eastAsia="黑体"/>
       </w:rPr>
     </w:lvl>
     <w:lvl w:ilvl="6">
@@ -2720,7 +2962,7 @@
         <w:ind w:left="5040" w:hanging="360"/>
       </w:pPr>
       <w:rPr>
-        <w:rFonts w:ascii="Symbol" w:hAnsi="Symbol" w:cs="Symbol" w:hint="default"/>
+        <w:rFonts w:ascii="Symbol" w:hAnsi="Symbol" w:cs="Symbol" w:hint="default" w:eastAsia="黑体"/>
       </w:rPr>
     </w:lvl>
     <w:lvl w:ilvl="7">
@@ -2731,7 +2973,7 @@
         <w:ind w:left="5760" w:hanging="360"/>
       </w:pPr>
       <w:rPr>
-        <w:rFonts w:ascii="Courier New" w:hAnsi="Courier New" w:cs="Courier New" w:hint="default"/>
+        <w:rFonts w:ascii="Courier New" w:hAnsi="Courier New" w:cs="Courier New" w:hint="default" w:eastAsia="黑体"/>
       </w:rPr>
     </w:lvl>
     <w:lvl w:ilvl="8">
@@ -2742,7 +2984,7 @@
         <w:ind w:left="6480" w:hanging="360"/>
       </w:pPr>
       <w:rPr>
-        <w:rFonts w:ascii="Wingdings" w:hAnsi="Wingdings" w:cs="Wingdings" w:hint="default"/>
+        <w:rFonts w:ascii="Wingdings" w:hAnsi="Wingdings" w:cs="Wingdings" w:hint="default" w:eastAsia="黑体"/>
       </w:rPr>
     </w:lvl>
   </w:abstractNum>
@@ -2798,11 +3040,11 @@
 </file>
 
 <file path=word/styles.xml><?xml version="1.0" encoding="utf-8"?>
-<w:styles xmlns:mc="http://schemas.openxmlformats.org/markup-compatibility/2006" xmlns:r="http://schemas.openxmlformats.org/officeDocument/2006/relationships" xmlns:w="http://schemas.openxmlformats.org/wordprocessingml/2006/main" xmlns:w14="http://schemas.microsoft.com/office/word/2010/wordml" mc:Ignorable="w14">
+<w:styles xmlns:mc="http://schemas.openxmlformats.org/markup-compatibility/2006" xmlns:w="http://schemas.openxmlformats.org/wordprocessingml/2006/main" xmlns:r="http://schemas.openxmlformats.org/officeDocument/2006/relationships" xmlns:w14="http://schemas.microsoft.com/office/word/2010/wordml" mc:Ignorable="w14">
   <w:docDefaults>
     <w:rPrDefault>
       <w:rPr>
-        <w:rFonts w:asciiTheme="minorHAnsi" w:cstheme="minorBidi" w:eastAsiaTheme="minorEastAsia" w:hAnsiTheme="minorHAnsi"/>
+        <w:rFonts w:asciiTheme="minorHAnsi" w:cstheme="minorBidi" w:hAnsiTheme="minorHAnsi" w:eastAsia="黑体"/>
         <w:sz w:val="22"/>
         <w:szCs w:val="22"/>
         <w:lang w:bidi="ar-SA" w:eastAsia="en-US" w:val="en-US"/>
@@ -3024,7 +3266,7 @@
       <w:outlineLvl w:val="0"/>
     </w:pPr>
     <w:rPr>
-      <w:rFonts w:ascii="Times New Roman" w:asciiTheme="majorHAnsi" w:cstheme="majorBidi" w:eastAsia="黑体" w:eastAsiaTheme="majorEastAsia" w:hAnsi="Times New Roman" w:hAnsiTheme="majorHAnsi"/>
+      <w:rFonts w:ascii="Times New Roman" w:asciiTheme="majorHAnsi" w:cstheme="majorBidi" w:eastAsia="黑体" w:hAnsi="Times New Roman" w:hAnsiTheme="majorHAnsi"/>
       <w:b/>
       <w:bCs/>
       <w:color w:val="1F3864"/>
@@ -3048,7 +3290,7 @@
       <w:outlineLvl w:val="1"/>
     </w:pPr>
     <w:rPr>
-      <w:rFonts w:ascii="Times New Roman" w:asciiTheme="majorHAnsi" w:cstheme="majorBidi" w:eastAsia="黑体" w:eastAsiaTheme="majorEastAsia" w:hAnsi="Times New Roman" w:hAnsiTheme="majorHAnsi"/>
+      <w:rFonts w:ascii="Times New Roman" w:asciiTheme="majorHAnsi" w:cstheme="majorBidi" w:eastAsia="黑体" w:hAnsi="Times New Roman" w:hAnsiTheme="majorHAnsi"/>
       <w:b/>
       <w:bCs/>
       <w:color w:val="2E4E7E"/>
@@ -3072,7 +3314,7 @@
       <w:outlineLvl w:val="2"/>
     </w:pPr>
     <w:rPr>
-      <w:rFonts w:ascii="Times New Roman" w:asciiTheme="majorHAnsi" w:cstheme="majorBidi" w:eastAsia="黑体" w:eastAsiaTheme="majorEastAsia" w:hAnsi="Times New Roman" w:hAnsiTheme="majorHAnsi"/>
+      <w:rFonts w:ascii="Times New Roman" w:asciiTheme="majorHAnsi" w:cstheme="majorBidi" w:eastAsia="黑体" w:hAnsi="Times New Roman" w:hAnsiTheme="majorHAnsi"/>
       <w:b/>
       <w:bCs/>
       <w:color w:val="2E4E7E"/>
@@ -3096,7 +3338,7 @@
       <w:outlineLvl w:val="3"/>
     </w:pPr>
     <w:rPr>
-      <w:rFonts w:ascii="Times New Roman" w:asciiTheme="majorHAnsi" w:cstheme="majorBidi" w:eastAsia="黑体" w:eastAsiaTheme="majorEastAsia" w:hAnsi="Times New Roman" w:hAnsiTheme="majorHAnsi"/>
+      <w:rFonts w:ascii="Times New Roman" w:asciiTheme="majorHAnsi" w:cstheme="majorBidi" w:eastAsia="黑体" w:hAnsi="Times New Roman" w:hAnsiTheme="majorHAnsi"/>
       <w:b/>
       <w:bCs/>
       <w:i/>
@@ -3122,7 +3364,7 @@
       <w:outlineLvl w:val="4"/>
     </w:pPr>
     <w:rPr>
-      <w:rFonts w:ascii="Times New Roman" w:asciiTheme="majorHAnsi" w:cstheme="majorBidi" w:eastAsia="黑体" w:eastAsiaTheme="majorEastAsia" w:hAnsi="Times New Roman" w:hAnsiTheme="majorHAnsi"/>
+      <w:rFonts w:ascii="Times New Roman" w:asciiTheme="majorHAnsi" w:cstheme="majorBidi" w:eastAsia="黑体" w:hAnsi="Times New Roman" w:hAnsiTheme="majorHAnsi"/>
       <w:b/>
       <w:color w:val="333333"/>
       <w:sz w:val="22"/>
@@ -3145,7 +3387,7 @@
       <w:outlineLvl w:val="5"/>
     </w:pPr>
     <w:rPr>
-      <w:rFonts w:asciiTheme="majorHAnsi" w:cstheme="majorBidi" w:eastAsiaTheme="majorEastAsia" w:hAnsiTheme="majorHAnsi"/>
+      <w:rFonts w:asciiTheme="majorHAnsi" w:cstheme="majorBidi" w:hAnsiTheme="majorHAnsi" w:eastAsia="黑体"/>
       <w:i/>
       <w:iCs/>
       <w:color w:themeColor="accent1" w:themeShade="7F" w:val="243F60"/>
@@ -3168,7 +3410,7 @@
       <w:outlineLvl w:val="6"/>
     </w:pPr>
     <w:rPr>
-      <w:rFonts w:asciiTheme="majorHAnsi" w:cstheme="majorBidi" w:eastAsiaTheme="majorEastAsia" w:hAnsiTheme="majorHAnsi"/>
+      <w:rFonts w:asciiTheme="majorHAnsi" w:cstheme="majorBidi" w:hAnsiTheme="majorHAnsi" w:eastAsia="黑体"/>
       <w:i/>
       <w:iCs/>
       <w:color w:themeColor="text1" w:themeTint="BF" w:val="404040"/>
@@ -3191,7 +3433,7 @@
       <w:outlineLvl w:val="7"/>
     </w:pPr>
     <w:rPr>
-      <w:rFonts w:asciiTheme="majorHAnsi" w:cstheme="majorBidi" w:eastAsiaTheme="majorEastAsia" w:hAnsiTheme="majorHAnsi"/>
+      <w:rFonts w:asciiTheme="majorHAnsi" w:cstheme="majorBidi" w:hAnsiTheme="majorHAnsi" w:eastAsia="黑体"/>
       <w:color w:themeColor="accent1" w:val="4F81BD"/>
       <w:sz w:val="20"/>
       <w:szCs w:val="20"/>
@@ -3214,7 +3456,7 @@
       <w:outlineLvl w:val="8"/>
     </w:pPr>
     <w:rPr>
-      <w:rFonts w:asciiTheme="majorHAnsi" w:cstheme="majorBidi" w:eastAsiaTheme="majorEastAsia" w:hAnsiTheme="majorHAnsi"/>
+      <w:rFonts w:asciiTheme="majorHAnsi" w:cstheme="majorBidi" w:hAnsiTheme="majorHAnsi" w:eastAsia="黑体"/>
       <w:i/>
       <w:iCs/>
       <w:color w:themeColor="text1" w:themeTint="BF" w:val="404040"/>
@@ -3265,7 +3507,7 @@
     <w:uiPriority w:val="9"/>
     <w:rsid w:val="00FC693F"/>
     <w:rPr>
-      <w:rFonts w:asciiTheme="majorHAnsi" w:cstheme="majorBidi" w:eastAsiaTheme="majorEastAsia" w:hAnsiTheme="majorHAnsi"/>
+      <w:rFonts w:asciiTheme="majorHAnsi" w:cstheme="majorBidi" w:hAnsiTheme="majorHAnsi" w:eastAsia="黑体"/>
       <w:b/>
       <w:bCs/>
       <w:color w:themeColor="accent1" w:themeShade="BF" w:val="365F91"/>
@@ -3280,7 +3522,7 @@
     <w:uiPriority w:val="9"/>
     <w:rsid w:val="00FC693F"/>
     <w:rPr>
-      <w:rFonts w:asciiTheme="majorHAnsi" w:cstheme="majorBidi" w:eastAsiaTheme="majorEastAsia" w:hAnsiTheme="majorHAnsi"/>
+      <w:rFonts w:asciiTheme="majorHAnsi" w:cstheme="majorBidi" w:hAnsiTheme="majorHAnsi" w:eastAsia="黑体"/>
       <w:b/>
       <w:bCs/>
       <w:color w:themeColor="accent1" w:val="4F81BD"/>
@@ -3295,7 +3537,7 @@
     <w:uiPriority w:val="9"/>
     <w:rsid w:val="00FC693F"/>
     <w:rPr>
-      <w:rFonts w:asciiTheme="majorHAnsi" w:cstheme="majorBidi" w:eastAsiaTheme="majorEastAsia" w:hAnsiTheme="majorHAnsi"/>
+      <w:rFonts w:asciiTheme="majorHAnsi" w:cstheme="majorBidi" w:hAnsiTheme="majorHAnsi" w:eastAsia="黑体"/>
       <w:b/>
       <w:bCs/>
       <w:color w:themeColor="accent1" w:val="4F81BD"/>
@@ -3318,7 +3560,7 @@
       <w:contextualSpacing/>
     </w:pPr>
     <w:rPr>
-      <w:rFonts w:ascii="Times New Roman" w:asciiTheme="majorHAnsi" w:cstheme="majorBidi" w:eastAsia="黑体" w:eastAsiaTheme="majorEastAsia" w:hAnsi="Times New Roman" w:hAnsiTheme="majorHAnsi"/>
+      <w:rFonts w:ascii="Times New Roman" w:asciiTheme="majorHAnsi" w:cstheme="majorBidi" w:eastAsia="黑体" w:hAnsi="Times New Roman" w:hAnsiTheme="majorHAnsi"/>
       <w:b/>
       <w:color w:val="1F3864"/>
       <w:spacing w:val="5"/>
@@ -3334,7 +3576,7 @@
     <w:uiPriority w:val="10"/>
     <w:rsid w:val="00FC693F"/>
     <w:rPr>
-      <w:rFonts w:asciiTheme="majorHAnsi" w:cstheme="majorBidi" w:eastAsiaTheme="majorEastAsia" w:hAnsiTheme="majorHAnsi"/>
+      <w:rFonts w:asciiTheme="majorHAnsi" w:cstheme="majorBidi" w:hAnsiTheme="majorHAnsi" w:eastAsia="黑体"/>
       <w:color w:themeColor="text2" w:themeShade="BF" w:val="17365D"/>
       <w:spacing w:val="5"/>
       <w:kern w:val="28"/>
@@ -3356,7 +3598,7 @@
       </w:numPr>
     </w:pPr>
     <w:rPr>
-      <w:rFonts w:asciiTheme="majorHAnsi" w:cstheme="majorBidi" w:eastAsiaTheme="majorEastAsia" w:hAnsiTheme="majorHAnsi"/>
+      <w:rFonts w:asciiTheme="majorHAnsi" w:cstheme="majorBidi" w:hAnsiTheme="majorHAnsi" w:eastAsia="黑体"/>
       <w:i/>
       <w:iCs/>
       <w:color w:themeColor="accent1" w:val="4F81BD"/>
@@ -3372,7 +3614,7 @@
     <w:uiPriority w:val="11"/>
     <w:rsid w:val="00FC693F"/>
     <w:rPr>
-      <w:rFonts w:asciiTheme="majorHAnsi" w:cstheme="majorBidi" w:eastAsiaTheme="majorEastAsia" w:hAnsiTheme="majorHAnsi"/>
+      <w:rFonts w:asciiTheme="majorHAnsi" w:cstheme="majorBidi" w:hAnsiTheme="majorHAnsi" w:eastAsia="黑体"/>
       <w:i/>
       <w:iCs/>
       <w:color w:themeColor="accent1" w:val="4F81BD"/>
@@ -3439,6 +3681,7 @@
       <w:spacing w:after="120"/>
     </w:pPr>
     <w:rPr>
+      <w:rFonts w:eastAsia="黑体"/>
       <w:sz w:val="16"/>
       <w:szCs w:val="16"/>
     </w:rPr>
@@ -3450,6 +3693,7 @@
     <w:uiPriority w:val="99"/>
     <w:rsid w:val="00AA1D8D"/>
     <w:rPr>
+      <w:rFonts w:eastAsia="黑体"/>
       <w:sz w:val="16"/>
       <w:szCs w:val="16"/>
     </w:rPr>
@@ -3619,7 +3863,7 @@
       </w:tabs>
     </w:pPr>
     <w:rPr>
-      <w:rFonts w:ascii="Courier" w:hAnsi="Courier"/>
+      <w:rFonts w:ascii="Courier" w:hAnsi="Courier" w:eastAsia="黑体"/>
       <w:sz w:val="20"/>
       <w:szCs w:val="20"/>
     </w:rPr>
@@ -3631,7 +3875,7 @@
     <w:uiPriority w:val="99"/>
     <w:rsid w:val="0029639D"/>
     <w:rPr>
-      <w:rFonts w:ascii="Courier" w:hAnsi="Courier"/>
+      <w:rFonts w:ascii="Courier" w:hAnsi="Courier" w:eastAsia="黑体"/>
       <w:sz w:val="20"/>
       <w:szCs w:val="20"/>
     </w:rPr>
@@ -3667,6 +3911,7 @@
     <w:uiPriority w:val="29"/>
     <w:rsid w:val="00FC693F"/>
     <w:rPr>
+      <w:rFonts w:eastAsia="黑体"/>
       <w:i/>
       <w:iCs/>
       <w:color w:themeColor="text1" w:val="000000"/>
@@ -3680,7 +3925,7 @@
     <w:semiHidden/>
     <w:rsid w:val="00FC693F"/>
     <w:rPr>
-      <w:rFonts w:asciiTheme="majorHAnsi" w:cstheme="majorBidi" w:eastAsiaTheme="majorEastAsia" w:hAnsiTheme="majorHAnsi"/>
+      <w:rFonts w:asciiTheme="majorHAnsi" w:cstheme="majorBidi" w:hAnsiTheme="majorHAnsi" w:eastAsia="黑体"/>
       <w:b/>
       <w:bCs/>
       <w:i/>
@@ -3696,7 +3941,7 @@
     <w:semiHidden/>
     <w:rsid w:val="00FC693F"/>
     <w:rPr>
-      <w:rFonts w:asciiTheme="majorHAnsi" w:cstheme="majorBidi" w:eastAsiaTheme="majorEastAsia" w:hAnsiTheme="majorHAnsi"/>
+      <w:rFonts w:asciiTheme="majorHAnsi" w:cstheme="majorBidi" w:hAnsiTheme="majorHAnsi" w:eastAsia="黑体"/>
       <w:color w:themeColor="accent1" w:themeShade="7F" w:val="243F60"/>
     </w:rPr>
   </w:style>
@@ -3708,7 +3953,7 @@
     <w:semiHidden/>
     <w:rsid w:val="00FC693F"/>
     <w:rPr>
-      <w:rFonts w:asciiTheme="majorHAnsi" w:cstheme="majorBidi" w:eastAsiaTheme="majorEastAsia" w:hAnsiTheme="majorHAnsi"/>
+      <w:rFonts w:asciiTheme="majorHAnsi" w:cstheme="majorBidi" w:hAnsiTheme="majorHAnsi" w:eastAsia="黑体"/>
       <w:i/>
       <w:iCs/>
       <w:color w:themeColor="accent1" w:themeShade="7F" w:val="243F60"/>
@@ -3722,7 +3967,7 @@
     <w:semiHidden/>
     <w:rsid w:val="00FC693F"/>
     <w:rPr>
-      <w:rFonts w:asciiTheme="majorHAnsi" w:cstheme="majorBidi" w:eastAsiaTheme="majorEastAsia" w:hAnsiTheme="majorHAnsi"/>
+      <w:rFonts w:asciiTheme="majorHAnsi" w:cstheme="majorBidi" w:hAnsiTheme="majorHAnsi" w:eastAsia="黑体"/>
       <w:i/>
       <w:iCs/>
       <w:color w:themeColor="text1" w:themeTint="BF" w:val="404040"/>
@@ -3736,7 +3981,7 @@
     <w:semiHidden/>
     <w:rsid w:val="00FC693F"/>
     <w:rPr>
-      <w:rFonts w:asciiTheme="majorHAnsi" w:cstheme="majorBidi" w:eastAsiaTheme="majorEastAsia" w:hAnsiTheme="majorHAnsi"/>
+      <w:rFonts w:asciiTheme="majorHAnsi" w:cstheme="majorBidi" w:hAnsiTheme="majorHAnsi" w:eastAsia="黑体"/>
       <w:color w:themeColor="accent1" w:val="4F81BD"/>
       <w:sz w:val="20"/>
       <w:szCs w:val="20"/>
@@ -3750,7 +3995,7 @@
     <w:semiHidden/>
     <w:rsid w:val="00FC693F"/>
     <w:rPr>
-      <w:rFonts w:asciiTheme="majorHAnsi" w:cstheme="majorBidi" w:eastAsiaTheme="majorEastAsia" w:hAnsiTheme="majorHAnsi"/>
+      <w:rFonts w:asciiTheme="majorHAnsi" w:cstheme="majorBidi" w:hAnsiTheme="majorHAnsi" w:eastAsia="黑体"/>
       <w:i/>
       <w:iCs/>
       <w:color w:themeColor="text1" w:themeTint="BF" w:val="404040"/>
@@ -3771,6 +4016,7 @@
       <w:spacing w:line="240" w:lineRule="auto"/>
     </w:pPr>
     <w:rPr>
+      <w:rFonts w:eastAsia="黑体"/>
       <w:b/>
       <w:bCs/>
       <w:color w:themeColor="accent1" w:val="4F81BD"/>
@@ -3785,6 +4031,7 @@
     <w:qFormat/>
     <w:rsid w:val="00FC693F"/>
     <w:rPr>
+      <w:rFonts w:eastAsia="黑体"/>
       <w:b/>
       <w:bCs/>
     </w:rPr>
@@ -3796,6 +4043,7 @@
     <w:qFormat/>
     <w:rsid w:val="00FC693F"/>
     <w:rPr>
+      <w:rFonts w:eastAsia="黑体"/>
       <w:i/>
       <w:iCs/>
     </w:rPr>
@@ -3816,6 +4064,7 @@
       <w:ind w:left="936" w:right="936"/>
     </w:pPr>
     <w:rPr>
+      <w:rFonts w:eastAsia="黑体"/>
       <w:b/>
       <w:bCs/>
       <w:i/>
@@ -3830,6 +4079,7 @@
     <w:uiPriority w:val="30"/>
     <w:rsid w:val="00FC693F"/>
     <w:rPr>
+      <w:rFonts w:eastAsia="黑体"/>
       <w:b/>
       <w:bCs/>
       <w:i/>
@@ -3844,6 +4094,7 @@
     <w:qFormat/>
     <w:rsid w:val="00FC693F"/>
     <w:rPr>
+      <w:rFonts w:eastAsia="黑体"/>
       <w:i/>
       <w:iCs/>
       <w:color w:themeColor="text1" w:themeTint="7F" w:val="808080"/>
@@ -3856,6 +4107,7 @@
     <w:qFormat/>
     <w:rsid w:val="00FC693F"/>
     <w:rPr>
+      <w:rFonts w:eastAsia="黑体"/>
       <w:b/>
       <w:bCs/>
       <w:i/>
@@ -3870,6 +4122,7 @@
     <w:qFormat/>
     <w:rsid w:val="00FC693F"/>
     <w:rPr>
+      <w:rFonts w:eastAsia="黑体"/>
       <w:smallCaps/>
       <w:color w:themeColor="accent2" w:val="C0504D"/>
       <w:u w:val="single"/>
@@ -3882,6 +4135,7 @@
     <w:qFormat/>
     <w:rsid w:val="00FC693F"/>
     <w:rPr>
+      <w:rFonts w:eastAsia="黑体"/>
       <w:b/>
       <w:bCs/>
       <w:smallCaps/>
@@ -3897,6 +4151,7 @@
     <w:qFormat/>
     <w:rsid w:val="00FC693F"/>
     <w:rPr>
+      <w:rFonts w:eastAsia="黑体"/>
       <w:b/>
       <w:bCs/>
       <w:smallCaps/>
@@ -3951,6 +4206,7 @@
       <w:spacing w:after="0" w:line="240" w:lineRule="auto"/>
     </w:pPr>
     <w:rPr>
+      <w:rFonts w:eastAsia="黑体"/>
       <w:color w:themeColor="text1" w:themeShade="BF" w:val="000000"/>
     </w:rPr>
     <w:tblPr>
@@ -3973,6 +4229,7 @@
         <w:spacing w:after="0" w:before="0" w:line="240" w:lineRule="auto"/>
       </w:pPr>
       <w:rPr>
+        <w:rFonts w:eastAsia="黑体"/>
         <w:b/>
         <w:bCs/>
       </w:rPr>
@@ -3993,6 +4250,7 @@
         <w:spacing w:after="0" w:before="0" w:line="240" w:lineRule="auto"/>
       </w:pPr>
       <w:rPr>
+        <w:rFonts w:eastAsia="黑体"/>
         <w:b/>
         <w:bCs/>
       </w:rPr>
@@ -4010,12 +4268,14 @@
     </w:tblStylePr>
     <w:tblStylePr w:type="firstCol">
       <w:rPr>
+        <w:rFonts w:eastAsia="黑体"/>
         <w:b/>
         <w:bCs/>
       </w:rPr>
     </w:tblStylePr>
     <w:tblStylePr w:type="lastCol">
       <w:rPr>
+        <w:rFonts w:eastAsia="黑体"/>
         <w:b/>
         <w:bCs/>
       </w:rPr>
@@ -4054,6 +4314,7 @@
       <w:spacing w:after="0" w:line="240" w:lineRule="auto"/>
     </w:pPr>
     <w:rPr>
+      <w:rFonts w:eastAsia="黑体"/>
       <w:color w:themeColor="accent1" w:themeShade="BF" w:val="365F91"/>
     </w:rPr>
     <w:tblPr>
@@ -4076,6 +4337,7 @@
         <w:spacing w:after="0" w:before="0" w:line="240" w:lineRule="auto"/>
       </w:pPr>
       <w:rPr>
+        <w:rFonts w:eastAsia="黑体"/>
         <w:b/>
         <w:bCs/>
       </w:rPr>
@@ -4096,6 +4358,7 @@
         <w:spacing w:after="0" w:before="0" w:line="240" w:lineRule="auto"/>
       </w:pPr>
       <w:rPr>
+        <w:rFonts w:eastAsia="黑体"/>
         <w:b/>
         <w:bCs/>
       </w:rPr>
@@ -4113,12 +4376,14 @@
     </w:tblStylePr>
     <w:tblStylePr w:type="firstCol">
       <w:rPr>
+        <w:rFonts w:eastAsia="黑体"/>
         <w:b/>
         <w:bCs/>
       </w:rPr>
     </w:tblStylePr>
     <w:tblStylePr w:type="lastCol">
       <w:rPr>
+        <w:rFonts w:eastAsia="黑体"/>
         <w:b/>
         <w:bCs/>
       </w:rPr>
@@ -4157,6 +4422,7 @@
       <w:spacing w:after="0" w:line="240" w:lineRule="auto"/>
     </w:pPr>
     <w:rPr>
+      <w:rFonts w:eastAsia="黑体"/>
       <w:color w:themeColor="accent2" w:themeShade="BF" w:val="943634"/>
     </w:rPr>
     <w:tblPr>
@@ -4179,6 +4445,7 @@
         <w:spacing w:after="0" w:before="0" w:line="240" w:lineRule="auto"/>
       </w:pPr>
       <w:rPr>
+        <w:rFonts w:eastAsia="黑体"/>
         <w:b/>
         <w:bCs/>
       </w:rPr>
@@ -4199,6 +4466,7 @@
         <w:spacing w:after="0" w:before="0" w:line="240" w:lineRule="auto"/>
       </w:pPr>
       <w:rPr>
+        <w:rFonts w:eastAsia="黑体"/>
         <w:b/>
         <w:bCs/>
       </w:rPr>
@@ -4216,12 +4484,14 @@
     </w:tblStylePr>
     <w:tblStylePr w:type="firstCol">
       <w:rPr>
+        <w:rFonts w:eastAsia="黑体"/>
         <w:b/>
         <w:bCs/>
       </w:rPr>
     </w:tblStylePr>
     <w:tblStylePr w:type="lastCol">
       <w:rPr>
+        <w:rFonts w:eastAsia="黑体"/>
         <w:b/>
         <w:bCs/>
       </w:rPr>
@@ -4260,6 +4530,7 @@
       <w:spacing w:after="0" w:line="240" w:lineRule="auto"/>
     </w:pPr>
     <w:rPr>
+      <w:rFonts w:eastAsia="黑体"/>
       <w:color w:themeColor="accent3" w:themeShade="BF" w:val="76923C"/>
     </w:rPr>
     <w:tblPr>
@@ -4282,6 +4553,7 @@
         <w:spacing w:after="0" w:before="0" w:line="240" w:lineRule="auto"/>
       </w:pPr>
       <w:rPr>
+        <w:rFonts w:eastAsia="黑体"/>
         <w:b/>
         <w:bCs/>
       </w:rPr>
@@ -4302,6 +4574,7 @@
         <w:spacing w:after="0" w:before="0" w:line="240" w:lineRule="auto"/>
       </w:pPr>
       <w:rPr>
+        <w:rFonts w:eastAsia="黑体"/>
         <w:b/>
         <w:bCs/>
       </w:rPr>
@@ -4319,12 +4592,14 @@
     </w:tblStylePr>
     <w:tblStylePr w:type="firstCol">
       <w:rPr>
+        <w:rFonts w:eastAsia="黑体"/>
         <w:b/>
         <w:bCs/>
       </w:rPr>
     </w:tblStylePr>
     <w:tblStylePr w:type="lastCol">
       <w:rPr>
+        <w:rFonts w:eastAsia="黑体"/>
         <w:b/>
         <w:bCs/>
       </w:rPr>
@@ -4363,6 +4638,7 @@
       <w:spacing w:after="0" w:line="240" w:lineRule="auto"/>
     </w:pPr>
     <w:rPr>
+      <w:rFonts w:eastAsia="黑体"/>
       <w:color w:themeColor="accent4" w:themeShade="BF" w:val="5F497A"/>
     </w:rPr>
     <w:tblPr>
@@ -4385,6 +4661,7 @@
         <w:spacing w:after="0" w:before="0" w:line="240" w:lineRule="auto"/>
       </w:pPr>
       <w:rPr>
+        <w:rFonts w:eastAsia="黑体"/>
         <w:b/>
         <w:bCs/>
       </w:rPr>
@@ -4405,6 +4682,7 @@
         <w:spacing w:after="0" w:before="0" w:line="240" w:lineRule="auto"/>
       </w:pPr>
       <w:rPr>
+        <w:rFonts w:eastAsia="黑体"/>
         <w:b/>
         <w:bCs/>
       </w:rPr>
@@ -4422,12 +4700,14 @@
     </w:tblStylePr>
     <w:tblStylePr w:type="firstCol">
       <w:rPr>
+        <w:rFonts w:eastAsia="黑体"/>
         <w:b/>
         <w:bCs/>
       </w:rPr>
     </w:tblStylePr>
     <w:tblStylePr w:type="lastCol">
       <w:rPr>
+        <w:rFonts w:eastAsia="黑体"/>
         <w:b/>
         <w:bCs/>
       </w:rPr>
@@ -4466,6 +4746,7 @@
       <w:spacing w:after="0" w:line="240" w:lineRule="auto"/>
     </w:pPr>
     <w:rPr>
+      <w:rFonts w:eastAsia="黑体"/>
       <w:color w:themeColor="accent5" w:themeShade="BF" w:val="31849B"/>
     </w:rPr>
     <w:tblPr>
@@ -4488,6 +4769,7 @@
         <w:spacing w:after="0" w:before="0" w:line="240" w:lineRule="auto"/>
       </w:pPr>
       <w:rPr>
+        <w:rFonts w:eastAsia="黑体"/>
         <w:b/>
         <w:bCs/>
       </w:rPr>
@@ -4508,6 +4790,7 @@
         <w:spacing w:after="0" w:before="0" w:line="240" w:lineRule="auto"/>
       </w:pPr>
       <w:rPr>
+        <w:rFonts w:eastAsia="黑体"/>
         <w:b/>
         <w:bCs/>
       </w:rPr>
@@ -4525,12 +4808,14 @@
     </w:tblStylePr>
     <w:tblStylePr w:type="firstCol">
       <w:rPr>
+        <w:rFonts w:eastAsia="黑体"/>
         <w:b/>
         <w:bCs/>
       </w:rPr>
     </w:tblStylePr>
     <w:tblStylePr w:type="lastCol">
       <w:rPr>
+        <w:rFonts w:eastAsia="黑体"/>
         <w:b/>
         <w:bCs/>
       </w:rPr>
@@ -4569,6 +4854,7 @@
       <w:spacing w:after="0" w:line="240" w:lineRule="auto"/>
     </w:pPr>
     <w:rPr>
+      <w:rFonts w:eastAsia="黑体"/>
       <w:color w:themeColor="accent6" w:themeShade="BF" w:val="E36C0A"/>
     </w:rPr>
     <w:tblPr>
@@ -4591,6 +4877,7 @@
         <w:spacing w:after="0" w:before="0" w:line="240" w:lineRule="auto"/>
       </w:pPr>
       <w:rPr>
+        <w:rFonts w:eastAsia="黑体"/>
         <w:b/>
         <w:bCs/>
       </w:rPr>
@@ -4611,6 +4898,7 @@
         <w:spacing w:after="0" w:before="0" w:line="240" w:lineRule="auto"/>
       </w:pPr>
       <w:rPr>
+        <w:rFonts w:eastAsia="黑体"/>
         <w:b/>
         <w:bCs/>
       </w:rPr>
@@ -4628,12 +4916,14 @@
     </w:tblStylePr>
     <w:tblStylePr w:type="firstCol">
       <w:rPr>
+        <w:rFonts w:eastAsia="黑体"/>
         <w:b/>
         <w:bCs/>
       </w:rPr>
     </w:tblStylePr>
     <w:tblStylePr w:type="lastCol">
       <w:rPr>
+        <w:rFonts w:eastAsia="黑体"/>
         <w:b/>
         <w:bCs/>
       </w:rPr>
@@ -4693,6 +4983,7 @@
         <w:spacing w:after="0" w:before="0" w:line="240" w:lineRule="auto"/>
       </w:pPr>
       <w:rPr>
+        <w:rFonts w:eastAsia="黑体"/>
         <w:b/>
         <w:bCs/>
         <w:color w:themeColor="background1" w:val="FFFFFF"/>
@@ -4707,6 +4998,7 @@
         <w:spacing w:after="0" w:before="0" w:line="240" w:lineRule="auto"/>
       </w:pPr>
       <w:rPr>
+        <w:rFonts w:eastAsia="黑体"/>
         <w:b/>
         <w:bCs/>
       </w:rPr>
@@ -4722,12 +5014,14 @@
     </w:tblStylePr>
     <w:tblStylePr w:type="firstCol">
       <w:rPr>
+        <w:rFonts w:eastAsia="黑体"/>
         <w:b/>
         <w:bCs/>
       </w:rPr>
     </w:tblStylePr>
     <w:tblStylePr w:type="lastCol">
       <w:rPr>
+        <w:rFonts w:eastAsia="黑体"/>
         <w:b/>
         <w:bCs/>
       </w:rPr>
@@ -4785,6 +5079,7 @@
         <w:spacing w:after="0" w:before="0" w:line="240" w:lineRule="auto"/>
       </w:pPr>
       <w:rPr>
+        <w:rFonts w:eastAsia="黑体"/>
         <w:b/>
         <w:bCs/>
         <w:color w:themeColor="background1" w:val="FFFFFF"/>
@@ -4799,6 +5094,7 @@
         <w:spacing w:after="0" w:before="0" w:line="240" w:lineRule="auto"/>
       </w:pPr>
       <w:rPr>
+        <w:rFonts w:eastAsia="黑体"/>
         <w:b/>
         <w:bCs/>
       </w:rPr>
@@ -4814,12 +5110,14 @@
     </w:tblStylePr>
     <w:tblStylePr w:type="firstCol">
       <w:rPr>
+        <w:rFonts w:eastAsia="黑体"/>
         <w:b/>
         <w:bCs/>
       </w:rPr>
     </w:tblStylePr>
     <w:tblStylePr w:type="lastCol">
       <w:rPr>
+        <w:rFonts w:eastAsia="黑体"/>
         <w:b/>
         <w:bCs/>
       </w:rPr>
@@ -4877,6 +5175,7 @@
         <w:spacing w:after="0" w:before="0" w:line="240" w:lineRule="auto"/>
       </w:pPr>
       <w:rPr>
+        <w:rFonts w:eastAsia="黑体"/>
         <w:b/>
         <w:bCs/>
         <w:color w:themeColor="background1" w:val="FFFFFF"/>
@@ -4891,6 +5190,7 @@
         <w:spacing w:after="0" w:before="0" w:line="240" w:lineRule="auto"/>
       </w:pPr>
       <w:rPr>
+        <w:rFonts w:eastAsia="黑体"/>
         <w:b/>
         <w:bCs/>
       </w:rPr>
@@ -4906,12 +5206,14 @@
     </w:tblStylePr>
     <w:tblStylePr w:type="firstCol">
       <w:rPr>
+        <w:rFonts w:eastAsia="黑体"/>
         <w:b/>
         <w:bCs/>
       </w:rPr>
     </w:tblStylePr>
     <w:tblStylePr w:type="lastCol">
       <w:rPr>
+        <w:rFonts w:eastAsia="黑体"/>
         <w:b/>
         <w:bCs/>
       </w:rPr>
@@ -4969,6 +5271,7 @@
         <w:spacing w:after="0" w:before="0" w:line="240" w:lineRule="auto"/>
       </w:pPr>
       <w:rPr>
+        <w:rFonts w:eastAsia="黑体"/>
         <w:b/>
         <w:bCs/>
         <w:color w:themeColor="background1" w:val="FFFFFF"/>
@@ -4983,6 +5286,7 @@
         <w:spacing w:after="0" w:before="0" w:line="240" w:lineRule="auto"/>
       </w:pPr>
       <w:rPr>
+        <w:rFonts w:eastAsia="黑体"/>
         <w:b/>
         <w:bCs/>
       </w:rPr>
@@ -4998,12 +5302,14 @@
     </w:tblStylePr>
     <w:tblStylePr w:type="firstCol">
       <w:rPr>
+        <w:rFonts w:eastAsia="黑体"/>
         <w:b/>
         <w:bCs/>
       </w:rPr>
     </w:tblStylePr>
     <w:tblStylePr w:type="lastCol">
       <w:rPr>
+        <w:rFonts w:eastAsia="黑体"/>
         <w:b/>
         <w:bCs/>
       </w:rPr>
@@ -5061,6 +5367,7 @@
         <w:spacing w:after="0" w:before="0" w:line="240" w:lineRule="auto"/>
       </w:pPr>
       <w:rPr>
+        <w:rFonts w:eastAsia="黑体"/>
         <w:b/>
         <w:bCs/>
         <w:color w:themeColor="background1" w:val="FFFFFF"/>
@@ -5075,6 +5382,7 @@
         <w:spacing w:after="0" w:before="0" w:line="240" w:lineRule="auto"/>
       </w:pPr>
       <w:rPr>
+        <w:rFonts w:eastAsia="黑体"/>
         <w:b/>
         <w:bCs/>
       </w:rPr>
@@ -5090,12 +5398,14 @@
     </w:tblStylePr>
     <w:tblStylePr w:type="firstCol">
       <w:rPr>
+        <w:rFonts w:eastAsia="黑体"/>
         <w:b/>
         <w:bCs/>
       </w:rPr>
     </w:tblStylePr>
     <w:tblStylePr w:type="lastCol">
       <w:rPr>
+        <w:rFonts w:eastAsia="黑体"/>
         <w:b/>
         <w:bCs/>
       </w:rPr>
@@ -5153,6 +5463,7 @@
         <w:spacing w:after="0" w:before="0" w:line="240" w:lineRule="auto"/>
       </w:pPr>
       <w:rPr>
+        <w:rFonts w:eastAsia="黑体"/>
         <w:b/>
         <w:bCs/>
         <w:color w:themeColor="background1" w:val="FFFFFF"/>
@@ -5167,6 +5478,7 @@
         <w:spacing w:after="0" w:before="0" w:line="240" w:lineRule="auto"/>
       </w:pPr>
       <w:rPr>
+        <w:rFonts w:eastAsia="黑体"/>
         <w:b/>
         <w:bCs/>
       </w:rPr>
@@ -5182,12 +5494,14 @@
     </w:tblStylePr>
     <w:tblStylePr w:type="firstCol">
       <w:rPr>
+        <w:rFonts w:eastAsia="黑体"/>
         <w:b/>
         <w:bCs/>
       </w:rPr>
     </w:tblStylePr>
     <w:tblStylePr w:type="lastCol">
       <w:rPr>
+        <w:rFonts w:eastAsia="黑体"/>
         <w:b/>
         <w:bCs/>
       </w:rPr>
@@ -5245,6 +5559,7 @@
         <w:spacing w:after="0" w:before="0" w:line="240" w:lineRule="auto"/>
       </w:pPr>
       <w:rPr>
+        <w:rFonts w:eastAsia="黑体"/>
         <w:b/>
         <w:bCs/>
         <w:color w:themeColor="background1" w:val="FFFFFF"/>
@@ -5259,6 +5574,7 @@
         <w:spacing w:after="0" w:before="0" w:line="240" w:lineRule="auto"/>
       </w:pPr>
       <w:rPr>
+        <w:rFonts w:eastAsia="黑体"/>
         <w:b/>
         <w:bCs/>
       </w:rPr>
@@ -5274,12 +5590,14 @@
     </w:tblStylePr>
     <w:tblStylePr w:type="firstCol">
       <w:rPr>
+        <w:rFonts w:eastAsia="黑体"/>
         <w:b/>
         <w:bCs/>
       </w:rPr>
     </w:tblStylePr>
     <w:tblStylePr w:type="lastCol">
       <w:rPr>
+        <w:rFonts w:eastAsia="黑体"/>
         <w:b/>
         <w:bCs/>
       </w:rPr>
@@ -5339,7 +5657,7 @@
         <w:spacing w:after="0" w:before="0" w:line="240" w:lineRule="auto"/>
       </w:pPr>
       <w:rPr>
-        <w:rFonts w:asciiTheme="majorHAnsi" w:cstheme="majorBidi" w:eastAsiaTheme="majorEastAsia" w:hAnsiTheme="majorHAnsi"/>
+        <w:rFonts w:asciiTheme="majorHAnsi" w:cstheme="majorBidi" w:hAnsiTheme="majorHAnsi" w:eastAsia="黑体"/>
         <w:b/>
         <w:bCs/>
       </w:rPr>
@@ -5360,7 +5678,7 @@
         <w:spacing w:after="0" w:before="0" w:line="240" w:lineRule="auto"/>
       </w:pPr>
       <w:rPr>
-        <w:rFonts w:asciiTheme="majorHAnsi" w:cstheme="majorBidi" w:eastAsiaTheme="majorEastAsia" w:hAnsiTheme="majorHAnsi"/>
+        <w:rFonts w:asciiTheme="majorHAnsi" w:cstheme="majorBidi" w:hAnsiTheme="majorHAnsi" w:eastAsia="黑体"/>
         <w:b/>
         <w:bCs/>
       </w:rPr>
@@ -5378,14 +5696,14 @@
     </w:tblStylePr>
     <w:tblStylePr w:type="firstCol">
       <w:rPr>
-        <w:rFonts w:asciiTheme="majorHAnsi" w:cstheme="majorBidi" w:eastAsiaTheme="majorEastAsia" w:hAnsiTheme="majorHAnsi"/>
+        <w:rFonts w:asciiTheme="majorHAnsi" w:cstheme="majorBidi" w:hAnsiTheme="majorHAnsi" w:eastAsia="黑体"/>
         <w:b/>
         <w:bCs/>
       </w:rPr>
     </w:tblStylePr>
     <w:tblStylePr w:type="lastCol">
       <w:rPr>
-        <w:rFonts w:asciiTheme="majorHAnsi" w:cstheme="majorBidi" w:eastAsiaTheme="majorEastAsia" w:hAnsiTheme="majorHAnsi"/>
+        <w:rFonts w:asciiTheme="majorHAnsi" w:cstheme="majorBidi" w:hAnsiTheme="majorHAnsi" w:eastAsia="黑体"/>
         <w:b/>
         <w:bCs/>
       </w:rPr>
@@ -5469,7 +5787,7 @@
         <w:spacing w:after="0" w:before="0" w:line="240" w:lineRule="auto"/>
       </w:pPr>
       <w:rPr>
-        <w:rFonts w:asciiTheme="majorHAnsi" w:cstheme="majorBidi" w:eastAsiaTheme="majorEastAsia" w:hAnsiTheme="majorHAnsi"/>
+        <w:rFonts w:asciiTheme="majorHAnsi" w:cstheme="majorBidi" w:hAnsiTheme="majorHAnsi" w:eastAsia="黑体"/>
         <w:b/>
         <w:bCs/>
       </w:rPr>
@@ -5490,7 +5808,7 @@
         <w:spacing w:after="0" w:before="0" w:line="240" w:lineRule="auto"/>
       </w:pPr>
       <w:rPr>
-        <w:rFonts w:asciiTheme="majorHAnsi" w:cstheme="majorBidi" w:eastAsiaTheme="majorEastAsia" w:hAnsiTheme="majorHAnsi"/>
+        <w:rFonts w:asciiTheme="majorHAnsi" w:cstheme="majorBidi" w:hAnsiTheme="majorHAnsi" w:eastAsia="黑体"/>
         <w:b/>
         <w:bCs/>
       </w:rPr>
@@ -5508,14 +5826,14 @@
     </w:tblStylePr>
     <w:tblStylePr w:type="firstCol">
       <w:rPr>
-        <w:rFonts w:asciiTheme="majorHAnsi" w:cstheme="majorBidi" w:eastAsiaTheme="majorEastAsia" w:hAnsiTheme="majorHAnsi"/>
+        <w:rFonts w:asciiTheme="majorHAnsi" w:cstheme="majorBidi" w:hAnsiTheme="majorHAnsi" w:eastAsia="黑体"/>
         <w:b/>
         <w:bCs/>
       </w:rPr>
     </w:tblStylePr>
     <w:tblStylePr w:type="lastCol">
       <w:rPr>
-        <w:rFonts w:asciiTheme="majorHAnsi" w:cstheme="majorBidi" w:eastAsiaTheme="majorEastAsia" w:hAnsiTheme="majorHAnsi"/>
+        <w:rFonts w:asciiTheme="majorHAnsi" w:cstheme="majorBidi" w:hAnsiTheme="majorHAnsi" w:eastAsia="黑体"/>
         <w:b/>
         <w:bCs/>
       </w:rPr>
@@ -5599,7 +5917,7 @@
         <w:spacing w:after="0" w:before="0" w:line="240" w:lineRule="auto"/>
       </w:pPr>
       <w:rPr>
-        <w:rFonts w:asciiTheme="majorHAnsi" w:cstheme="majorBidi" w:eastAsiaTheme="majorEastAsia" w:hAnsiTheme="majorHAnsi"/>
+        <w:rFonts w:asciiTheme="majorHAnsi" w:cstheme="majorBidi" w:hAnsiTheme="majorHAnsi" w:eastAsia="黑体"/>
         <w:b/>
         <w:bCs/>
       </w:rPr>
@@ -5620,7 +5938,7 @@
         <w:spacing w:after="0" w:before="0" w:line="240" w:lineRule="auto"/>
       </w:pPr>
       <w:rPr>
-        <w:rFonts w:asciiTheme="majorHAnsi" w:cstheme="majorBidi" w:eastAsiaTheme="majorEastAsia" w:hAnsiTheme="majorHAnsi"/>
+        <w:rFonts w:asciiTheme="majorHAnsi" w:cstheme="majorBidi" w:hAnsiTheme="majorHAnsi" w:eastAsia="黑体"/>
         <w:b/>
         <w:bCs/>
       </w:rPr>
@@ -5638,14 +5956,14 @@
     </w:tblStylePr>
     <w:tblStylePr w:type="firstCol">
       <w:rPr>
-        <w:rFonts w:asciiTheme="majorHAnsi" w:cstheme="majorBidi" w:eastAsiaTheme="majorEastAsia" w:hAnsiTheme="majorHAnsi"/>
+        <w:rFonts w:asciiTheme="majorHAnsi" w:cstheme="majorBidi" w:hAnsiTheme="majorHAnsi" w:eastAsia="黑体"/>
         <w:b/>
         <w:bCs/>
       </w:rPr>
     </w:tblStylePr>
     <w:tblStylePr w:type="lastCol">
       <w:rPr>
-        <w:rFonts w:asciiTheme="majorHAnsi" w:cstheme="majorBidi" w:eastAsiaTheme="majorEastAsia" w:hAnsiTheme="majorHAnsi"/>
+        <w:rFonts w:asciiTheme="majorHAnsi" w:cstheme="majorBidi" w:hAnsiTheme="majorHAnsi" w:eastAsia="黑体"/>
         <w:b/>
         <w:bCs/>
       </w:rPr>
@@ -5729,7 +6047,7 @@
         <w:spacing w:after="0" w:before="0" w:line="240" w:lineRule="auto"/>
       </w:pPr>
       <w:rPr>
-        <w:rFonts w:asciiTheme="majorHAnsi" w:cstheme="majorBidi" w:eastAsiaTheme="majorEastAsia" w:hAnsiTheme="majorHAnsi"/>
+        <w:rFonts w:asciiTheme="majorHAnsi" w:cstheme="majorBidi" w:hAnsiTheme="majorHAnsi" w:eastAsia="黑体"/>
         <w:b/>
         <w:bCs/>
       </w:rPr>
@@ -5750,7 +6068,7 @@
         <w:spacing w:after="0" w:before="0" w:line="240" w:lineRule="auto"/>
       </w:pPr>
       <w:rPr>
-        <w:rFonts w:asciiTheme="majorHAnsi" w:cstheme="majorBidi" w:eastAsiaTheme="majorEastAsia" w:hAnsiTheme="majorHAnsi"/>
+        <w:rFonts w:asciiTheme="majorHAnsi" w:cstheme="majorBidi" w:hAnsiTheme="majorHAnsi" w:eastAsia="黑体"/>
         <w:b/>
         <w:bCs/>
       </w:rPr>
@@ -5768,14 +6086,14 @@
     </w:tblStylePr>
     <w:tblStylePr w:type="firstCol">
       <w:rPr>
-        <w:rFonts w:asciiTheme="majorHAnsi" w:cstheme="majorBidi" w:eastAsiaTheme="majorEastAsia" w:hAnsiTheme="majorHAnsi"/>
+        <w:rFonts w:asciiTheme="majorHAnsi" w:cstheme="majorBidi" w:hAnsiTheme="majorHAnsi" w:eastAsia="黑体"/>
         <w:b/>
         <w:bCs/>
       </w:rPr>
     </w:tblStylePr>
     <w:tblStylePr w:type="lastCol">
       <w:rPr>
-        <w:rFonts w:asciiTheme="majorHAnsi" w:cstheme="majorBidi" w:eastAsiaTheme="majorEastAsia" w:hAnsiTheme="majorHAnsi"/>
+        <w:rFonts w:asciiTheme="majorHAnsi" w:cstheme="majorBidi" w:hAnsiTheme="majorHAnsi" w:eastAsia="黑体"/>
         <w:b/>
         <w:bCs/>
       </w:rPr>
@@ -5859,7 +6177,7 @@
         <w:spacing w:after="0" w:before="0" w:line="240" w:lineRule="auto"/>
       </w:pPr>
       <w:rPr>
-        <w:rFonts w:asciiTheme="majorHAnsi" w:cstheme="majorBidi" w:eastAsiaTheme="majorEastAsia" w:hAnsiTheme="majorHAnsi"/>
+        <w:rFonts w:asciiTheme="majorHAnsi" w:cstheme="majorBidi" w:hAnsiTheme="majorHAnsi" w:eastAsia="黑体"/>
         <w:b/>
         <w:bCs/>
       </w:rPr>
@@ -5880,7 +6198,7 @@
         <w:spacing w:after="0" w:before="0" w:line="240" w:lineRule="auto"/>
       </w:pPr>
       <w:rPr>
-        <w:rFonts w:asciiTheme="majorHAnsi" w:cstheme="majorBidi" w:eastAsiaTheme="majorEastAsia" w:hAnsiTheme="majorHAnsi"/>
+        <w:rFonts w:asciiTheme="majorHAnsi" w:cstheme="majorBidi" w:hAnsiTheme="majorHAnsi" w:eastAsia="黑体"/>
         <w:b/>
         <w:bCs/>
       </w:rPr>
@@ -5898,14 +6216,14 @@
     </w:tblStylePr>
     <w:tblStylePr w:type="firstCol">
       <w:rPr>
-        <w:rFonts w:asciiTheme="majorHAnsi" w:cstheme="majorBidi" w:eastAsiaTheme="majorEastAsia" w:hAnsiTheme="majorHAnsi"/>
+        <w:rFonts w:asciiTheme="majorHAnsi" w:cstheme="majorBidi" w:hAnsiTheme="majorHAnsi" w:eastAsia="黑体"/>
         <w:b/>
         <w:bCs/>
       </w:rPr>
     </w:tblStylePr>
     <w:tblStylePr w:type="lastCol">
       <w:rPr>
-        <w:rFonts w:asciiTheme="majorHAnsi" w:cstheme="majorBidi" w:eastAsiaTheme="majorEastAsia" w:hAnsiTheme="majorHAnsi"/>
+        <w:rFonts w:asciiTheme="majorHAnsi" w:cstheme="majorBidi" w:hAnsiTheme="majorHAnsi" w:eastAsia="黑体"/>
         <w:b/>
         <w:bCs/>
       </w:rPr>
@@ -5989,7 +6307,7 @@
         <w:spacing w:after="0" w:before="0" w:line="240" w:lineRule="auto"/>
       </w:pPr>
       <w:rPr>
-        <w:rFonts w:asciiTheme="majorHAnsi" w:cstheme="majorBidi" w:eastAsiaTheme="majorEastAsia" w:hAnsiTheme="majorHAnsi"/>
+        <w:rFonts w:asciiTheme="majorHAnsi" w:cstheme="majorBidi" w:hAnsiTheme="majorHAnsi" w:eastAsia="黑体"/>
         <w:b/>
         <w:bCs/>
       </w:rPr>
@@ -6010,7 +6328,7 @@
         <w:spacing w:after="0" w:before="0" w:line="240" w:lineRule="auto"/>
       </w:pPr>
       <w:rPr>
-        <w:rFonts w:asciiTheme="majorHAnsi" w:cstheme="majorBidi" w:eastAsiaTheme="majorEastAsia" w:hAnsiTheme="majorHAnsi"/>
+        <w:rFonts w:asciiTheme="majorHAnsi" w:cstheme="majorBidi" w:hAnsiTheme="majorHAnsi" w:eastAsia="黑体"/>
         <w:b/>
         <w:bCs/>
       </w:rPr>
@@ -6028,14 +6346,14 @@
     </w:tblStylePr>
     <w:tblStylePr w:type="firstCol">
       <w:rPr>
-        <w:rFonts w:asciiTheme="majorHAnsi" w:cstheme="majorBidi" w:eastAsiaTheme="majorEastAsia" w:hAnsiTheme="majorHAnsi"/>
+        <w:rFonts w:asciiTheme="majorHAnsi" w:cstheme="majorBidi" w:hAnsiTheme="majorHAnsi" w:eastAsia="黑体"/>
         <w:b/>
         <w:bCs/>
       </w:rPr>
     </w:tblStylePr>
     <w:tblStylePr w:type="lastCol">
       <w:rPr>
-        <w:rFonts w:asciiTheme="majorHAnsi" w:cstheme="majorBidi" w:eastAsiaTheme="majorEastAsia" w:hAnsiTheme="majorHAnsi"/>
+        <w:rFonts w:asciiTheme="majorHAnsi" w:cstheme="majorBidi" w:hAnsiTheme="majorHAnsi" w:eastAsia="黑体"/>
         <w:b/>
         <w:bCs/>
       </w:rPr>
@@ -6119,7 +6437,7 @@
         <w:spacing w:after="0" w:before="0" w:line="240" w:lineRule="auto"/>
       </w:pPr>
       <w:rPr>
-        <w:rFonts w:asciiTheme="majorHAnsi" w:cstheme="majorBidi" w:eastAsiaTheme="majorEastAsia" w:hAnsiTheme="majorHAnsi"/>
+        <w:rFonts w:asciiTheme="majorHAnsi" w:cstheme="majorBidi" w:hAnsiTheme="majorHAnsi" w:eastAsia="黑体"/>
         <w:b/>
         <w:bCs/>
       </w:rPr>
@@ -6140,7 +6458,7 @@
         <w:spacing w:after="0" w:before="0" w:line="240" w:lineRule="auto"/>
       </w:pPr>
       <w:rPr>
-        <w:rFonts w:asciiTheme="majorHAnsi" w:cstheme="majorBidi" w:eastAsiaTheme="majorEastAsia" w:hAnsiTheme="majorHAnsi"/>
+        <w:rFonts w:asciiTheme="majorHAnsi" w:cstheme="majorBidi" w:hAnsiTheme="majorHAnsi" w:eastAsia="黑体"/>
         <w:b/>
         <w:bCs/>
       </w:rPr>
@@ -6158,14 +6476,14 @@
     </w:tblStylePr>
     <w:tblStylePr w:type="firstCol">
       <w:rPr>
-        <w:rFonts w:asciiTheme="majorHAnsi" w:cstheme="majorBidi" w:eastAsiaTheme="majorEastAsia" w:hAnsiTheme="majorHAnsi"/>
+        <w:rFonts w:asciiTheme="majorHAnsi" w:cstheme="majorBidi" w:hAnsiTheme="majorHAnsi" w:eastAsia="黑体"/>
         <w:b/>
         <w:bCs/>
       </w:rPr>
     </w:tblStylePr>
     <w:tblStylePr w:type="lastCol">
       <w:rPr>
-        <w:rFonts w:asciiTheme="majorHAnsi" w:cstheme="majorBidi" w:eastAsiaTheme="majorEastAsia" w:hAnsiTheme="majorHAnsi"/>
+        <w:rFonts w:asciiTheme="majorHAnsi" w:cstheme="majorBidi" w:hAnsiTheme="majorHAnsi" w:eastAsia="黑体"/>
         <w:b/>
         <w:bCs/>
       </w:rPr>
@@ -6248,6 +6566,7 @@
         <w:spacing w:after="0" w:before="0" w:line="240" w:lineRule="auto"/>
       </w:pPr>
       <w:rPr>
+        <w:rFonts w:eastAsia="黑体"/>
         <w:b/>
         <w:bCs/>
         <w:color w:themeColor="background1" w:val="FFFFFF"/>
@@ -6270,6 +6589,7 @@
         <w:spacing w:after="0" w:before="0" w:line="240" w:lineRule="auto"/>
       </w:pPr>
       <w:rPr>
+        <w:rFonts w:eastAsia="黑体"/>
         <w:b/>
         <w:bCs/>
       </w:rPr>
@@ -6287,12 +6607,14 @@
     </w:tblStylePr>
     <w:tblStylePr w:type="firstCol">
       <w:rPr>
+        <w:rFonts w:eastAsia="黑体"/>
         <w:b/>
         <w:bCs/>
       </w:rPr>
     </w:tblStylePr>
     <w:tblStylePr w:type="lastCol">
       <w:rPr>
+        <w:rFonts w:eastAsia="黑体"/>
         <w:b/>
         <w:bCs/>
       </w:rPr>
@@ -6354,6 +6676,7 @@
         <w:spacing w:after="0" w:before="0" w:line="240" w:lineRule="auto"/>
       </w:pPr>
       <w:rPr>
+        <w:rFonts w:eastAsia="黑体"/>
         <w:b/>
         <w:bCs/>
         <w:color w:themeColor="background1" w:val="FFFFFF"/>
@@ -6376,6 +6699,7 @@
         <w:spacing w:after="0" w:before="0" w:line="240" w:lineRule="auto"/>
       </w:pPr>
       <w:rPr>
+        <w:rFonts w:eastAsia="黑体"/>
         <w:b/>
         <w:bCs/>
       </w:rPr>
@@ -6393,12 +6717,14 @@
     </w:tblStylePr>
     <w:tblStylePr w:type="firstCol">
       <w:rPr>
+        <w:rFonts w:eastAsia="黑体"/>
         <w:b/>
         <w:bCs/>
       </w:rPr>
     </w:tblStylePr>
     <w:tblStylePr w:type="lastCol">
       <w:rPr>
+        <w:rFonts w:eastAsia="黑体"/>
         <w:b/>
         <w:bCs/>
       </w:rPr>
@@ -6460,6 +6786,7 @@
         <w:spacing w:after="0" w:before="0" w:line="240" w:lineRule="auto"/>
       </w:pPr>
       <w:rPr>
+        <w:rFonts w:eastAsia="黑体"/>
         <w:b/>
         <w:bCs/>
         <w:color w:themeColor="background1" w:val="FFFFFF"/>
@@ -6482,6 +6809,7 @@
         <w:spacing w:after="0" w:before="0" w:line="240" w:lineRule="auto"/>
       </w:pPr>
       <w:rPr>
+        <w:rFonts w:eastAsia="黑体"/>
         <w:b/>
         <w:bCs/>
       </w:rPr>
@@ -6499,12 +6827,14 @@
     </w:tblStylePr>
     <w:tblStylePr w:type="firstCol">
       <w:rPr>
+        <w:rFonts w:eastAsia="黑体"/>
         <w:b/>
         <w:bCs/>
       </w:rPr>
     </w:tblStylePr>
     <w:tblStylePr w:type="lastCol">
       <w:rPr>
+        <w:rFonts w:eastAsia="黑体"/>
         <w:b/>
         <w:bCs/>
       </w:rPr>
@@ -6566,6 +6896,7 @@
         <w:spacing w:after="0" w:before="0" w:line="240" w:lineRule="auto"/>
       </w:pPr>
       <w:rPr>
+        <w:rFonts w:eastAsia="黑体"/>
         <w:b/>
         <w:bCs/>
         <w:color w:themeColor="background1" w:val="FFFFFF"/>
@@ -6588,6 +6919,7 @@
         <w:spacing w:after="0" w:before="0" w:line="240" w:lineRule="auto"/>
       </w:pPr>
       <w:rPr>
+        <w:rFonts w:eastAsia="黑体"/>
         <w:b/>
         <w:bCs/>
       </w:rPr>
@@ -6605,12 +6937,14 @@
     </w:tblStylePr>
     <w:tblStylePr w:type="firstCol">
       <w:rPr>
+        <w:rFonts w:eastAsia="黑体"/>
         <w:b/>
         <w:bCs/>
       </w:rPr>
     </w:tblStylePr>
     <w:tblStylePr w:type="lastCol">
       <w:rPr>
+        <w:rFonts w:eastAsia="黑体"/>
         <w:b/>
         <w:bCs/>
       </w:rPr>
@@ -6672,6 +7006,7 @@
         <w:spacing w:after="0" w:before="0" w:line="240" w:lineRule="auto"/>
       </w:pPr>
       <w:rPr>
+        <w:rFonts w:eastAsia="黑体"/>
         <w:b/>
         <w:bCs/>
         <w:color w:themeColor="background1" w:val="FFFFFF"/>
@@ -6694,6 +7029,7 @@
         <w:spacing w:after="0" w:before="0" w:line="240" w:lineRule="auto"/>
       </w:pPr>
       <w:rPr>
+        <w:rFonts w:eastAsia="黑体"/>
         <w:b/>
         <w:bCs/>
       </w:rPr>
@@ -6711,12 +7047,14 @@
     </w:tblStylePr>
     <w:tblStylePr w:type="firstCol">
       <w:rPr>
+        <w:rFonts w:eastAsia="黑体"/>
         <w:b/>
         <w:bCs/>
       </w:rPr>
     </w:tblStylePr>
     <w:tblStylePr w:type="lastCol">
       <w:rPr>
+        <w:rFonts w:eastAsia="黑体"/>
         <w:b/>
         <w:bCs/>
       </w:rPr>
@@ -6778,6 +7116,7 @@
         <w:spacing w:after="0" w:before="0" w:line="240" w:lineRule="auto"/>
       </w:pPr>
       <w:rPr>
+        <w:rFonts w:eastAsia="黑体"/>
         <w:b/>
         <w:bCs/>
         <w:color w:themeColor="background1" w:val="FFFFFF"/>
@@ -6800,6 +7139,7 @@
         <w:spacing w:after="0" w:before="0" w:line="240" w:lineRule="auto"/>
       </w:pPr>
       <w:rPr>
+        <w:rFonts w:eastAsia="黑体"/>
         <w:b/>
         <w:bCs/>
       </w:rPr>
@@ -6817,12 +7157,14 @@
     </w:tblStylePr>
     <w:tblStylePr w:type="firstCol">
       <w:rPr>
+        <w:rFonts w:eastAsia="黑体"/>
         <w:b/>
         <w:bCs/>
       </w:rPr>
     </w:tblStylePr>
     <w:tblStylePr w:type="lastCol">
       <w:rPr>
+        <w:rFonts w:eastAsia="黑体"/>
         <w:b/>
         <w:bCs/>
       </w:rPr>
@@ -6884,6 +7226,7 @@
         <w:spacing w:after="0" w:before="0" w:line="240" w:lineRule="auto"/>
       </w:pPr>
       <w:rPr>
+        <w:rFonts w:eastAsia="黑体"/>
         <w:b/>
         <w:bCs/>
         <w:color w:themeColor="background1" w:val="FFFFFF"/>
@@ -6906,6 +7249,7 @@
         <w:spacing w:after="0" w:before="0" w:line="240" w:lineRule="auto"/>
       </w:pPr>
       <w:rPr>
+        <w:rFonts w:eastAsia="黑体"/>
         <w:b/>
         <w:bCs/>
       </w:rPr>
@@ -6923,12 +7267,14 @@
     </w:tblStylePr>
     <w:tblStylePr w:type="firstCol">
       <w:rPr>
+        <w:rFonts w:eastAsia="黑体"/>
         <w:b/>
         <w:bCs/>
       </w:rPr>
     </w:tblStylePr>
     <w:tblStylePr w:type="lastCol">
       <w:rPr>
+        <w:rFonts w:eastAsia="黑体"/>
         <w:b/>
         <w:bCs/>
       </w:rPr>
@@ -6987,6 +7333,7 @@
         <w:spacing w:after="0" w:before="0" w:line="240" w:lineRule="auto"/>
       </w:pPr>
       <w:rPr>
+        <w:rFonts w:eastAsia="黑体"/>
         <w:b/>
         <w:bCs/>
         <w:color w:themeColor="background1" w:val="FFFFFF"/>
@@ -7009,6 +7356,7 @@
         <w:spacing w:after="0" w:before="0" w:line="240" w:lineRule="auto"/>
       </w:pPr>
       <w:rPr>
+        <w:rFonts w:eastAsia="黑体"/>
         <w:color w:val="auto"/>
       </w:rPr>
       <w:tblPr/>
@@ -7026,6 +7374,7 @@
     </w:tblStylePr>
     <w:tblStylePr w:type="firstCol">
       <w:rPr>
+        <w:rFonts w:eastAsia="黑体"/>
         <w:b/>
         <w:bCs/>
         <w:color w:themeColor="background1" w:val="FFFFFF"/>
@@ -7045,6 +7394,7 @@
     </w:tblStylePr>
     <w:tblStylePr w:type="lastCol">
       <w:rPr>
+        <w:rFonts w:eastAsia="黑体"/>
         <w:b/>
         <w:bCs/>
         <w:color w:themeColor="background1" w:val="FFFFFF"/>
@@ -7093,6 +7443,7 @@
     </w:tblStylePr>
     <w:tblStylePr w:type="nwCell">
       <w:rPr>
+        <w:rFonts w:eastAsia="黑体"/>
         <w:color w:themeColor="background1" w:val="FFFFFF"/>
       </w:rPr>
       <w:tblPr/>
@@ -7136,6 +7487,7 @@
         <w:spacing w:after="0" w:before="0" w:line="240" w:lineRule="auto"/>
       </w:pPr>
       <w:rPr>
+        <w:rFonts w:eastAsia="黑体"/>
         <w:b/>
         <w:bCs/>
         <w:color w:themeColor="background1" w:val="FFFFFF"/>
@@ -7158,6 +7510,7 @@
         <w:spacing w:after="0" w:before="0" w:line="240" w:lineRule="auto"/>
       </w:pPr>
       <w:rPr>
+        <w:rFonts w:eastAsia="黑体"/>
         <w:color w:val="auto"/>
       </w:rPr>
       <w:tblPr/>
@@ -7175,6 +7528,7 @@
     </w:tblStylePr>
     <w:tblStylePr w:type="firstCol">
       <w:rPr>
+        <w:rFonts w:eastAsia="黑体"/>
         <w:b/>
         <w:bCs/>
         <w:color w:themeColor="background1" w:val="FFFFFF"/>
@@ -7194,6 +7548,7 @@
     </w:tblStylePr>
     <w:tblStylePr w:type="lastCol">
       <w:rPr>
+        <w:rFonts w:eastAsia="黑体"/>
         <w:b/>
         <w:bCs/>
         <w:color w:themeColor="background1" w:val="FFFFFF"/>
@@ -7242,6 +7597,7 @@
     </w:tblStylePr>
     <w:tblStylePr w:type="nwCell">
       <w:rPr>
+        <w:rFonts w:eastAsia="黑体"/>
         <w:color w:themeColor="background1" w:val="FFFFFF"/>
       </w:rPr>
       <w:tblPr/>
@@ -7285,6 +7641,7 @@
         <w:spacing w:after="0" w:before="0" w:line="240" w:lineRule="auto"/>
       </w:pPr>
       <w:rPr>
+        <w:rFonts w:eastAsia="黑体"/>
         <w:b/>
         <w:bCs/>
         <w:color w:themeColor="background1" w:val="FFFFFF"/>
@@ -7307,6 +7664,7 @@
         <w:spacing w:after="0" w:before="0" w:line="240" w:lineRule="auto"/>
       </w:pPr>
       <w:rPr>
+        <w:rFonts w:eastAsia="黑体"/>
         <w:color w:val="auto"/>
       </w:rPr>
       <w:tblPr/>
@@ -7324,6 +7682,7 @@
     </w:tblStylePr>
     <w:tblStylePr w:type="firstCol">
       <w:rPr>
+        <w:rFonts w:eastAsia="黑体"/>
         <w:b/>
         <w:bCs/>
         <w:color w:themeColor="background1" w:val="FFFFFF"/>
@@ -7343,6 +7702,7 @@
     </w:tblStylePr>
     <w:tblStylePr w:type="lastCol">
       <w:rPr>
+        <w:rFonts w:eastAsia="黑体"/>
         <w:b/>
         <w:bCs/>
         <w:color w:themeColor="background1" w:val="FFFFFF"/>
@@ -7391,6 +7751,7 @@
     </w:tblStylePr>
     <w:tblStylePr w:type="nwCell">
       <w:rPr>
+        <w:rFonts w:eastAsia="黑体"/>
         <w:color w:themeColor="background1" w:val="FFFFFF"/>
       </w:rPr>
       <w:tblPr/>
@@ -7434,6 +7795,7 @@
         <w:spacing w:after="0" w:before="0" w:line="240" w:lineRule="auto"/>
       </w:pPr>
       <w:rPr>
+        <w:rFonts w:eastAsia="黑体"/>
         <w:b/>
         <w:bCs/>
         <w:color w:themeColor="background1" w:val="FFFFFF"/>
@@ -7456,6 +7818,7 @@
         <w:spacing w:after="0" w:before="0" w:line="240" w:lineRule="auto"/>
       </w:pPr>
       <w:rPr>
+        <w:rFonts w:eastAsia="黑体"/>
         <w:color w:val="auto"/>
       </w:rPr>
       <w:tblPr/>
@@ -7473,6 +7836,7 @@
     </w:tblStylePr>
     <w:tblStylePr w:type="firstCol">
       <w:rPr>
+        <w:rFonts w:eastAsia="黑体"/>
         <w:b/>
         <w:bCs/>
         <w:color w:themeColor="background1" w:val="FFFFFF"/>
@@ -7492,6 +7856,7 @@
     </w:tblStylePr>
     <w:tblStylePr w:type="lastCol">
       <w:rPr>
+        <w:rFonts w:eastAsia="黑体"/>
         <w:b/>
         <w:bCs/>
         <w:color w:themeColor="background1" w:val="FFFFFF"/>
@@ -7540,6 +7905,7 @@
     </w:tblStylePr>
     <w:tblStylePr w:type="nwCell">
       <w:rPr>
+        <w:rFonts w:eastAsia="黑体"/>
         <w:color w:themeColor="background1" w:val="FFFFFF"/>
       </w:rPr>
       <w:tblPr/>
@@ -7583,6 +7949,7 @@
         <w:spacing w:after="0" w:before="0" w:line="240" w:lineRule="auto"/>
       </w:pPr>
       <w:rPr>
+        <w:rFonts w:eastAsia="黑体"/>
         <w:b/>
         <w:bCs/>
         <w:color w:themeColor="background1" w:val="FFFFFF"/>
@@ -7605,6 +7972,7 @@
         <w:spacing w:after="0" w:before="0" w:line="240" w:lineRule="auto"/>
       </w:pPr>
       <w:rPr>
+        <w:rFonts w:eastAsia="黑体"/>
         <w:color w:val="auto"/>
       </w:rPr>
       <w:tblPr/>
@@ -7622,6 +7990,7 @@
     </w:tblStylePr>
     <w:tblStylePr w:type="firstCol">
       <w:rPr>
+        <w:rFonts w:eastAsia="黑体"/>
         <w:b/>
         <w:bCs/>
         <w:color w:themeColor="background1" w:val="FFFFFF"/>
@@ -7641,6 +8010,7 @@
     </w:tblStylePr>
     <w:tblStylePr w:type="lastCol">
       <w:rPr>
+        <w:rFonts w:eastAsia="黑体"/>
         <w:b/>
         <w:bCs/>
         <w:color w:themeColor="background1" w:val="FFFFFF"/>
@@ -7689,6 +8059,7 @@
     </w:tblStylePr>
     <w:tblStylePr w:type="nwCell">
       <w:rPr>
+        <w:rFonts w:eastAsia="黑体"/>
         <w:color w:themeColor="background1" w:val="FFFFFF"/>
       </w:rPr>
       <w:tblPr/>
@@ -7732,6 +8103,7 @@
         <w:spacing w:after="0" w:before="0" w:line="240" w:lineRule="auto"/>
       </w:pPr>
       <w:rPr>
+        <w:rFonts w:eastAsia="黑体"/>
         <w:b/>
         <w:bCs/>
         <w:color w:themeColor="background1" w:val="FFFFFF"/>
@@ -7754,6 +8126,7 @@
         <w:spacing w:after="0" w:before="0" w:line="240" w:lineRule="auto"/>
       </w:pPr>
       <w:rPr>
+        <w:rFonts w:eastAsia="黑体"/>
         <w:color w:val="auto"/>
       </w:rPr>
       <w:tblPr/>
@@ -7771,6 +8144,7 @@
     </w:tblStylePr>
     <w:tblStylePr w:type="firstCol">
       <w:rPr>
+        <w:rFonts w:eastAsia="黑体"/>
         <w:b/>
         <w:bCs/>
         <w:color w:themeColor="background1" w:val="FFFFFF"/>
@@ -7790,6 +8164,7 @@
     </w:tblStylePr>
     <w:tblStylePr w:type="lastCol">
       <w:rPr>
+        <w:rFonts w:eastAsia="黑体"/>
         <w:b/>
         <w:bCs/>
         <w:color w:themeColor="background1" w:val="FFFFFF"/>
@@ -7838,6 +8213,7 @@
     </w:tblStylePr>
     <w:tblStylePr w:type="nwCell">
       <w:rPr>
+        <w:rFonts w:eastAsia="黑体"/>
         <w:color w:themeColor="background1" w:val="FFFFFF"/>
       </w:rPr>
       <w:tblPr/>
@@ -7881,6 +8257,7 @@
         <w:spacing w:after="0" w:before="0" w:line="240" w:lineRule="auto"/>
       </w:pPr>
       <w:rPr>
+        <w:rFonts w:eastAsia="黑体"/>
         <w:b/>
         <w:bCs/>
         <w:color w:themeColor="background1" w:val="FFFFFF"/>
@@ -7903,6 +8280,7 @@
         <w:spacing w:after="0" w:before="0" w:line="240" w:lineRule="auto"/>
       </w:pPr>
       <w:rPr>
+        <w:rFonts w:eastAsia="黑体"/>
         <w:color w:val="auto"/>
       </w:rPr>
       <w:tblPr/>
@@ -7920,6 +8298,7 @@
     </w:tblStylePr>
     <w:tblStylePr w:type="firstCol">
       <w:rPr>
+        <w:rFonts w:eastAsia="黑体"/>
         <w:b/>
         <w:bCs/>
         <w:color w:themeColor="background1" w:val="FFFFFF"/>
@@ -7939,6 +8318,7 @@
     </w:tblStylePr>
     <w:tblStylePr w:type="lastCol">
       <w:rPr>
+        <w:rFonts w:eastAsia="黑体"/>
         <w:b/>
         <w:bCs/>
         <w:color w:themeColor="background1" w:val="FFFFFF"/>
@@ -7987,6 +8367,7 @@
     </w:tblStylePr>
     <w:tblStylePr w:type="nwCell">
       <w:rPr>
+        <w:rFonts w:eastAsia="黑体"/>
         <w:color w:themeColor="background1" w:val="FFFFFF"/>
       </w:rPr>
       <w:tblPr/>
@@ -8011,6 +8392,7 @@
       <w:spacing w:after="0" w:line="240" w:lineRule="auto"/>
     </w:pPr>
     <w:rPr>
+      <w:rFonts w:eastAsia="黑体"/>
       <w:color w:themeColor="text1" w:val="000000"/>
     </w:rPr>
     <w:tblPr>
@@ -8030,7 +8412,7 @@
     </w:tblPr>
     <w:tblStylePr w:type="firstRow">
       <w:rPr>
-        <w:rFonts w:asciiTheme="majorHAnsi" w:cstheme="majorBidi" w:eastAsiaTheme="majorEastAsia" w:hAnsiTheme="majorHAnsi"/>
+        <w:rFonts w:asciiTheme="majorHAnsi" w:cstheme="majorBidi" w:hAnsiTheme="majorHAnsi" w:eastAsia="黑体"/>
       </w:rPr>
       <w:tblPr/>
       <w:tcPr>
@@ -8042,6 +8424,7 @@
     </w:tblStylePr>
     <w:tblStylePr w:type="lastRow">
       <w:rPr>
+        <w:rFonts w:eastAsia="黑体"/>
         <w:b/>
         <w:bCs/>
         <w:color w:themeColor="text2" w:val="1F497D"/>
@@ -8056,12 +8439,14 @@
     </w:tblStylePr>
     <w:tblStylePr w:type="firstCol">
       <w:rPr>
+        <w:rFonts w:eastAsia="黑体"/>
         <w:b/>
         <w:bCs/>
       </w:rPr>
     </w:tblStylePr>
     <w:tblStylePr w:type="lastCol">
       <w:rPr>
+        <w:rFonts w:eastAsia="黑体"/>
         <w:b/>
         <w:bCs/>
       </w:rPr>
@@ -8095,6 +8480,7 @@
       <w:spacing w:after="0" w:line="240" w:lineRule="auto"/>
     </w:pPr>
     <w:rPr>
+      <w:rFonts w:eastAsia="黑体"/>
       <w:color w:themeColor="text1" w:val="000000"/>
     </w:rPr>
     <w:tblPr>
@@ -8114,7 +8500,7 @@
     </w:tblPr>
     <w:tblStylePr w:type="firstRow">
       <w:rPr>
-        <w:rFonts w:asciiTheme="majorHAnsi" w:cstheme="majorBidi" w:eastAsiaTheme="majorEastAsia" w:hAnsiTheme="majorHAnsi"/>
+        <w:rFonts w:asciiTheme="majorHAnsi" w:cstheme="majorBidi" w:hAnsiTheme="majorHAnsi" w:eastAsia="黑体"/>
       </w:rPr>
       <w:tblPr/>
       <w:tcPr>
@@ -8126,6 +8512,7 @@
     </w:tblStylePr>
     <w:tblStylePr w:type="lastRow">
       <w:rPr>
+        <w:rFonts w:eastAsia="黑体"/>
         <w:b/>
         <w:bCs/>
         <w:color w:themeColor="text2" w:val="1F497D"/>
@@ -8140,12 +8527,14 @@
     </w:tblStylePr>
     <w:tblStylePr w:type="firstCol">
       <w:rPr>
+        <w:rFonts w:eastAsia="黑体"/>
         <w:b/>
         <w:bCs/>
       </w:rPr>
     </w:tblStylePr>
     <w:tblStylePr w:type="lastCol">
       <w:rPr>
+        <w:rFonts w:eastAsia="黑体"/>
         <w:b/>
         <w:bCs/>
       </w:rPr>
@@ -8179,6 +8568,7 @@
       <w:spacing w:after="0" w:line="240" w:lineRule="auto"/>
     </w:pPr>
     <w:rPr>
+      <w:rFonts w:eastAsia="黑体"/>
       <w:color w:themeColor="text1" w:val="000000"/>
     </w:rPr>
     <w:tblPr>
@@ -8198,7 +8588,7 @@
     </w:tblPr>
     <w:tblStylePr w:type="firstRow">
       <w:rPr>
-        <w:rFonts w:asciiTheme="majorHAnsi" w:cstheme="majorBidi" w:eastAsiaTheme="majorEastAsia" w:hAnsiTheme="majorHAnsi"/>
+        <w:rFonts w:asciiTheme="majorHAnsi" w:cstheme="majorBidi" w:hAnsiTheme="majorHAnsi" w:eastAsia="黑体"/>
       </w:rPr>
       <w:tblPr/>
       <w:tcPr>
@@ -8210,6 +8600,7 @@
     </w:tblStylePr>
     <w:tblStylePr w:type="lastRow">
       <w:rPr>
+        <w:rFonts w:eastAsia="黑体"/>
         <w:b/>
         <w:bCs/>
         <w:color w:themeColor="text2" w:val="1F497D"/>
@@ -8224,12 +8615,14 @@
     </w:tblStylePr>
     <w:tblStylePr w:type="firstCol">
       <w:rPr>
+        <w:rFonts w:eastAsia="黑体"/>
         <w:b/>
         <w:bCs/>
       </w:rPr>
     </w:tblStylePr>
     <w:tblStylePr w:type="lastCol">
       <w:rPr>
+        <w:rFonts w:eastAsia="黑体"/>
         <w:b/>
         <w:bCs/>
       </w:rPr>
@@ -8263,6 +8656,7 @@
       <w:spacing w:after="0" w:line="240" w:lineRule="auto"/>
     </w:pPr>
     <w:rPr>
+      <w:rFonts w:eastAsia="黑体"/>
       <w:color w:themeColor="text1" w:val="000000"/>
     </w:rPr>
     <w:tblPr>
@@ -8282,7 +8676,7 @@
     </w:tblPr>
     <w:tblStylePr w:type="firstRow">
       <w:rPr>
-        <w:rFonts w:asciiTheme="majorHAnsi" w:cstheme="majorBidi" w:eastAsiaTheme="majorEastAsia" w:hAnsiTheme="majorHAnsi"/>
+        <w:rFonts w:asciiTheme="majorHAnsi" w:cstheme="majorBidi" w:hAnsiTheme="majorHAnsi" w:eastAsia="黑体"/>
       </w:rPr>
       <w:tblPr/>
       <w:tcPr>
@@ -8294,6 +8688,7 @@
     </w:tblStylePr>
     <w:tblStylePr w:type="lastRow">
       <w:rPr>
+        <w:rFonts w:eastAsia="黑体"/>
         <w:b/>
         <w:bCs/>
         <w:color w:themeColor="text2" w:val="1F497D"/>
@@ -8308,12 +8703,14 @@
     </w:tblStylePr>
     <w:tblStylePr w:type="firstCol">
       <w:rPr>
+        <w:rFonts w:eastAsia="黑体"/>
         <w:b/>
         <w:bCs/>
       </w:rPr>
     </w:tblStylePr>
     <w:tblStylePr w:type="lastCol">
       <w:rPr>
+        <w:rFonts w:eastAsia="黑体"/>
         <w:b/>
         <w:bCs/>
       </w:rPr>
@@ -8347,6 +8744,7 @@
       <w:spacing w:after="0" w:line="240" w:lineRule="auto"/>
     </w:pPr>
     <w:rPr>
+      <w:rFonts w:eastAsia="黑体"/>
       <w:color w:themeColor="text1" w:val="000000"/>
     </w:rPr>
     <w:tblPr>
@@ -8366,7 +8764,7 @@
     </w:tblPr>
     <w:tblStylePr w:type="firstRow">
       <w:rPr>
-        <w:rFonts w:asciiTheme="majorHAnsi" w:cstheme="majorBidi" w:eastAsiaTheme="majorEastAsia" w:hAnsiTheme="majorHAnsi"/>
+        <w:rFonts w:asciiTheme="majorHAnsi" w:cstheme="majorBidi" w:hAnsiTheme="majorHAnsi" w:eastAsia="黑体"/>
       </w:rPr>
       <w:tblPr/>
       <w:tcPr>
@@ -8378,6 +8776,7 @@
     </w:tblStylePr>
     <w:tblStylePr w:type="lastRow">
       <w:rPr>
+        <w:rFonts w:eastAsia="黑体"/>
         <w:b/>
         <w:bCs/>
         <w:color w:themeColor="text2" w:val="1F497D"/>
@@ -8392,12 +8791,14 @@
     </w:tblStylePr>
     <w:tblStylePr w:type="firstCol">
       <w:rPr>
+        <w:rFonts w:eastAsia="黑体"/>
         <w:b/>
         <w:bCs/>
       </w:rPr>
     </w:tblStylePr>
     <w:tblStylePr w:type="lastCol">
       <w:rPr>
+        <w:rFonts w:eastAsia="黑体"/>
         <w:b/>
         <w:bCs/>
       </w:rPr>
@@ -8431,6 +8832,7 @@
       <w:spacing w:after="0" w:line="240" w:lineRule="auto"/>
     </w:pPr>
     <w:rPr>
+      <w:rFonts w:eastAsia="黑体"/>
       <w:color w:themeColor="text1" w:val="000000"/>
     </w:rPr>
     <w:tblPr>
@@ -8450,7 +8852,7 @@
     </w:tblPr>
     <w:tblStylePr w:type="firstRow">
       <w:rPr>
-        <w:rFonts w:asciiTheme="majorHAnsi" w:cstheme="majorBidi" w:eastAsiaTheme="majorEastAsia" w:hAnsiTheme="majorHAnsi"/>
+        <w:rFonts w:asciiTheme="majorHAnsi" w:cstheme="majorBidi" w:hAnsiTheme="majorHAnsi" w:eastAsia="黑体"/>
       </w:rPr>
       <w:tblPr/>
       <w:tcPr>
@@ -8462,6 +8864,7 @@
     </w:tblStylePr>
     <w:tblStylePr w:type="lastRow">
       <w:rPr>
+        <w:rFonts w:eastAsia="黑体"/>
         <w:b/>
         <w:bCs/>
         <w:color w:themeColor="text2" w:val="1F497D"/>
@@ -8476,12 +8879,14 @@
     </w:tblStylePr>
     <w:tblStylePr w:type="firstCol">
       <w:rPr>
+        <w:rFonts w:eastAsia="黑体"/>
         <w:b/>
         <w:bCs/>
       </w:rPr>
     </w:tblStylePr>
     <w:tblStylePr w:type="lastCol">
       <w:rPr>
+        <w:rFonts w:eastAsia="黑体"/>
         <w:b/>
         <w:bCs/>
       </w:rPr>
@@ -8515,6 +8920,7 @@
       <w:spacing w:after="0" w:line="240" w:lineRule="auto"/>
     </w:pPr>
     <w:rPr>
+      <w:rFonts w:eastAsia="黑体"/>
       <w:color w:themeColor="text1" w:val="000000"/>
     </w:rPr>
     <w:tblPr>
@@ -8534,7 +8940,7 @@
     </w:tblPr>
     <w:tblStylePr w:type="firstRow">
       <w:rPr>
-        <w:rFonts w:asciiTheme="majorHAnsi" w:cstheme="majorBidi" w:eastAsiaTheme="majorEastAsia" w:hAnsiTheme="majorHAnsi"/>
+        <w:rFonts w:asciiTheme="majorHAnsi" w:cstheme="majorBidi" w:hAnsiTheme="majorHAnsi" w:eastAsia="黑体"/>
       </w:rPr>
       <w:tblPr/>
       <w:tcPr>
@@ -8546,6 +8952,7 @@
     </w:tblStylePr>
     <w:tblStylePr w:type="lastRow">
       <w:rPr>
+        <w:rFonts w:eastAsia="黑体"/>
         <w:b/>
         <w:bCs/>
         <w:color w:themeColor="text2" w:val="1F497D"/>
@@ -8560,12 +8967,14 @@
     </w:tblStylePr>
     <w:tblStylePr w:type="firstCol">
       <w:rPr>
+        <w:rFonts w:eastAsia="黑体"/>
         <w:b/>
         <w:bCs/>
       </w:rPr>
     </w:tblStylePr>
     <w:tblStylePr w:type="lastCol">
       <w:rPr>
+        <w:rFonts w:eastAsia="黑体"/>
         <w:b/>
         <w:bCs/>
       </w:rPr>
@@ -8599,7 +9008,7 @@
       <w:spacing w:after="0" w:line="240" w:lineRule="auto"/>
     </w:pPr>
     <w:rPr>
-      <w:rFonts w:asciiTheme="majorHAnsi" w:cstheme="majorBidi" w:eastAsiaTheme="majorEastAsia" w:hAnsiTheme="majorHAnsi"/>
+      <w:rFonts w:asciiTheme="majorHAnsi" w:cstheme="majorBidi" w:hAnsiTheme="majorHAnsi" w:eastAsia="黑体"/>
       <w:color w:themeColor="text1" w:val="000000"/>
     </w:rPr>
     <w:tblPr>
@@ -8621,6 +9030,7 @@
     </w:tblPr>
     <w:tblStylePr w:type="firstRow">
       <w:rPr>
+        <w:rFonts w:eastAsia="黑体"/>
         <w:sz w:val="24"/>
         <w:szCs w:val="24"/>
       </w:rPr>
@@ -8727,7 +9137,7 @@
       <w:spacing w:after="0" w:line="240" w:lineRule="auto"/>
     </w:pPr>
     <w:rPr>
-      <w:rFonts w:asciiTheme="majorHAnsi" w:cstheme="majorBidi" w:eastAsiaTheme="majorEastAsia" w:hAnsiTheme="majorHAnsi"/>
+      <w:rFonts w:asciiTheme="majorHAnsi" w:cstheme="majorBidi" w:hAnsiTheme="majorHAnsi" w:eastAsia="黑体"/>
       <w:color w:themeColor="text1" w:val="000000"/>
     </w:rPr>
     <w:tblPr>
@@ -8749,6 +9159,7 @@
     </w:tblPr>
     <w:tblStylePr w:type="firstRow">
       <w:rPr>
+        <w:rFonts w:eastAsia="黑体"/>
         <w:sz w:val="24"/>
         <w:szCs w:val="24"/>
       </w:rPr>
@@ -8855,7 +9266,7 @@
       <w:spacing w:after="0" w:line="240" w:lineRule="auto"/>
     </w:pPr>
     <w:rPr>
-      <w:rFonts w:asciiTheme="majorHAnsi" w:cstheme="majorBidi" w:eastAsiaTheme="majorEastAsia" w:hAnsiTheme="majorHAnsi"/>
+      <w:rFonts w:asciiTheme="majorHAnsi" w:cstheme="majorBidi" w:hAnsiTheme="majorHAnsi" w:eastAsia="黑体"/>
       <w:color w:themeColor="text1" w:val="000000"/>
     </w:rPr>
     <w:tblPr>
@@ -8877,6 +9288,7 @@
     </w:tblPr>
     <w:tblStylePr w:type="firstRow">
       <w:rPr>
+        <w:rFonts w:eastAsia="黑体"/>
         <w:sz w:val="24"/>
         <w:szCs w:val="24"/>
       </w:rPr>
@@ -8983,7 +9395,7 @@
       <w:spacing w:after="0" w:line="240" w:lineRule="auto"/>
     </w:pPr>
     <w:rPr>
-      <w:rFonts w:asciiTheme="majorHAnsi" w:cstheme="majorBidi" w:eastAsiaTheme="majorEastAsia" w:hAnsiTheme="majorHAnsi"/>
+      <w:rFonts w:asciiTheme="majorHAnsi" w:cstheme="majorBidi" w:hAnsiTheme="majorHAnsi" w:eastAsia="黑体"/>
       <w:color w:themeColor="text1" w:val="000000"/>
     </w:rPr>
     <w:tblPr>
@@ -9005,6 +9417,7 @@
     </w:tblPr>
     <w:tblStylePr w:type="firstRow">
       <w:rPr>
+        <w:rFonts w:eastAsia="黑体"/>
         <w:sz w:val="24"/>
         <w:szCs w:val="24"/>
       </w:rPr>
@@ -9111,7 +9524,7 @@
       <w:spacing w:after="0" w:line="240" w:lineRule="auto"/>
     </w:pPr>
     <w:rPr>
-      <w:rFonts w:asciiTheme="majorHAnsi" w:cstheme="majorBidi" w:eastAsiaTheme="majorEastAsia" w:hAnsiTheme="majorHAnsi"/>
+      <w:rFonts w:asciiTheme="majorHAnsi" w:cstheme="majorBidi" w:hAnsiTheme="majorHAnsi" w:eastAsia="黑体"/>
       <w:color w:themeColor="text1" w:val="000000"/>
     </w:rPr>
     <w:tblPr>
@@ -9133,6 +9546,7 @@
     </w:tblPr>
     <w:tblStylePr w:type="firstRow">
       <w:rPr>
+        <w:rFonts w:eastAsia="黑体"/>
         <w:sz w:val="24"/>
         <w:szCs w:val="24"/>
       </w:rPr>
@@ -9239,7 +9653,7 @@
       <w:spacing w:after="0" w:line="240" w:lineRule="auto"/>
     </w:pPr>
     <w:rPr>
-      <w:rFonts w:asciiTheme="majorHAnsi" w:cstheme="majorBidi" w:eastAsiaTheme="majorEastAsia" w:hAnsiTheme="majorHAnsi"/>
+      <w:rFonts w:asciiTheme="majorHAnsi" w:cstheme="majorBidi" w:hAnsiTheme="majorHAnsi" w:eastAsia="黑体"/>
       <w:color w:themeColor="text1" w:val="000000"/>
     </w:rPr>
     <w:tblPr>
@@ -9261,6 +9675,7 @@
     </w:tblPr>
     <w:tblStylePr w:type="firstRow">
       <w:rPr>
+        <w:rFonts w:eastAsia="黑体"/>
         <w:sz w:val="24"/>
         <w:szCs w:val="24"/>
       </w:rPr>
@@ -9367,7 +9782,7 @@
       <w:spacing w:after="0" w:line="240" w:lineRule="auto"/>
     </w:pPr>
     <w:rPr>
-      <w:rFonts w:asciiTheme="majorHAnsi" w:cstheme="majorBidi" w:eastAsiaTheme="majorEastAsia" w:hAnsiTheme="majorHAnsi"/>
+      <w:rFonts w:asciiTheme="majorHAnsi" w:cstheme="majorBidi" w:hAnsiTheme="majorHAnsi" w:eastAsia="黑体"/>
       <w:color w:themeColor="text1" w:val="000000"/>
     </w:rPr>
     <w:tblPr>
@@ -9389,6 +9804,7 @@
     </w:tblPr>
     <w:tblStylePr w:type="firstRow">
       <w:rPr>
+        <w:rFonts w:eastAsia="黑体"/>
         <w:sz w:val="24"/>
         <w:szCs w:val="24"/>
       </w:rPr>
@@ -9518,12 +9934,14 @@
     </w:tcPr>
     <w:tblStylePr w:type="firstRow">
       <w:rPr>
+        <w:rFonts w:eastAsia="黑体"/>
         <w:b/>
         <w:bCs/>
       </w:rPr>
     </w:tblStylePr>
     <w:tblStylePr w:type="lastRow">
       <w:rPr>
+        <w:rFonts w:eastAsia="黑体"/>
         <w:b/>
         <w:bCs/>
       </w:rPr>
@@ -9536,12 +9954,14 @@
     </w:tblStylePr>
     <w:tblStylePr w:type="firstCol">
       <w:rPr>
+        <w:rFonts w:eastAsia="黑体"/>
         <w:b/>
         <w:bCs/>
       </w:rPr>
     </w:tblStylePr>
     <w:tblStylePr w:type="lastCol">
       <w:rPr>
+        <w:rFonts w:eastAsia="黑体"/>
         <w:b/>
         <w:bCs/>
       </w:rPr>
@@ -9591,12 +10011,14 @@
     </w:tcPr>
     <w:tblStylePr w:type="firstRow">
       <w:rPr>
+        <w:rFonts w:eastAsia="黑体"/>
         <w:b/>
         <w:bCs/>
       </w:rPr>
     </w:tblStylePr>
     <w:tblStylePr w:type="lastRow">
       <w:rPr>
+        <w:rFonts w:eastAsia="黑体"/>
         <w:b/>
         <w:bCs/>
       </w:rPr>
@@ -9609,12 +10031,14 @@
     </w:tblStylePr>
     <w:tblStylePr w:type="firstCol">
       <w:rPr>
+        <w:rFonts w:eastAsia="黑体"/>
         <w:b/>
         <w:bCs/>
       </w:rPr>
     </w:tblStylePr>
     <w:tblStylePr w:type="lastCol">
       <w:rPr>
+        <w:rFonts w:eastAsia="黑体"/>
         <w:b/>
         <w:bCs/>
       </w:rPr>
@@ -9664,12 +10088,14 @@
     </w:tcPr>
     <w:tblStylePr w:type="firstRow">
       <w:rPr>
+        <w:rFonts w:eastAsia="黑体"/>
         <w:b/>
         <w:bCs/>
       </w:rPr>
     </w:tblStylePr>
     <w:tblStylePr w:type="lastRow">
       <w:rPr>
+        <w:rFonts w:eastAsia="黑体"/>
         <w:b/>
         <w:bCs/>
       </w:rPr>
@@ -9682,12 +10108,14 @@
     </w:tblStylePr>
     <w:tblStylePr w:type="firstCol">
       <w:rPr>
+        <w:rFonts w:eastAsia="黑体"/>
         <w:b/>
         <w:bCs/>
       </w:rPr>
     </w:tblStylePr>
     <w:tblStylePr w:type="lastCol">
       <w:rPr>
+        <w:rFonts w:eastAsia="黑体"/>
         <w:b/>
         <w:bCs/>
       </w:rPr>
@@ -9737,12 +10165,14 @@
     </w:tcPr>
     <w:tblStylePr w:type="firstRow">
       <w:rPr>
+        <w:rFonts w:eastAsia="黑体"/>
         <w:b/>
         <w:bCs/>
       </w:rPr>
     </w:tblStylePr>
     <w:tblStylePr w:type="lastRow">
       <w:rPr>
+        <w:rFonts w:eastAsia="黑体"/>
         <w:b/>
         <w:bCs/>
       </w:rPr>
@@ -9755,12 +10185,14 @@
     </w:tblStylePr>
     <w:tblStylePr w:type="firstCol">
       <w:rPr>
+        <w:rFonts w:eastAsia="黑体"/>
         <w:b/>
         <w:bCs/>
       </w:rPr>
     </w:tblStylePr>
     <w:tblStylePr w:type="lastCol">
       <w:rPr>
+        <w:rFonts w:eastAsia="黑体"/>
         <w:b/>
         <w:bCs/>
       </w:rPr>
@@ -9810,12 +10242,14 @@
     </w:tcPr>
     <w:tblStylePr w:type="firstRow">
       <w:rPr>
+        <w:rFonts w:eastAsia="黑体"/>
         <w:b/>
         <w:bCs/>
       </w:rPr>
     </w:tblStylePr>
     <w:tblStylePr w:type="lastRow">
       <w:rPr>
+        <w:rFonts w:eastAsia="黑体"/>
         <w:b/>
         <w:bCs/>
       </w:rPr>
@@ -9828,12 +10262,14 @@
     </w:tblStylePr>
     <w:tblStylePr w:type="firstCol">
       <w:rPr>
+        <w:rFonts w:eastAsia="黑体"/>
         <w:b/>
         <w:bCs/>
       </w:rPr>
     </w:tblStylePr>
     <w:tblStylePr w:type="lastCol">
       <w:rPr>
+        <w:rFonts w:eastAsia="黑体"/>
         <w:b/>
         <w:bCs/>
       </w:rPr>
@@ -9883,12 +10319,14 @@
     </w:tcPr>
     <w:tblStylePr w:type="firstRow">
       <w:rPr>
+        <w:rFonts w:eastAsia="黑体"/>
         <w:b/>
         <w:bCs/>
       </w:rPr>
     </w:tblStylePr>
     <w:tblStylePr w:type="lastRow">
       <w:rPr>
+        <w:rFonts w:eastAsia="黑体"/>
         <w:b/>
         <w:bCs/>
       </w:rPr>
@@ -9901,12 +10339,14 @@
     </w:tblStylePr>
     <w:tblStylePr w:type="firstCol">
       <w:rPr>
+        <w:rFonts w:eastAsia="黑体"/>
         <w:b/>
         <w:bCs/>
       </w:rPr>
     </w:tblStylePr>
     <w:tblStylePr w:type="lastCol">
       <w:rPr>
+        <w:rFonts w:eastAsia="黑体"/>
         <w:b/>
         <w:bCs/>
       </w:rPr>
@@ -9956,12 +10396,14 @@
     </w:tcPr>
     <w:tblStylePr w:type="firstRow">
       <w:rPr>
+        <w:rFonts w:eastAsia="黑体"/>
         <w:b/>
         <w:bCs/>
       </w:rPr>
     </w:tblStylePr>
     <w:tblStylePr w:type="lastRow">
       <w:rPr>
+        <w:rFonts w:eastAsia="黑体"/>
         <w:b/>
         <w:bCs/>
       </w:rPr>
@@ -9974,12 +10416,14 @@
     </w:tblStylePr>
     <w:tblStylePr w:type="firstCol">
       <w:rPr>
+        <w:rFonts w:eastAsia="黑体"/>
         <w:b/>
         <w:bCs/>
       </w:rPr>
     </w:tblStylePr>
     <w:tblStylePr w:type="lastCol">
       <w:rPr>
+        <w:rFonts w:eastAsia="黑体"/>
         <w:b/>
         <w:bCs/>
       </w:rPr>
@@ -10006,7 +10450,7 @@
       <w:spacing w:after="0" w:line="240" w:lineRule="auto"/>
     </w:pPr>
     <w:rPr>
-      <w:rFonts w:asciiTheme="majorHAnsi" w:cstheme="majorBidi" w:eastAsiaTheme="majorEastAsia" w:hAnsiTheme="majorHAnsi"/>
+      <w:rFonts w:asciiTheme="majorHAnsi" w:cstheme="majorBidi" w:hAnsiTheme="majorHAnsi" w:eastAsia="黑体"/>
       <w:color w:themeColor="text1" w:val="000000"/>
     </w:rPr>
     <w:tblPr>
@@ -10033,6 +10477,7 @@
     </w:tcPr>
     <w:tblStylePr w:type="firstRow">
       <w:rPr>
+        <w:rFonts w:eastAsia="黑体"/>
         <w:b/>
         <w:bCs/>
         <w:color w:themeColor="text1" w:val="000000"/>
@@ -10044,6 +10489,7 @@
     </w:tblStylePr>
     <w:tblStylePr w:type="lastRow">
       <w:rPr>
+        <w:rFonts w:eastAsia="黑体"/>
         <w:b/>
         <w:bCs/>
         <w:color w:themeColor="text1" w:val="000000"/>
@@ -10063,6 +10509,7 @@
     </w:tblStylePr>
     <w:tblStylePr w:type="firstCol">
       <w:rPr>
+        <w:rFonts w:eastAsia="黑体"/>
         <w:b/>
         <w:bCs/>
         <w:color w:themeColor="text1" w:val="000000"/>
@@ -10082,6 +10529,7 @@
     </w:tblStylePr>
     <w:tblStylePr w:type="lastCol">
       <w:rPr>
+        <w:rFonts w:eastAsia="黑体"/>
         <w:b w:val="0"/>
         <w:bCs w:val="0"/>
         <w:color w:themeColor="text1" w:val="000000"/>
@@ -10131,7 +10579,7 @@
       <w:spacing w:after="0" w:line="240" w:lineRule="auto"/>
     </w:pPr>
     <w:rPr>
-      <w:rFonts w:asciiTheme="majorHAnsi" w:cstheme="majorBidi" w:eastAsiaTheme="majorEastAsia" w:hAnsiTheme="majorHAnsi"/>
+      <w:rFonts w:asciiTheme="majorHAnsi" w:cstheme="majorBidi" w:hAnsiTheme="majorHAnsi" w:eastAsia="黑体"/>
       <w:color w:themeColor="text1" w:val="000000"/>
     </w:rPr>
     <w:tblPr>
@@ -10158,6 +10606,7 @@
     </w:tcPr>
     <w:tblStylePr w:type="firstRow">
       <w:rPr>
+        <w:rFonts w:eastAsia="黑体"/>
         <w:b/>
         <w:bCs/>
         <w:color w:themeColor="text1" w:val="000000"/>
@@ -10169,6 +10618,7 @@
     </w:tblStylePr>
     <w:tblStylePr w:type="lastRow">
       <w:rPr>
+        <w:rFonts w:eastAsia="黑体"/>
         <w:b/>
         <w:bCs/>
         <w:color w:themeColor="text1" w:val="000000"/>
@@ -10188,6 +10638,7 @@
     </w:tblStylePr>
     <w:tblStylePr w:type="firstCol">
       <w:rPr>
+        <w:rFonts w:eastAsia="黑体"/>
         <w:b/>
         <w:bCs/>
         <w:color w:themeColor="text1" w:val="000000"/>
@@ -10207,6 +10658,7 @@
     </w:tblStylePr>
     <w:tblStylePr w:type="lastCol">
       <w:rPr>
+        <w:rFonts w:eastAsia="黑体"/>
         <w:b w:val="0"/>
         <w:bCs w:val="0"/>
         <w:color w:themeColor="text1" w:val="000000"/>
@@ -10256,7 +10708,7 @@
       <w:spacing w:after="0" w:line="240" w:lineRule="auto"/>
     </w:pPr>
     <w:rPr>
-      <w:rFonts w:asciiTheme="majorHAnsi" w:cstheme="majorBidi" w:eastAsiaTheme="majorEastAsia" w:hAnsiTheme="majorHAnsi"/>
+      <w:rFonts w:asciiTheme="majorHAnsi" w:cstheme="majorBidi" w:hAnsiTheme="majorHAnsi" w:eastAsia="黑体"/>
       <w:color w:themeColor="text1" w:val="000000"/>
     </w:rPr>
     <w:tblPr>
@@ -10283,6 +10735,7 @@
     </w:tcPr>
     <w:tblStylePr w:type="firstRow">
       <w:rPr>
+        <w:rFonts w:eastAsia="黑体"/>
         <w:b/>
         <w:bCs/>
         <w:color w:themeColor="text1" w:val="000000"/>
@@ -10294,6 +10747,7 @@
     </w:tblStylePr>
     <w:tblStylePr w:type="lastRow">
       <w:rPr>
+        <w:rFonts w:eastAsia="黑体"/>
         <w:b/>
         <w:bCs/>
         <w:color w:themeColor="text1" w:val="000000"/>
@@ -10313,6 +10767,7 @@
     </w:tblStylePr>
     <w:tblStylePr w:type="firstCol">
       <w:rPr>
+        <w:rFonts w:eastAsia="黑体"/>
         <w:b/>
         <w:bCs/>
         <w:color w:themeColor="text1" w:val="000000"/>
@@ -10332,6 +10787,7 @@
     </w:tblStylePr>
     <w:tblStylePr w:type="lastCol">
       <w:rPr>
+        <w:rFonts w:eastAsia="黑体"/>
         <w:b w:val="0"/>
         <w:bCs w:val="0"/>
         <w:color w:themeColor="text1" w:val="000000"/>
@@ -10381,7 +10837,7 @@
       <w:spacing w:after="0" w:line="240" w:lineRule="auto"/>
     </w:pPr>
     <w:rPr>
-      <w:rFonts w:asciiTheme="majorHAnsi" w:cstheme="majorBidi" w:eastAsiaTheme="majorEastAsia" w:hAnsiTheme="majorHAnsi"/>
+      <w:rFonts w:asciiTheme="majorHAnsi" w:cstheme="majorBidi" w:hAnsiTheme="majorHAnsi" w:eastAsia="黑体"/>
       <w:color w:themeColor="text1" w:val="000000"/>
     </w:rPr>
     <w:tblPr>
@@ -10408,6 +10864,7 @@
     </w:tcPr>
     <w:tblStylePr w:type="firstRow">
       <w:rPr>
+        <w:rFonts w:eastAsia="黑体"/>
         <w:b/>
         <w:bCs/>
         <w:color w:themeColor="text1" w:val="000000"/>
@@ -10419,6 +10876,7 @@
     </w:tblStylePr>
     <w:tblStylePr w:type="lastRow">
       <w:rPr>
+        <w:rFonts w:eastAsia="黑体"/>
         <w:b/>
         <w:bCs/>
         <w:color w:themeColor="text1" w:val="000000"/>
@@ -10438,6 +10896,7 @@
     </w:tblStylePr>
     <w:tblStylePr w:type="firstCol">
       <w:rPr>
+        <w:rFonts w:eastAsia="黑体"/>
         <w:b/>
         <w:bCs/>
         <w:color w:themeColor="text1" w:val="000000"/>
@@ -10457,6 +10916,7 @@
     </w:tblStylePr>
     <w:tblStylePr w:type="lastCol">
       <w:rPr>
+        <w:rFonts w:eastAsia="黑体"/>
         <w:b w:val="0"/>
         <w:bCs w:val="0"/>
         <w:color w:themeColor="text1" w:val="000000"/>
@@ -10506,7 +10966,7 @@
       <w:spacing w:after="0" w:line="240" w:lineRule="auto"/>
     </w:pPr>
     <w:rPr>
-      <w:rFonts w:asciiTheme="majorHAnsi" w:cstheme="majorBidi" w:eastAsiaTheme="majorEastAsia" w:hAnsiTheme="majorHAnsi"/>
+      <w:rFonts w:asciiTheme="majorHAnsi" w:cstheme="majorBidi" w:hAnsiTheme="majorHAnsi" w:eastAsia="黑体"/>
       <w:color w:themeColor="text1" w:val="000000"/>
     </w:rPr>
     <w:tblPr>
@@ -10533,6 +10993,7 @@
     </w:tcPr>
     <w:tblStylePr w:type="firstRow">
       <w:rPr>
+        <w:rFonts w:eastAsia="黑体"/>
         <w:b/>
         <w:bCs/>
         <w:color w:themeColor="text1" w:val="000000"/>
@@ -10544,6 +11005,7 @@
     </w:tblStylePr>
     <w:tblStylePr w:type="lastRow">
       <w:rPr>
+        <w:rFonts w:eastAsia="黑体"/>
         <w:b/>
         <w:bCs/>
         <w:color w:themeColor="text1" w:val="000000"/>
@@ -10563,6 +11025,7 @@
     </w:tblStylePr>
     <w:tblStylePr w:type="firstCol">
       <w:rPr>
+        <w:rFonts w:eastAsia="黑体"/>
         <w:b/>
         <w:bCs/>
         <w:color w:themeColor="text1" w:val="000000"/>
@@ -10582,6 +11045,7 @@
     </w:tblStylePr>
     <w:tblStylePr w:type="lastCol">
       <w:rPr>
+        <w:rFonts w:eastAsia="黑体"/>
         <w:b w:val="0"/>
         <w:bCs w:val="0"/>
         <w:color w:themeColor="text1" w:val="000000"/>
@@ -10631,7 +11095,7 @@
       <w:spacing w:after="0" w:line="240" w:lineRule="auto"/>
     </w:pPr>
     <w:rPr>
-      <w:rFonts w:asciiTheme="majorHAnsi" w:cstheme="majorBidi" w:eastAsiaTheme="majorEastAsia" w:hAnsiTheme="majorHAnsi"/>
+      <w:rFonts w:asciiTheme="majorHAnsi" w:cstheme="majorBidi" w:hAnsiTheme="majorHAnsi" w:eastAsia="黑体"/>
       <w:color w:themeColor="text1" w:val="000000"/>
     </w:rPr>
     <w:tblPr>
@@ -10658,6 +11122,7 @@
     </w:tcPr>
     <w:tblStylePr w:type="firstRow">
       <w:rPr>
+        <w:rFonts w:eastAsia="黑体"/>
         <w:b/>
         <w:bCs/>
         <w:color w:themeColor="text1" w:val="000000"/>
@@ -10669,6 +11134,7 @@
     </w:tblStylePr>
     <w:tblStylePr w:type="lastRow">
       <w:rPr>
+        <w:rFonts w:eastAsia="黑体"/>
         <w:b/>
         <w:bCs/>
         <w:color w:themeColor="text1" w:val="000000"/>
@@ -10688,6 +11154,7 @@
     </w:tblStylePr>
     <w:tblStylePr w:type="firstCol">
       <w:rPr>
+        <w:rFonts w:eastAsia="黑体"/>
         <w:b/>
         <w:bCs/>
         <w:color w:themeColor="text1" w:val="000000"/>
@@ -10707,6 +11174,7 @@
     </w:tblStylePr>
     <w:tblStylePr w:type="lastCol">
       <w:rPr>
+        <w:rFonts w:eastAsia="黑体"/>
         <w:b w:val="0"/>
         <w:bCs w:val="0"/>
         <w:color w:themeColor="text1" w:val="000000"/>
@@ -10756,7 +11224,7 @@
       <w:spacing w:after="0" w:line="240" w:lineRule="auto"/>
     </w:pPr>
     <w:rPr>
-      <w:rFonts w:asciiTheme="majorHAnsi" w:cstheme="majorBidi" w:eastAsiaTheme="majorEastAsia" w:hAnsiTheme="majorHAnsi"/>
+      <w:rFonts w:asciiTheme="majorHAnsi" w:cstheme="majorBidi" w:hAnsiTheme="majorHAnsi" w:eastAsia="黑体"/>
       <w:color w:themeColor="text1" w:val="000000"/>
     </w:rPr>
     <w:tblPr>
@@ -10783,6 +11251,7 @@
     </w:tcPr>
     <w:tblStylePr w:type="firstRow">
       <w:rPr>
+        <w:rFonts w:eastAsia="黑体"/>
         <w:b/>
         <w:bCs/>
         <w:color w:themeColor="text1" w:val="000000"/>
@@ -10794,6 +11263,7 @@
     </w:tblStylePr>
     <w:tblStylePr w:type="lastRow">
       <w:rPr>
+        <w:rFonts w:eastAsia="黑体"/>
         <w:b/>
         <w:bCs/>
         <w:color w:themeColor="text1" w:val="000000"/>
@@ -10813,6 +11283,7 @@
     </w:tblStylePr>
     <w:tblStylePr w:type="firstCol">
       <w:rPr>
+        <w:rFonts w:eastAsia="黑体"/>
         <w:b/>
         <w:bCs/>
         <w:color w:themeColor="text1" w:val="000000"/>
@@ -10832,6 +11303,7 @@
     </w:tblStylePr>
     <w:tblStylePr w:type="lastCol">
       <w:rPr>
+        <w:rFonts w:eastAsia="黑体"/>
         <w:b w:val="0"/>
         <w:bCs w:val="0"/>
         <w:color w:themeColor="text1" w:val="000000"/>
@@ -10904,6 +11376,7 @@
     </w:tcPr>
     <w:tblStylePr w:type="firstRow">
       <w:rPr>
+        <w:rFonts w:eastAsia="黑体"/>
         <w:b/>
         <w:bCs/>
         <w:i w:val="0"/>
@@ -10925,6 +11398,7 @@
     </w:tblStylePr>
     <w:tblStylePr w:type="lastRow">
       <w:rPr>
+        <w:rFonts w:eastAsia="黑体"/>
         <w:b/>
         <w:bCs/>
         <w:i w:val="0"/>
@@ -10946,6 +11420,7 @@
     </w:tblStylePr>
     <w:tblStylePr w:type="firstCol">
       <w:rPr>
+        <w:rFonts w:eastAsia="黑体"/>
         <w:b/>
         <w:bCs/>
         <w:i w:val="0"/>
@@ -10965,6 +11440,7 @@
     </w:tblStylePr>
     <w:tblStylePr w:type="lastCol">
       <w:rPr>
+        <w:rFonts w:eastAsia="黑体"/>
         <w:b/>
         <w:bCs/>
         <w:i w:val="0"/>
@@ -11045,6 +11521,7 @@
     </w:tcPr>
     <w:tblStylePr w:type="firstRow">
       <w:rPr>
+        <w:rFonts w:eastAsia="黑体"/>
         <w:b/>
         <w:bCs/>
         <w:i w:val="0"/>
@@ -11066,6 +11543,7 @@
     </w:tblStylePr>
     <w:tblStylePr w:type="lastRow">
       <w:rPr>
+        <w:rFonts w:eastAsia="黑体"/>
         <w:b/>
         <w:bCs/>
         <w:i w:val="0"/>
@@ -11087,6 +11565,7 @@
     </w:tblStylePr>
     <w:tblStylePr w:type="firstCol">
       <w:rPr>
+        <w:rFonts w:eastAsia="黑体"/>
         <w:b/>
         <w:bCs/>
         <w:i w:val="0"/>
@@ -11106,6 +11585,7 @@
     </w:tblStylePr>
     <w:tblStylePr w:type="lastCol">
       <w:rPr>
+        <w:rFonts w:eastAsia="黑体"/>
         <w:b/>
         <w:bCs/>
         <w:i w:val="0"/>
@@ -11186,6 +11666,7 @@
     </w:tcPr>
     <w:tblStylePr w:type="firstRow">
       <w:rPr>
+        <w:rFonts w:eastAsia="黑体"/>
         <w:b/>
         <w:bCs/>
         <w:i w:val="0"/>
@@ -11207,6 +11688,7 @@
     </w:tblStylePr>
     <w:tblStylePr w:type="lastRow">
       <w:rPr>
+        <w:rFonts w:eastAsia="黑体"/>
         <w:b/>
         <w:bCs/>
         <w:i w:val="0"/>
@@ -11228,6 +11710,7 @@
     </w:tblStylePr>
     <w:tblStylePr w:type="firstCol">
       <w:rPr>
+        <w:rFonts w:eastAsia="黑体"/>
         <w:b/>
         <w:bCs/>
         <w:i w:val="0"/>
@@ -11247,6 +11730,7 @@
     </w:tblStylePr>
     <w:tblStylePr w:type="lastCol">
       <w:rPr>
+        <w:rFonts w:eastAsia="黑体"/>
         <w:b/>
         <w:bCs/>
         <w:i w:val="0"/>
@@ -11327,6 +11811,7 @@
     </w:tcPr>
     <w:tblStylePr w:type="firstRow">
       <w:rPr>
+        <w:rFonts w:eastAsia="黑体"/>
         <w:b/>
         <w:bCs/>
         <w:i w:val="0"/>
@@ -11348,6 +11833,7 @@
     </w:tblStylePr>
     <w:tblStylePr w:type="lastRow">
       <w:rPr>
+        <w:rFonts w:eastAsia="黑体"/>
         <w:b/>
         <w:bCs/>
         <w:i w:val="0"/>
@@ -11369,6 +11855,7 @@
     </w:tblStylePr>
     <w:tblStylePr w:type="firstCol">
       <w:rPr>
+        <w:rFonts w:eastAsia="黑体"/>
         <w:b/>
         <w:bCs/>
         <w:i w:val="0"/>
@@ -11388,6 +11875,7 @@
     </w:tblStylePr>
     <w:tblStylePr w:type="lastCol">
       <w:rPr>
+        <w:rFonts w:eastAsia="黑体"/>
         <w:b/>
         <w:bCs/>
         <w:i w:val="0"/>
@@ -11468,6 +11956,7 @@
     </w:tcPr>
     <w:tblStylePr w:type="firstRow">
       <w:rPr>
+        <w:rFonts w:eastAsia="黑体"/>
         <w:b/>
         <w:bCs/>
         <w:i w:val="0"/>
@@ -11489,6 +11978,7 @@
     </w:tblStylePr>
     <w:tblStylePr w:type="lastRow">
       <w:rPr>
+        <w:rFonts w:eastAsia="黑体"/>
         <w:b/>
         <w:bCs/>
         <w:i w:val="0"/>
@@ -11510,6 +12000,7 @@
     </w:tblStylePr>
     <w:tblStylePr w:type="firstCol">
       <w:rPr>
+        <w:rFonts w:eastAsia="黑体"/>
         <w:b/>
         <w:bCs/>
         <w:i w:val="0"/>
@@ -11529,6 +12020,7 @@
     </w:tblStylePr>
     <w:tblStylePr w:type="lastCol">
       <w:rPr>
+        <w:rFonts w:eastAsia="黑体"/>
         <w:b/>
         <w:bCs/>
         <w:i w:val="0"/>
@@ -11609,6 +12101,7 @@
     </w:tcPr>
     <w:tblStylePr w:type="firstRow">
       <w:rPr>
+        <w:rFonts w:eastAsia="黑体"/>
         <w:b/>
         <w:bCs/>
         <w:i w:val="0"/>
@@ -11630,6 +12123,7 @@
     </w:tblStylePr>
     <w:tblStylePr w:type="lastRow">
       <w:rPr>
+        <w:rFonts w:eastAsia="黑体"/>
         <w:b/>
         <w:bCs/>
         <w:i w:val="0"/>
@@ -11651,6 +12145,7 @@
     </w:tblStylePr>
     <w:tblStylePr w:type="firstCol">
       <w:rPr>
+        <w:rFonts w:eastAsia="黑体"/>
         <w:b/>
         <w:bCs/>
         <w:i w:val="0"/>
@@ -11670,6 +12165,7 @@
     </w:tblStylePr>
     <w:tblStylePr w:type="lastCol">
       <w:rPr>
+        <w:rFonts w:eastAsia="黑体"/>
         <w:b/>
         <w:bCs/>
         <w:i w:val="0"/>
@@ -11750,6 +12246,7 @@
     </w:tcPr>
     <w:tblStylePr w:type="firstRow">
       <w:rPr>
+        <w:rFonts w:eastAsia="黑体"/>
         <w:b/>
         <w:bCs/>
         <w:i w:val="0"/>
@@ -11771,6 +12268,7 @@
     </w:tblStylePr>
     <w:tblStylePr w:type="lastRow">
       <w:rPr>
+        <w:rFonts w:eastAsia="黑体"/>
         <w:b/>
         <w:bCs/>
         <w:i w:val="0"/>
@@ -11792,6 +12290,7 @@
     </w:tblStylePr>
     <w:tblStylePr w:type="firstCol">
       <w:rPr>
+        <w:rFonts w:eastAsia="黑体"/>
         <w:b/>
         <w:bCs/>
         <w:i w:val="0"/>
@@ -11811,6 +12310,7 @@
     </w:tblStylePr>
     <w:tblStylePr w:type="lastCol">
       <w:rPr>
+        <w:rFonts w:eastAsia="黑体"/>
         <w:b/>
         <w:bCs/>
         <w:i w:val="0"/>
@@ -11868,6 +12368,7 @@
       <w:spacing w:after="0" w:line="240" w:lineRule="auto"/>
     </w:pPr>
     <w:rPr>
+      <w:rFonts w:eastAsia="黑体"/>
       <w:color w:themeColor="background1" w:val="FFFFFF"/>
     </w:rPr>
     <w:tblPr>
@@ -11886,6 +12387,7 @@
     </w:tcPr>
     <w:tblStylePr w:type="firstRow">
       <w:rPr>
+        <w:rFonts w:eastAsia="黑体"/>
         <w:b/>
         <w:bCs/>
       </w:rPr>
@@ -11982,6 +12484,7 @@
       <w:spacing w:after="0" w:line="240" w:lineRule="auto"/>
     </w:pPr>
     <w:rPr>
+      <w:rFonts w:eastAsia="黑体"/>
       <w:color w:themeColor="background1" w:val="FFFFFF"/>
     </w:rPr>
     <w:tblPr>
@@ -12000,6 +12503,7 @@
     </w:tcPr>
     <w:tblStylePr w:type="firstRow">
       <w:rPr>
+        <w:rFonts w:eastAsia="黑体"/>
         <w:b/>
         <w:bCs/>
       </w:rPr>
@@ -12096,6 +12600,7 @@
       <w:spacing w:after="0" w:line="240" w:lineRule="auto"/>
     </w:pPr>
     <w:rPr>
+      <w:rFonts w:eastAsia="黑体"/>
       <w:color w:themeColor="background1" w:val="FFFFFF"/>
     </w:rPr>
     <w:tblPr>
@@ -12114,6 +12619,7 @@
     </w:tcPr>
     <w:tblStylePr w:type="firstRow">
       <w:rPr>
+        <w:rFonts w:eastAsia="黑体"/>
         <w:b/>
         <w:bCs/>
       </w:rPr>
@@ -12210,6 +12716,7 @@
       <w:spacing w:after="0" w:line="240" w:lineRule="auto"/>
     </w:pPr>
     <w:rPr>
+      <w:rFonts w:eastAsia="黑体"/>
       <w:color w:themeColor="background1" w:val="FFFFFF"/>
     </w:rPr>
     <w:tblPr>
@@ -12228,6 +12735,7 @@
     </w:tcPr>
     <w:tblStylePr w:type="firstRow">
       <w:rPr>
+        <w:rFonts w:eastAsia="黑体"/>
         <w:b/>
         <w:bCs/>
       </w:rPr>
@@ -12324,6 +12832,7 @@
       <w:spacing w:after="0" w:line="240" w:lineRule="auto"/>
     </w:pPr>
     <w:rPr>
+      <w:rFonts w:eastAsia="黑体"/>
       <w:color w:themeColor="background1" w:val="FFFFFF"/>
     </w:rPr>
     <w:tblPr>
@@ -12342,6 +12851,7 @@
     </w:tcPr>
     <w:tblStylePr w:type="firstRow">
       <w:rPr>
+        <w:rFonts w:eastAsia="黑体"/>
         <w:b/>
         <w:bCs/>
       </w:rPr>
@@ -12438,6 +12948,7 @@
       <w:spacing w:after="0" w:line="240" w:lineRule="auto"/>
     </w:pPr>
     <w:rPr>
+      <w:rFonts w:eastAsia="黑体"/>
       <w:color w:themeColor="background1" w:val="FFFFFF"/>
     </w:rPr>
     <w:tblPr>
@@ -12456,6 +12967,7 @@
     </w:tcPr>
     <w:tblStylePr w:type="firstRow">
       <w:rPr>
+        <w:rFonts w:eastAsia="黑体"/>
         <w:b/>
         <w:bCs/>
       </w:rPr>
@@ -12552,6 +13064,7 @@
       <w:spacing w:after="0" w:line="240" w:lineRule="auto"/>
     </w:pPr>
     <w:rPr>
+      <w:rFonts w:eastAsia="黑体"/>
       <w:color w:themeColor="background1" w:val="FFFFFF"/>
     </w:rPr>
     <w:tblPr>
@@ -12570,6 +13083,7 @@
     </w:tcPr>
     <w:tblStylePr w:type="firstRow">
       <w:rPr>
+        <w:rFonts w:eastAsia="黑体"/>
         <w:b/>
         <w:bCs/>
       </w:rPr>
@@ -12666,6 +13180,7 @@
       <w:spacing w:after="0" w:line="240" w:lineRule="auto"/>
     </w:pPr>
     <w:rPr>
+      <w:rFonts w:eastAsia="黑体"/>
       <w:color w:themeColor="text1" w:val="000000"/>
     </w:rPr>
     <w:tblPr>
@@ -12692,6 +13207,7 @@
     </w:tcPr>
     <w:tblStylePr w:type="firstRow">
       <w:rPr>
+        <w:rFonts w:eastAsia="黑体"/>
         <w:b/>
         <w:bCs/>
       </w:rPr>
@@ -12710,6 +13226,7 @@
     </w:tblStylePr>
     <w:tblStylePr w:type="lastRow">
       <w:rPr>
+        <w:rFonts w:eastAsia="黑体"/>
         <w:b/>
         <w:bCs/>
         <w:color w:themeColor="background1" w:val="FFFFFF"/>
@@ -12724,6 +13241,7 @@
     </w:tblStylePr>
     <w:tblStylePr w:type="firstCol">
       <w:rPr>
+        <w:rFonts w:eastAsia="黑体"/>
         <w:color w:themeColor="background1" w:val="FFFFFF"/>
       </w:rPr>
       <w:tblPr/>
@@ -12741,6 +13259,7 @@
     </w:tblStylePr>
     <w:tblStylePr w:type="lastCol">
       <w:rPr>
+        <w:rFonts w:eastAsia="黑体"/>
         <w:color w:themeColor="background1" w:val="FFFFFF"/>
       </w:rPr>
       <w:tblPr/>
@@ -12770,11 +13289,13 @@
     </w:tblStylePr>
     <w:tblStylePr w:type="neCell">
       <w:rPr>
+        <w:rFonts w:eastAsia="黑体"/>
         <w:color w:themeColor="text1" w:val="000000"/>
       </w:rPr>
     </w:tblStylePr>
     <w:tblStylePr w:type="nwCell">
       <w:rPr>
+        <w:rFonts w:eastAsia="黑体"/>
         <w:color w:themeColor="text1" w:val="000000"/>
       </w:rPr>
     </w:tblStylePr>
@@ -12788,6 +13309,7 @@
       <w:spacing w:after="0" w:line="240" w:lineRule="auto"/>
     </w:pPr>
     <w:rPr>
+      <w:rFonts w:eastAsia="黑体"/>
       <w:color w:themeColor="text1" w:val="000000"/>
     </w:rPr>
     <w:tblPr>
@@ -12814,6 +13336,7 @@
     </w:tcPr>
     <w:tblStylePr w:type="firstRow">
       <w:rPr>
+        <w:rFonts w:eastAsia="黑体"/>
         <w:b/>
         <w:bCs/>
       </w:rPr>
@@ -12832,6 +13355,7 @@
     </w:tblStylePr>
     <w:tblStylePr w:type="lastRow">
       <w:rPr>
+        <w:rFonts w:eastAsia="黑体"/>
         <w:b/>
         <w:bCs/>
         <w:color w:themeColor="background1" w:val="FFFFFF"/>
@@ -12846,6 +13370,7 @@
     </w:tblStylePr>
     <w:tblStylePr w:type="firstCol">
       <w:rPr>
+        <w:rFonts w:eastAsia="黑体"/>
         <w:color w:themeColor="background1" w:val="FFFFFF"/>
       </w:rPr>
       <w:tblPr/>
@@ -12863,6 +13388,7 @@
     </w:tblStylePr>
     <w:tblStylePr w:type="lastCol">
       <w:rPr>
+        <w:rFonts w:eastAsia="黑体"/>
         <w:color w:themeColor="background1" w:val="FFFFFF"/>
       </w:rPr>
       <w:tblPr/>
@@ -12892,11 +13418,13 @@
     </w:tblStylePr>
     <w:tblStylePr w:type="neCell">
       <w:rPr>
+        <w:rFonts w:eastAsia="黑体"/>
         <w:color w:themeColor="text1" w:val="000000"/>
       </w:rPr>
     </w:tblStylePr>
     <w:tblStylePr w:type="nwCell">
       <w:rPr>
+        <w:rFonts w:eastAsia="黑体"/>
         <w:color w:themeColor="text1" w:val="000000"/>
       </w:rPr>
     </w:tblStylePr>
@@ -12910,6 +13438,7 @@
       <w:spacing w:after="0" w:line="240" w:lineRule="auto"/>
     </w:pPr>
     <w:rPr>
+      <w:rFonts w:eastAsia="黑体"/>
       <w:color w:themeColor="text1" w:val="000000"/>
     </w:rPr>
     <w:tblPr>
@@ -12936,6 +13465,7 @@
     </w:tcPr>
     <w:tblStylePr w:type="firstRow">
       <w:rPr>
+        <w:rFonts w:eastAsia="黑体"/>
         <w:b/>
         <w:bCs/>
       </w:rPr>
@@ -12954,6 +13484,7 @@
     </w:tblStylePr>
     <w:tblStylePr w:type="lastRow">
       <w:rPr>
+        <w:rFonts w:eastAsia="黑体"/>
         <w:b/>
         <w:bCs/>
         <w:color w:themeColor="background1" w:val="FFFFFF"/>
@@ -12968,6 +13499,7 @@
     </w:tblStylePr>
     <w:tblStylePr w:type="firstCol">
       <w:rPr>
+        <w:rFonts w:eastAsia="黑体"/>
         <w:color w:themeColor="background1" w:val="FFFFFF"/>
       </w:rPr>
       <w:tblPr/>
@@ -12985,6 +13517,7 @@
     </w:tblStylePr>
     <w:tblStylePr w:type="lastCol">
       <w:rPr>
+        <w:rFonts w:eastAsia="黑体"/>
         <w:color w:themeColor="background1" w:val="FFFFFF"/>
       </w:rPr>
       <w:tblPr/>
@@ -13014,11 +13547,13 @@
     </w:tblStylePr>
     <w:tblStylePr w:type="neCell">
       <w:rPr>
+        <w:rFonts w:eastAsia="黑体"/>
         <w:color w:themeColor="text1" w:val="000000"/>
       </w:rPr>
     </w:tblStylePr>
     <w:tblStylePr w:type="nwCell">
       <w:rPr>
+        <w:rFonts w:eastAsia="黑体"/>
         <w:color w:themeColor="text1" w:val="000000"/>
       </w:rPr>
     </w:tblStylePr>
@@ -13032,6 +13567,7 @@
       <w:spacing w:after="0" w:line="240" w:lineRule="auto"/>
     </w:pPr>
     <w:rPr>
+      <w:rFonts w:eastAsia="黑体"/>
       <w:color w:themeColor="text1" w:val="000000"/>
     </w:rPr>
     <w:tblPr>
@@ -13058,6 +13594,7 @@
     </w:tcPr>
     <w:tblStylePr w:type="firstRow">
       <w:rPr>
+        <w:rFonts w:eastAsia="黑体"/>
         <w:b/>
         <w:bCs/>
       </w:rPr>
@@ -13076,6 +13613,7 @@
     </w:tblStylePr>
     <w:tblStylePr w:type="lastRow">
       <w:rPr>
+        <w:rFonts w:eastAsia="黑体"/>
         <w:b/>
         <w:bCs/>
         <w:color w:themeColor="background1" w:val="FFFFFF"/>
@@ -13090,6 +13628,7 @@
     </w:tblStylePr>
     <w:tblStylePr w:type="firstCol">
       <w:rPr>
+        <w:rFonts w:eastAsia="黑体"/>
         <w:color w:themeColor="background1" w:val="FFFFFF"/>
       </w:rPr>
       <w:tblPr/>
@@ -13107,6 +13646,7 @@
     </w:tblStylePr>
     <w:tblStylePr w:type="lastCol">
       <w:rPr>
+        <w:rFonts w:eastAsia="黑体"/>
         <w:color w:themeColor="background1" w:val="FFFFFF"/>
       </w:rPr>
       <w:tblPr/>
@@ -13144,6 +13684,7 @@
       <w:spacing w:after="0" w:line="240" w:lineRule="auto"/>
     </w:pPr>
     <w:rPr>
+      <w:rFonts w:eastAsia="黑体"/>
       <w:color w:themeColor="text1" w:val="000000"/>
     </w:rPr>
     <w:tblPr>
@@ -13170,6 +13711,7 @@
     </w:tcPr>
     <w:tblStylePr w:type="firstRow">
       <w:rPr>
+        <w:rFonts w:eastAsia="黑体"/>
         <w:b/>
         <w:bCs/>
       </w:rPr>
@@ -13188,6 +13730,7 @@
     </w:tblStylePr>
     <w:tblStylePr w:type="lastRow">
       <w:rPr>
+        <w:rFonts w:eastAsia="黑体"/>
         <w:b/>
         <w:bCs/>
         <w:color w:themeColor="background1" w:val="FFFFFF"/>
@@ -13202,6 +13745,7 @@
     </w:tblStylePr>
     <w:tblStylePr w:type="firstCol">
       <w:rPr>
+        <w:rFonts w:eastAsia="黑体"/>
         <w:color w:themeColor="background1" w:val="FFFFFF"/>
       </w:rPr>
       <w:tblPr/>
@@ -13219,6 +13763,7 @@
     </w:tblStylePr>
     <w:tblStylePr w:type="lastCol">
       <w:rPr>
+        <w:rFonts w:eastAsia="黑体"/>
         <w:color w:themeColor="background1" w:val="FFFFFF"/>
       </w:rPr>
       <w:tblPr/>
@@ -13248,11 +13793,13 @@
     </w:tblStylePr>
     <w:tblStylePr w:type="neCell">
       <w:rPr>
+        <w:rFonts w:eastAsia="黑体"/>
         <w:color w:themeColor="text1" w:val="000000"/>
       </w:rPr>
     </w:tblStylePr>
     <w:tblStylePr w:type="nwCell">
       <w:rPr>
+        <w:rFonts w:eastAsia="黑体"/>
         <w:color w:themeColor="text1" w:val="000000"/>
       </w:rPr>
     </w:tblStylePr>
@@ -13266,6 +13813,7 @@
       <w:spacing w:after="0" w:line="240" w:lineRule="auto"/>
     </w:pPr>
     <w:rPr>
+      <w:rFonts w:eastAsia="黑体"/>
       <w:color w:themeColor="text1" w:val="000000"/>
     </w:rPr>
     <w:tblPr>
@@ -13292,6 +13840,7 @@
     </w:tcPr>
     <w:tblStylePr w:type="firstRow">
       <w:rPr>
+        <w:rFonts w:eastAsia="黑体"/>
         <w:b/>
         <w:bCs/>
       </w:rPr>
@@ -13310,6 +13859,7 @@
     </w:tblStylePr>
     <w:tblStylePr w:type="lastRow">
       <w:rPr>
+        <w:rFonts w:eastAsia="黑体"/>
         <w:b/>
         <w:bCs/>
         <w:color w:themeColor="background1" w:val="FFFFFF"/>
@@ -13324,6 +13874,7 @@
     </w:tblStylePr>
     <w:tblStylePr w:type="firstCol">
       <w:rPr>
+        <w:rFonts w:eastAsia="黑体"/>
         <w:color w:themeColor="background1" w:val="FFFFFF"/>
       </w:rPr>
       <w:tblPr/>
@@ -13341,6 +13892,7 @@
     </w:tblStylePr>
     <w:tblStylePr w:type="lastCol">
       <w:rPr>
+        <w:rFonts w:eastAsia="黑体"/>
         <w:color w:themeColor="background1" w:val="FFFFFF"/>
       </w:rPr>
       <w:tblPr/>
@@ -13370,11 +13922,13 @@
     </w:tblStylePr>
     <w:tblStylePr w:type="neCell">
       <w:rPr>
+        <w:rFonts w:eastAsia="黑体"/>
         <w:color w:themeColor="text1" w:val="000000"/>
       </w:rPr>
     </w:tblStylePr>
     <w:tblStylePr w:type="nwCell">
       <w:rPr>
+        <w:rFonts w:eastAsia="黑体"/>
         <w:color w:themeColor="text1" w:val="000000"/>
       </w:rPr>
     </w:tblStylePr>
@@ -13388,6 +13942,7 @@
       <w:spacing w:after="0" w:line="240" w:lineRule="auto"/>
     </w:pPr>
     <w:rPr>
+      <w:rFonts w:eastAsia="黑体"/>
       <w:color w:themeColor="text1" w:val="000000"/>
     </w:rPr>
     <w:tblPr>
@@ -13414,6 +13969,7 @@
     </w:tcPr>
     <w:tblStylePr w:type="firstRow">
       <w:rPr>
+        <w:rFonts w:eastAsia="黑体"/>
         <w:b/>
         <w:bCs/>
       </w:rPr>
@@ -13432,6 +13988,7 @@
     </w:tblStylePr>
     <w:tblStylePr w:type="lastRow">
       <w:rPr>
+        <w:rFonts w:eastAsia="黑体"/>
         <w:b/>
         <w:bCs/>
         <w:color w:themeColor="background1" w:val="FFFFFF"/>
@@ -13446,6 +14003,7 @@
     </w:tblStylePr>
     <w:tblStylePr w:type="firstCol">
       <w:rPr>
+        <w:rFonts w:eastAsia="黑体"/>
         <w:color w:themeColor="background1" w:val="FFFFFF"/>
       </w:rPr>
       <w:tblPr/>
@@ -13463,6 +14021,7 @@
     </w:tblStylePr>
     <w:tblStylePr w:type="lastCol">
       <w:rPr>
+        <w:rFonts w:eastAsia="黑体"/>
         <w:color w:themeColor="background1" w:val="FFFFFF"/>
       </w:rPr>
       <w:tblPr/>
@@ -13492,11 +14051,13 @@
     </w:tblStylePr>
     <w:tblStylePr w:type="neCell">
       <w:rPr>
+        <w:rFonts w:eastAsia="黑体"/>
         <w:color w:themeColor="text1" w:val="000000"/>
       </w:rPr>
     </w:tblStylePr>
     <w:tblStylePr w:type="nwCell">
       <w:rPr>
+        <w:rFonts w:eastAsia="黑体"/>
         <w:color w:themeColor="text1" w:val="000000"/>
       </w:rPr>
     </w:tblStylePr>
@@ -13510,6 +14071,7 @@
       <w:spacing w:after="0" w:line="240" w:lineRule="auto"/>
     </w:pPr>
     <w:rPr>
+      <w:rFonts w:eastAsia="黑体"/>
       <w:color w:themeColor="text1" w:val="000000"/>
     </w:rPr>
     <w:tblPr>
@@ -13528,6 +14090,7 @@
     </w:tcPr>
     <w:tblStylePr w:type="firstRow">
       <w:rPr>
+        <w:rFonts w:eastAsia="黑体"/>
         <w:b/>
         <w:bCs/>
         <w:color w:themeColor="background1" w:val="FFFFFF"/>
@@ -13542,6 +14105,7 @@
     </w:tblStylePr>
     <w:tblStylePr w:type="lastRow">
       <w:rPr>
+        <w:rFonts w:eastAsia="黑体"/>
         <w:b/>
         <w:bCs/>
         <w:color w:themeColor="accent2" w:themeShade="CC" w:val="9E3A38"/>
@@ -13556,12 +14120,14 @@
     </w:tblStylePr>
     <w:tblStylePr w:type="firstCol">
       <w:rPr>
+        <w:rFonts w:eastAsia="黑体"/>
         <w:b/>
         <w:bCs/>
       </w:rPr>
     </w:tblStylePr>
     <w:tblStylePr w:type="lastCol">
       <w:rPr>
+        <w:rFonts w:eastAsia="黑体"/>
         <w:b/>
         <w:bCs/>
       </w:rPr>
@@ -13596,6 +14162,7 @@
       <w:spacing w:after="0" w:line="240" w:lineRule="auto"/>
     </w:pPr>
     <w:rPr>
+      <w:rFonts w:eastAsia="黑体"/>
       <w:color w:themeColor="text1" w:val="000000"/>
     </w:rPr>
     <w:tblPr>
@@ -13614,6 +14181,7 @@
     </w:tcPr>
     <w:tblStylePr w:type="firstRow">
       <w:rPr>
+        <w:rFonts w:eastAsia="黑体"/>
         <w:b/>
         <w:bCs/>
         <w:color w:themeColor="background1" w:val="FFFFFF"/>
@@ -13628,6 +14196,7 @@
     </w:tblStylePr>
     <w:tblStylePr w:type="lastRow">
       <w:rPr>
+        <w:rFonts w:eastAsia="黑体"/>
         <w:b/>
         <w:bCs/>
         <w:color w:themeColor="accent2" w:themeShade="CC" w:val="9E3A38"/>
@@ -13642,12 +14211,14 @@
     </w:tblStylePr>
     <w:tblStylePr w:type="firstCol">
       <w:rPr>
+        <w:rFonts w:eastAsia="黑体"/>
         <w:b/>
         <w:bCs/>
       </w:rPr>
     </w:tblStylePr>
     <w:tblStylePr w:type="lastCol">
       <w:rPr>
+        <w:rFonts w:eastAsia="黑体"/>
         <w:b/>
         <w:bCs/>
       </w:rPr>
@@ -13682,6 +14253,7 @@
       <w:spacing w:after="0" w:line="240" w:lineRule="auto"/>
     </w:pPr>
     <w:rPr>
+      <w:rFonts w:eastAsia="黑体"/>
       <w:color w:themeColor="text1" w:val="000000"/>
     </w:rPr>
     <w:tblPr>
@@ -13700,6 +14272,7 @@
     </w:tcPr>
     <w:tblStylePr w:type="firstRow">
       <w:rPr>
+        <w:rFonts w:eastAsia="黑体"/>
         <w:b/>
         <w:bCs/>
         <w:color w:themeColor="background1" w:val="FFFFFF"/>
@@ -13714,6 +14287,7 @@
     </w:tblStylePr>
     <w:tblStylePr w:type="lastRow">
       <w:rPr>
+        <w:rFonts w:eastAsia="黑体"/>
         <w:b/>
         <w:bCs/>
         <w:color w:themeColor="accent2" w:themeShade="CC" w:val="9E3A38"/>
@@ -13728,12 +14302,14 @@
     </w:tblStylePr>
     <w:tblStylePr w:type="firstCol">
       <w:rPr>
+        <w:rFonts w:eastAsia="黑体"/>
         <w:b/>
         <w:bCs/>
       </w:rPr>
     </w:tblStylePr>
     <w:tblStylePr w:type="lastCol">
       <w:rPr>
+        <w:rFonts w:eastAsia="黑体"/>
         <w:b/>
         <w:bCs/>
       </w:rPr>
@@ -13768,6 +14344,7 @@
       <w:spacing w:after="0" w:line="240" w:lineRule="auto"/>
     </w:pPr>
     <w:rPr>
+      <w:rFonts w:eastAsia="黑体"/>
       <w:color w:themeColor="text1" w:val="000000"/>
     </w:rPr>
     <w:tblPr>
@@ -13786,6 +14363,7 @@
     </w:tcPr>
     <w:tblStylePr w:type="firstRow">
       <w:rPr>
+        <w:rFonts w:eastAsia="黑体"/>
         <w:b/>
         <w:bCs/>
         <w:color w:themeColor="background1" w:val="FFFFFF"/>
@@ -13800,6 +14378,7 @@
     </w:tblStylePr>
     <w:tblStylePr w:type="lastRow">
       <w:rPr>
+        <w:rFonts w:eastAsia="黑体"/>
         <w:b/>
         <w:bCs/>
         <w:color w:themeColor="accent4" w:themeShade="CC" w:val="664E82"/>
@@ -13814,12 +14393,14 @@
     </w:tblStylePr>
     <w:tblStylePr w:type="firstCol">
       <w:rPr>
+        <w:rFonts w:eastAsia="黑体"/>
         <w:b/>
         <w:bCs/>
       </w:rPr>
     </w:tblStylePr>
     <w:tblStylePr w:type="lastCol">
       <w:rPr>
+        <w:rFonts w:eastAsia="黑体"/>
         <w:b/>
         <w:bCs/>
       </w:rPr>
@@ -13854,6 +14435,7 @@
       <w:spacing w:after="0" w:line="240" w:lineRule="auto"/>
     </w:pPr>
     <w:rPr>
+      <w:rFonts w:eastAsia="黑体"/>
       <w:color w:themeColor="text1" w:val="000000"/>
     </w:rPr>
     <w:tblPr>
@@ -13872,6 +14454,7 @@
     </w:tcPr>
     <w:tblStylePr w:type="firstRow">
       <w:rPr>
+        <w:rFonts w:eastAsia="黑体"/>
         <w:b/>
         <w:bCs/>
         <w:color w:themeColor="background1" w:val="FFFFFF"/>
@@ -13886,6 +14469,7 @@
     </w:tblStylePr>
     <w:tblStylePr w:type="lastRow">
       <w:rPr>
+        <w:rFonts w:eastAsia="黑体"/>
         <w:b/>
         <w:bCs/>
         <w:color w:themeColor="accent3" w:themeShade="CC" w:val="7E9C40"/>
@@ -13900,12 +14484,14 @@
     </w:tblStylePr>
     <w:tblStylePr w:type="firstCol">
       <w:rPr>
+        <w:rFonts w:eastAsia="黑体"/>
         <w:b/>
         <w:bCs/>
       </w:rPr>
     </w:tblStylePr>
     <w:tblStylePr w:type="lastCol">
       <w:rPr>
+        <w:rFonts w:eastAsia="黑体"/>
         <w:b/>
         <w:bCs/>
       </w:rPr>
@@ -13940,6 +14526,7 @@
       <w:spacing w:after="0" w:line="240" w:lineRule="auto"/>
     </w:pPr>
     <w:rPr>
+      <w:rFonts w:eastAsia="黑体"/>
       <w:color w:themeColor="text1" w:val="000000"/>
     </w:rPr>
     <w:tblPr>
@@ -13958,6 +14545,7 @@
     </w:tcPr>
     <w:tblStylePr w:type="firstRow">
       <w:rPr>
+        <w:rFonts w:eastAsia="黑体"/>
         <w:b/>
         <w:bCs/>
         <w:color w:themeColor="background1" w:val="FFFFFF"/>
@@ -13972,6 +14560,7 @@
     </w:tblStylePr>
     <w:tblStylePr w:type="lastRow">
       <w:rPr>
+        <w:rFonts w:eastAsia="黑体"/>
         <w:b/>
         <w:bCs/>
         <w:color w:themeColor="accent6" w:themeShade="CC" w:val="F2730A"/>
@@ -13986,12 +14575,14 @@
     </w:tblStylePr>
     <w:tblStylePr w:type="firstCol">
       <w:rPr>
+        <w:rFonts w:eastAsia="黑体"/>
         <w:b/>
         <w:bCs/>
       </w:rPr>
     </w:tblStylePr>
     <w:tblStylePr w:type="lastCol">
       <w:rPr>
+        <w:rFonts w:eastAsia="黑体"/>
         <w:b/>
         <w:bCs/>
       </w:rPr>
@@ -14026,6 +14617,7 @@
       <w:spacing w:after="0" w:line="240" w:lineRule="auto"/>
     </w:pPr>
     <w:rPr>
+      <w:rFonts w:eastAsia="黑体"/>
       <w:color w:themeColor="text1" w:val="000000"/>
     </w:rPr>
     <w:tblPr>
@@ -14044,6 +14636,7 @@
     </w:tcPr>
     <w:tblStylePr w:type="firstRow">
       <w:rPr>
+        <w:rFonts w:eastAsia="黑体"/>
         <w:b/>
         <w:bCs/>
         <w:color w:themeColor="background1" w:val="FFFFFF"/>
@@ -14058,6 +14651,7 @@
     </w:tblStylePr>
     <w:tblStylePr w:type="lastRow">
       <w:rPr>
+        <w:rFonts w:eastAsia="黑体"/>
         <w:b/>
         <w:bCs/>
         <w:color w:themeColor="accent5" w:themeShade="CC" w:val="348DA5"/>
@@ -14072,12 +14666,14 @@
     </w:tblStylePr>
     <w:tblStylePr w:type="firstCol">
       <w:rPr>
+        <w:rFonts w:eastAsia="黑体"/>
         <w:b/>
         <w:bCs/>
       </w:rPr>
     </w:tblStylePr>
     <w:tblStylePr w:type="lastCol">
       <w:rPr>
+        <w:rFonts w:eastAsia="黑体"/>
         <w:b/>
         <w:bCs/>
       </w:rPr>
@@ -14112,6 +14708,7 @@
       <w:spacing w:after="0" w:line="240" w:lineRule="auto"/>
     </w:pPr>
     <w:rPr>
+      <w:rFonts w:eastAsia="黑体"/>
       <w:color w:themeColor="text1" w:val="000000"/>
     </w:rPr>
     <w:tblPr>
@@ -14133,6 +14730,7 @@
     </w:tcPr>
     <w:tblStylePr w:type="firstRow">
       <w:rPr>
+        <w:rFonts w:eastAsia="黑体"/>
         <w:b/>
         <w:bCs/>
       </w:rPr>
@@ -14143,6 +14741,7 @@
     </w:tblStylePr>
     <w:tblStylePr w:type="lastRow">
       <w:rPr>
+        <w:rFonts w:eastAsia="黑体"/>
         <w:b/>
         <w:bCs/>
         <w:color w:themeColor="text1" w:val="000000"/>
@@ -14154,6 +14753,7 @@
     </w:tblStylePr>
     <w:tblStylePr w:type="firstCol">
       <w:rPr>
+        <w:rFonts w:eastAsia="黑体"/>
         <w:color w:themeColor="background1" w:val="FFFFFF"/>
       </w:rPr>
       <w:tblPr/>
@@ -14163,6 +14763,7 @@
     </w:tblStylePr>
     <w:tblStylePr w:type="lastCol">
       <w:rPr>
+        <w:rFonts w:eastAsia="黑体"/>
         <w:color w:themeColor="background1" w:val="FFFFFF"/>
       </w:rPr>
       <w:tblPr/>
@@ -14192,6 +14793,7 @@
       <w:spacing w:after="0" w:line="240" w:lineRule="auto"/>
     </w:pPr>
     <w:rPr>
+      <w:rFonts w:eastAsia="黑体"/>
       <w:color w:themeColor="text1" w:val="000000"/>
     </w:rPr>
     <w:tblPr>
@@ -14213,6 +14815,7 @@
     </w:tcPr>
     <w:tblStylePr w:type="firstRow">
       <w:rPr>
+        <w:rFonts w:eastAsia="黑体"/>
         <w:b/>
         <w:bCs/>
       </w:rPr>
@@ -14223,6 +14826,7 @@
     </w:tblStylePr>
     <w:tblStylePr w:type="lastRow">
       <w:rPr>
+        <w:rFonts w:eastAsia="黑体"/>
         <w:b/>
         <w:bCs/>
         <w:color w:themeColor="text1" w:val="000000"/>
@@ -14234,6 +14838,7 @@
     </w:tblStylePr>
     <w:tblStylePr w:type="firstCol">
       <w:rPr>
+        <w:rFonts w:eastAsia="黑体"/>
         <w:color w:themeColor="background1" w:val="FFFFFF"/>
       </w:rPr>
       <w:tblPr/>
@@ -14243,6 +14848,7 @@
     </w:tblStylePr>
     <w:tblStylePr w:type="lastCol">
       <w:rPr>
+        <w:rFonts w:eastAsia="黑体"/>
         <w:color w:themeColor="background1" w:val="FFFFFF"/>
       </w:rPr>
       <w:tblPr/>
@@ -14272,6 +14878,7 @@
       <w:spacing w:after="0" w:line="240" w:lineRule="auto"/>
     </w:pPr>
     <w:rPr>
+      <w:rFonts w:eastAsia="黑体"/>
       <w:color w:themeColor="text1" w:val="000000"/>
     </w:rPr>
     <w:tblPr>
@@ -14293,6 +14900,7 @@
     </w:tcPr>
     <w:tblStylePr w:type="firstRow">
       <w:rPr>
+        <w:rFonts w:eastAsia="黑体"/>
         <w:b/>
         <w:bCs/>
       </w:rPr>
@@ -14303,6 +14911,7 @@
     </w:tblStylePr>
     <w:tblStylePr w:type="lastRow">
       <w:rPr>
+        <w:rFonts w:eastAsia="黑体"/>
         <w:b/>
         <w:bCs/>
         <w:color w:themeColor="text1" w:val="000000"/>
@@ -14314,6 +14923,7 @@
     </w:tblStylePr>
     <w:tblStylePr w:type="firstCol">
       <w:rPr>
+        <w:rFonts w:eastAsia="黑体"/>
         <w:color w:themeColor="background1" w:val="FFFFFF"/>
       </w:rPr>
       <w:tblPr/>
@@ -14323,6 +14933,7 @@
     </w:tblStylePr>
     <w:tblStylePr w:type="lastCol">
       <w:rPr>
+        <w:rFonts w:eastAsia="黑体"/>
         <w:color w:themeColor="background1" w:val="FFFFFF"/>
       </w:rPr>
       <w:tblPr/>
@@ -14352,6 +14963,7 @@
       <w:spacing w:after="0" w:line="240" w:lineRule="auto"/>
     </w:pPr>
     <w:rPr>
+      <w:rFonts w:eastAsia="黑体"/>
       <w:color w:themeColor="text1" w:val="000000"/>
     </w:rPr>
     <w:tblPr>
@@ -14373,6 +14985,7 @@
     </w:tcPr>
     <w:tblStylePr w:type="firstRow">
       <w:rPr>
+        <w:rFonts w:eastAsia="黑体"/>
         <w:b/>
         <w:bCs/>
       </w:rPr>
@@ -14383,6 +14996,7 @@
     </w:tblStylePr>
     <w:tblStylePr w:type="lastRow">
       <w:rPr>
+        <w:rFonts w:eastAsia="黑体"/>
         <w:b/>
         <w:bCs/>
         <w:color w:themeColor="text1" w:val="000000"/>
@@ -14394,6 +15008,7 @@
     </w:tblStylePr>
     <w:tblStylePr w:type="firstCol">
       <w:rPr>
+        <w:rFonts w:eastAsia="黑体"/>
         <w:color w:themeColor="background1" w:val="FFFFFF"/>
       </w:rPr>
       <w:tblPr/>
@@ -14403,6 +15018,7 @@
     </w:tblStylePr>
     <w:tblStylePr w:type="lastCol">
       <w:rPr>
+        <w:rFonts w:eastAsia="黑体"/>
         <w:color w:themeColor="background1" w:val="FFFFFF"/>
       </w:rPr>
       <w:tblPr/>
@@ -14432,6 +15048,7 @@
       <w:spacing w:after="0" w:line="240" w:lineRule="auto"/>
     </w:pPr>
     <w:rPr>
+      <w:rFonts w:eastAsia="黑体"/>
       <w:color w:themeColor="text1" w:val="000000"/>
     </w:rPr>
     <w:tblPr>
@@ -14453,6 +15070,7 @@
     </w:tcPr>
     <w:tblStylePr w:type="firstRow">
       <w:rPr>
+        <w:rFonts w:eastAsia="黑体"/>
         <w:b/>
         <w:bCs/>
       </w:rPr>
@@ -14463,6 +15081,7 @@
     </w:tblStylePr>
     <w:tblStylePr w:type="lastRow">
       <w:rPr>
+        <w:rFonts w:eastAsia="黑体"/>
         <w:b/>
         <w:bCs/>
         <w:color w:themeColor="text1" w:val="000000"/>
@@ -14474,6 +15093,7 @@
     </w:tblStylePr>
     <w:tblStylePr w:type="firstCol">
       <w:rPr>
+        <w:rFonts w:eastAsia="黑体"/>
         <w:color w:themeColor="background1" w:val="FFFFFF"/>
       </w:rPr>
       <w:tblPr/>
@@ -14483,6 +15103,7 @@
     </w:tblStylePr>
     <w:tblStylePr w:type="lastCol">
       <w:rPr>
+        <w:rFonts w:eastAsia="黑体"/>
         <w:color w:themeColor="background1" w:val="FFFFFF"/>
       </w:rPr>
       <w:tblPr/>
@@ -14512,6 +15133,7 @@
       <w:spacing w:after="0" w:line="240" w:lineRule="auto"/>
     </w:pPr>
     <w:rPr>
+      <w:rFonts w:eastAsia="黑体"/>
       <w:color w:themeColor="text1" w:val="000000"/>
     </w:rPr>
     <w:tblPr>
@@ -14533,6 +15155,7 @@
     </w:tcPr>
     <w:tblStylePr w:type="firstRow">
       <w:rPr>
+        <w:rFonts w:eastAsia="黑体"/>
         <w:b/>
         <w:bCs/>
       </w:rPr>
@@ -14543,6 +15166,7 @@
     </w:tblStylePr>
     <w:tblStylePr w:type="lastRow">
       <w:rPr>
+        <w:rFonts w:eastAsia="黑体"/>
         <w:b/>
         <w:bCs/>
         <w:color w:themeColor="text1" w:val="000000"/>
@@ -14554,6 +15178,7 @@
     </w:tblStylePr>
     <w:tblStylePr w:type="firstCol">
       <w:rPr>
+        <w:rFonts w:eastAsia="黑体"/>
         <w:color w:themeColor="background1" w:val="FFFFFF"/>
       </w:rPr>
       <w:tblPr/>
@@ -14563,6 +15188,7 @@
     </w:tblStylePr>
     <w:tblStylePr w:type="lastCol">
       <w:rPr>
+        <w:rFonts w:eastAsia="黑体"/>
         <w:color w:themeColor="background1" w:val="FFFFFF"/>
       </w:rPr>
       <w:tblPr/>
@@ -14592,6 +15218,7 @@
       <w:spacing w:after="0" w:line="240" w:lineRule="auto"/>
     </w:pPr>
     <w:rPr>
+      <w:rFonts w:eastAsia="黑体"/>
       <w:color w:themeColor="text1" w:val="000000"/>
     </w:rPr>
     <w:tblPr>
@@ -14613,6 +15240,7 @@
     </w:tcPr>
     <w:tblStylePr w:type="firstRow">
       <w:rPr>
+        <w:rFonts w:eastAsia="黑体"/>
         <w:b/>
         <w:bCs/>
       </w:rPr>
@@ -14623,6 +15251,7 @@
     </w:tblStylePr>
     <w:tblStylePr w:type="lastRow">
       <w:rPr>
+        <w:rFonts w:eastAsia="黑体"/>
         <w:b/>
         <w:bCs/>
         <w:color w:themeColor="text1" w:val="000000"/>
@@ -14634,6 +15263,7 @@
     </w:tblStylePr>
     <w:tblStylePr w:type="firstCol">
       <w:rPr>
+        <w:rFonts w:eastAsia="黑体"/>
         <w:color w:themeColor="background1" w:val="FFFFFF"/>
       </w:rPr>
       <w:tblPr/>
@@ -14643,6 +15273,7 @@
     </w:tblStylePr>
     <w:tblStylePr w:type="lastCol">
       <w:rPr>
+        <w:rFonts w:eastAsia="黑体"/>
         <w:color w:themeColor="background1" w:val="FFFFFF"/>
       </w:rPr>
       <w:tblPr/>
@@ -14675,6 +15306,7 @@
     <w:name w:val="KeywordTok"/>
     <w:basedOn w:val="VerbatimChar"/>
     <w:rPr>
+      <w:rFonts w:eastAsia="黑体"/>
       <w:b/>
       <w:color w:val="007020"/>
     </w:rPr>
@@ -14683,6 +15315,7 @@
     <w:name w:val="DataTypeTok"/>
     <w:basedOn w:val="VerbatimChar"/>
     <w:rPr>
+      <w:rFonts w:eastAsia="黑体"/>
       <w:color w:val="902000"/>
     </w:rPr>
   </w:style>
@@ -14690,6 +15323,7 @@
     <w:name w:val="DecValTok"/>
     <w:basedOn w:val="VerbatimChar"/>
     <w:rPr>
+      <w:rFonts w:eastAsia="黑体"/>
       <w:color w:val="40a070"/>
     </w:rPr>
   </w:style>
@@ -14697,6 +15331,7 @@
     <w:name w:val="BaseNTok"/>
     <w:basedOn w:val="VerbatimChar"/>
     <w:rPr>
+      <w:rFonts w:eastAsia="黑体"/>
       <w:color w:val="40a070"/>
     </w:rPr>
   </w:style>
@@ -14704,6 +15339,7 @@
     <w:name w:val="FloatTok"/>
     <w:basedOn w:val="VerbatimChar"/>
     <w:rPr>
+      <w:rFonts w:eastAsia="黑体"/>
       <w:color w:val="40a070"/>
     </w:rPr>
   </w:style>
@@ -14711,6 +15347,7 @@
     <w:name w:val="ConstantTok"/>
     <w:basedOn w:val="VerbatimChar"/>
     <w:rPr>
+      <w:rFonts w:eastAsia="黑体"/>
       <w:color w:val="880000"/>
     </w:rPr>
   </w:style>
@@ -14718,6 +15355,7 @@
     <w:name w:val="CharTok"/>
     <w:basedOn w:val="VerbatimChar"/>
     <w:rPr>
+      <w:rFonts w:eastAsia="黑体"/>
       <w:color w:val="4070a0"/>
     </w:rPr>
   </w:style>
@@ -14725,6 +15363,7 @@
     <w:name w:val="SpecialCharTok"/>
     <w:basedOn w:val="VerbatimChar"/>
     <w:rPr>
+      <w:rFonts w:eastAsia="黑体"/>
       <w:color w:val="4070a0"/>
     </w:rPr>
   </w:style>
@@ -14732,6 +15371,7 @@
     <w:name w:val="StringTok"/>
     <w:basedOn w:val="VerbatimChar"/>
     <w:rPr>
+      <w:rFonts w:eastAsia="黑体"/>
       <w:color w:val="4070a0"/>
     </w:rPr>
   </w:style>
@@ -14739,6 +15379,7 @@
     <w:name w:val="VerbatimStringTok"/>
     <w:basedOn w:val="VerbatimChar"/>
     <w:rPr>
+      <w:rFonts w:eastAsia="黑体"/>
       <w:color w:val="4070a0"/>
     </w:rPr>
   </w:style>
@@ -14746,6 +15387,7 @@
     <w:name w:val="SpecialStringTok"/>
     <w:basedOn w:val="VerbatimChar"/>
     <w:rPr>
+      <w:rFonts w:eastAsia="黑体"/>
       <w:color w:val="bb6688"/>
     </w:rPr>
   </w:style>
@@ -14753,6 +15395,7 @@
     <w:name w:val="ImportTok"/>
     <w:basedOn w:val="VerbatimChar"/>
     <w:rPr>
+      <w:rFonts w:eastAsia="黑体"/>
       <w:b/>
       <w:color w:val="008000"/>
     </w:rPr>
@@ -14761,6 +15404,7 @@
     <w:name w:val="CommentTok"/>
     <w:basedOn w:val="VerbatimChar"/>
     <w:rPr>
+      <w:rFonts w:eastAsia="黑体"/>
       <w:i/>
       <w:color w:val="60a0b0"/>
     </w:rPr>
@@ -14769,6 +15413,7 @@
     <w:name w:val="DocumentationTok"/>
     <w:basedOn w:val="VerbatimChar"/>
     <w:rPr>
+      <w:rFonts w:eastAsia="黑体"/>
       <w:i/>
       <w:color w:val="ba2121"/>
     </w:rPr>
@@ -14777,6 +15422,7 @@
     <w:name w:val="AnnotationTok"/>
     <w:basedOn w:val="VerbatimChar"/>
     <w:rPr>
+      <w:rFonts w:eastAsia="黑体"/>
       <w:b/>
       <w:i/>
       <w:color w:val="60a0b0"/>
@@ -14786,6 +15432,7 @@
     <w:name w:val="CommentVarTok"/>
     <w:basedOn w:val="VerbatimChar"/>
     <w:rPr>
+      <w:rFonts w:eastAsia="黑体"/>
       <w:b/>
       <w:i/>
       <w:color w:val="60a0b0"/>
@@ -14795,6 +15442,7 @@
     <w:name w:val="OtherTok"/>
     <w:basedOn w:val="VerbatimChar"/>
     <w:rPr>
+      <w:rFonts w:eastAsia="黑体"/>
       <w:color w:val="007020"/>
     </w:rPr>
   </w:style>
@@ -14802,6 +15450,7 @@
     <w:name w:val="FunctionTok"/>
     <w:basedOn w:val="VerbatimChar"/>
     <w:rPr>
+      <w:rFonts w:eastAsia="黑体"/>
       <w:color w:val="06287e"/>
     </w:rPr>
   </w:style>
@@ -14809,6 +15458,7 @@
     <w:name w:val="VariableTok"/>
     <w:basedOn w:val="VerbatimChar"/>
     <w:rPr>
+      <w:rFonts w:eastAsia="黑体"/>
       <w:color w:val="19177c"/>
     </w:rPr>
   </w:style>
@@ -14816,6 +15466,7 @@
     <w:name w:val="ControlFlowTok"/>
     <w:basedOn w:val="VerbatimChar"/>
     <w:rPr>
+      <w:rFonts w:eastAsia="黑体"/>
       <w:b/>
       <w:color w:val="007020"/>
     </w:rPr>
@@ -14824,6 +15475,7 @@
     <w:name w:val="OperatorTok"/>
     <w:basedOn w:val="VerbatimChar"/>
     <w:rPr>
+      <w:rFonts w:eastAsia="黑体"/>
       <w:color w:val="666666"/>
     </w:rPr>
   </w:style>
@@ -14831,18 +15483,22 @@
     <w:name w:val="BuiltInTok"/>
     <w:basedOn w:val="VerbatimChar"/>
     <w:rPr>
+      <w:rFonts w:eastAsia="黑体"/>
       <w:color w:val="008000"/>
     </w:rPr>
   </w:style>
   <w:style w:type="character" w:customStyle="1" w:styleId="ExtensionTok">
     <w:name w:val="ExtensionTok"/>
     <w:basedOn w:val="VerbatimChar"/>
-    <w:rPr/>
+    <w:rPr>
+      <w:rFonts w:eastAsia="黑体"/>
+    </w:rPr>
   </w:style>
   <w:style w:type="character" w:customStyle="1" w:styleId="PreprocessorTok">
     <w:name w:val="PreprocessorTok"/>
     <w:basedOn w:val="VerbatimChar"/>
     <w:rPr>
+      <w:rFonts w:eastAsia="黑体"/>
       <w:color w:val="bc7a00"/>
     </w:rPr>
   </w:style>
@@ -14850,18 +15506,22 @@
     <w:name w:val="AttributeTok"/>
     <w:basedOn w:val="VerbatimChar"/>
     <w:rPr>
+      <w:rFonts w:eastAsia="黑体"/>
       <w:color w:val="7d9029"/>
     </w:rPr>
   </w:style>
   <w:style w:type="character" w:customStyle="1" w:styleId="RegionMarkerTok">
     <w:name w:val="RegionMarkerTok"/>
     <w:basedOn w:val="VerbatimChar"/>
-    <w:rPr/>
+    <w:rPr>
+      <w:rFonts w:eastAsia="黑体"/>
+    </w:rPr>
   </w:style>
   <w:style w:type="character" w:customStyle="1" w:styleId="InformationTok">
     <w:name w:val="InformationTok"/>
     <w:basedOn w:val="VerbatimChar"/>
     <w:rPr>
+      <w:rFonts w:eastAsia="黑体"/>
       <w:b/>
       <w:i/>
       <w:color w:val="60a0b0"/>
@@ -14871,6 +15531,7 @@
     <w:name w:val="WarningTok"/>
     <w:basedOn w:val="VerbatimChar"/>
     <w:rPr>
+      <w:rFonts w:eastAsia="黑体"/>
       <w:b/>
       <w:i/>
       <w:color w:val="60a0b0"/>
@@ -14880,6 +15541,7 @@
     <w:name w:val="AlertTok"/>
     <w:basedOn w:val="VerbatimChar"/>
     <w:rPr>
+      <w:rFonts w:eastAsia="黑体"/>
       <w:b/>
       <w:color w:val="ff0000"/>
     </w:rPr>
@@ -14888,6 +15550,7 @@
     <w:name w:val="ErrorTok"/>
     <w:basedOn w:val="VerbatimChar"/>
     <w:rPr>
+      <w:rFonts w:eastAsia="黑体"/>
       <w:b/>
       <w:color w:val="ff0000"/>
     </w:rPr>
@@ -14895,7 +15558,9 @@
   <w:style w:type="character" w:customStyle="1" w:styleId="NormalTok">
     <w:name w:val="NormalTok"/>
     <w:basedOn w:val="VerbatimChar"/>
-    <w:rPr/>
+    <w:rPr>
+      <w:rFonts w:eastAsia="黑体"/>
+    </w:rPr>
   </w:style>
 </w:styles>
 </file>
@@ -14944,12 +15609,12 @@
     <a:fontScheme name="Office">
       <a:majorFont>
         <a:latin typeface="Calibri"/>
-        <a:ea typeface=""/>
+        <a:ea typeface="黑体"/>
         <a:cs typeface=""/>
         <a:font script="Jpan" typeface="ＭＳ ゴシック"/>
         <a:font script="Hang" typeface="맑은 고딕"/>
-        <a:font script="Hans" typeface="宋体"/>
-        <a:font script="Hant" typeface="新細明體"/>
+        <a:font script="Hans" typeface="黑体"/>
+        <a:font script="Hant" typeface="黑体"/>
         <a:font script="Arab" typeface="Times New Roman"/>
         <a:font script="Hebr" typeface="Times New Roman"/>
         <a:font script="Thai" typeface="Angsana New"/>
@@ -14979,12 +15644,12 @@
       </a:majorFont>
       <a:minorFont>
         <a:latin typeface="Cambria"/>
-        <a:ea typeface=""/>
+        <a:ea typeface="黑体"/>
         <a:cs typeface=""/>
         <a:font script="Jpan" typeface="ＭＳ 明朝"/>
         <a:font script="Hang" typeface="맑은 고딕"/>
-        <a:font script="Hans" typeface="宋体"/>
-        <a:font script="Hant" typeface="新細明體"/>
+        <a:font script="Hans" typeface="黑体"/>
+        <a:font script="Hant" typeface="黑体"/>
         <a:font script="Arab" typeface="Arial"/>
         <a:font script="Hebr" typeface="Arial"/>
         <a:font script="Thai" typeface="Cordia New"/>

--- a/05-数字电路/02-时序逻辑电路/数据寄存器电路/数据寄存器电路.docx
+++ b/05-数字电路/02-时序逻辑电路/数据寄存器电路/数据寄存器电路.docx
@@ -2538,7 +2538,7 @@
           <w:color w:val="555555"/>
           <w:sz w:val="21"/>
         </w:rPr>
-        <w:t>材料收集者：杜文杰，WX手机：19519196569，QQ:3478827729</w:t>
+        <w:t>材料收集者：杜文杰，微信/手机：19519196569，QQ:3478827729</w:t>
       </w:r>
     </w:p>
     <w:sectPr>
